--- a/docs/Методы и технологии программирования.docx
+++ b/docs/Методы и технологии программирования.docx
@@ -250,10 +250,10 @@
       </w:tblPr>
       <w:tblGrid>
         <w:gridCol w:w="2009"/>
-        <w:gridCol w:w="2013"/>
+        <w:gridCol w:w="2011"/>
         <w:gridCol w:w="2013"/>
         <w:gridCol w:w="1655"/>
-        <w:gridCol w:w="1665"/>
+        <w:gridCol w:w="1667"/>
       </w:tblGrid>
       <w:tr>
         <w:trPr/>
@@ -287,7 +287,7 @@
         </w:tc>
         <w:tc>
           <w:tcPr>
-            <w:tcW w:w="2013" w:type="dxa"/>
+            <w:tcW w:w="2011" w:type="dxa"/>
             <w:tcBorders>
               <w:top w:val="nil"/>
             </w:tcBorders>
@@ -402,7 +402,7 @@
         </w:tc>
         <w:tc>
           <w:tcPr>
-            <w:tcW w:w="1665" w:type="dxa"/>
+            <w:tcW w:w="1667" w:type="dxa"/>
             <w:tcBorders>
               <w:top w:val="nil"/>
               <w:right w:val="nil"/>
@@ -491,7 +491,7 @@
         </w:tc>
         <w:tc>
           <w:tcPr>
-            <w:tcW w:w="2013" w:type="dxa"/>
+            <w:tcW w:w="2011" w:type="dxa"/>
             <w:tcBorders/>
           </w:tcPr>
           <w:p>
@@ -613,7 +613,7 @@
         </w:tc>
         <w:tc>
           <w:tcPr>
-            <w:tcW w:w="1665" w:type="dxa"/>
+            <w:tcW w:w="1667" w:type="dxa"/>
             <w:tcBorders>
               <w:right w:val="nil"/>
             </w:tcBorders>
@@ -685,7 +685,7 @@
         </w:tc>
         <w:tc>
           <w:tcPr>
-            <w:tcW w:w="2013" w:type="dxa"/>
+            <w:tcW w:w="2011" w:type="dxa"/>
             <w:tcBorders/>
           </w:tcPr>
           <w:p>
@@ -760,7 +760,7 @@
         </w:tc>
         <w:tc>
           <w:tcPr>
-            <w:tcW w:w="1665" w:type="dxa"/>
+            <w:tcW w:w="1667" w:type="dxa"/>
             <w:tcBorders>
               <w:right w:val="nil"/>
             </w:tcBorders>
@@ -821,7 +821,7 @@
         </w:tc>
         <w:tc>
           <w:tcPr>
-            <w:tcW w:w="2013" w:type="dxa"/>
+            <w:tcW w:w="2011" w:type="dxa"/>
             <w:tcBorders/>
           </w:tcPr>
           <w:p>
@@ -896,7 +896,7 @@
         </w:tc>
         <w:tc>
           <w:tcPr>
-            <w:tcW w:w="1665" w:type="dxa"/>
+            <w:tcW w:w="1667" w:type="dxa"/>
             <w:tcBorders>
               <w:right w:val="nil"/>
             </w:tcBorders>
@@ -970,7 +970,7 @@
         </w:tc>
         <w:tc>
           <w:tcPr>
-            <w:tcW w:w="2013" w:type="dxa"/>
+            <w:tcW w:w="2011" w:type="dxa"/>
             <w:tcBorders>
               <w:bottom w:val="nil"/>
             </w:tcBorders>
@@ -1051,7 +1051,7 @@
         </w:tc>
         <w:tc>
           <w:tcPr>
-            <w:tcW w:w="1665" w:type="dxa"/>
+            <w:tcW w:w="1667" w:type="dxa"/>
             <w:tcBorders>
               <w:bottom w:val="nil"/>
               <w:right w:val="nil"/>
@@ -15546,6 +15546,1759 @@
           <w:vertAlign w:val="baseline"/>
         </w:rPr>
         <w:t xml:space="preserve">) </w:t>
+      </w:r>
+    </w:p>
+    <w:p>
+      <w:pPr>
+        <w:pStyle w:val="Normal"/>
+        <w:spacing w:before="0" w:after="0"/>
+        <w:rPr>
+          <w:i w:val="false"/>
+          <w:i w:val="false"/>
+          <w:iCs w:val="false"/>
+          <w:sz w:val="32"/>
+          <w:szCs w:val="32"/>
+        </w:rPr>
+      </w:pPr>
+      <w:r>
+        <w:rPr>
+          <w:i w:val="false"/>
+          <w:iCs w:val="false"/>
+          <w:sz w:val="32"/>
+          <w:szCs w:val="32"/>
+        </w:rPr>
+      </w:r>
+    </w:p>
+    <w:p>
+      <w:pPr>
+        <w:pStyle w:val="Normal"/>
+        <w:spacing w:before="0" w:after="0"/>
+        <w:rPr>
+          <w:b/>
+          <w:bCs/>
+        </w:rPr>
+      </w:pPr>
+      <w:r>
+        <w:rPr>
+          <w:rFonts w:cs="Calibri" w:cstheme="minorHAnsi"/>
+          <w:b/>
+          <w:bCs/>
+          <w:i w:val="false"/>
+          <w:iCs w:val="false"/>
+          <w:position w:val="0"/>
+          <w:sz w:val="32"/>
+          <w:sz w:val="32"/>
+          <w:szCs w:val="32"/>
+          <w:vertAlign w:val="baseline"/>
+        </w:rPr>
+        <w:t>8.11.2023</w:t>
+      </w:r>
+    </w:p>
+    <w:p>
+      <w:pPr>
+        <w:pStyle w:val="Normal"/>
+        <w:spacing w:before="0" w:after="0"/>
+        <w:rPr>
+          <w:b w:val="false"/>
+          <w:bCs w:val="false"/>
+        </w:rPr>
+      </w:pPr>
+      <w:r>
+        <w:rPr>
+          <w:rFonts w:cs="Calibri" w:cstheme="minorHAnsi"/>
+          <w:b w:val="false"/>
+          <w:bCs w:val="false"/>
+          <w:i w:val="false"/>
+          <w:iCs w:val="false"/>
+          <w:position w:val="0"/>
+          <w:sz w:val="32"/>
+          <w:sz w:val="32"/>
+          <w:szCs w:val="32"/>
+          <w:vertAlign w:val="baseline"/>
+        </w:rPr>
+        <w:t>procedure A(x, y: real, n: integer):</w:t>
+      </w:r>
+    </w:p>
+    <w:p>
+      <w:pPr>
+        <w:pStyle w:val="Normal"/>
+        <w:spacing w:before="0" w:after="0"/>
+        <w:rPr>
+          <w:b w:val="false"/>
+          <w:bCs w:val="false"/>
+        </w:rPr>
+      </w:pPr>
+      <w:r>
+        <w:rPr>
+          <w:rFonts w:cs="Calibri" w:cstheme="minorHAnsi"/>
+          <w:b w:val="false"/>
+          <w:bCs w:val="false"/>
+          <w:i w:val="false"/>
+          <w:iCs w:val="false"/>
+          <w:position w:val="0"/>
+          <w:sz w:val="32"/>
+          <w:sz w:val="32"/>
+          <w:szCs w:val="32"/>
+          <w:vertAlign w:val="baseline"/>
+        </w:rPr>
+        <w:tab/>
+        <w:t>var i: integer;</w:t>
+      </w:r>
+    </w:p>
+    <w:p>
+      <w:pPr>
+        <w:pStyle w:val="Normal"/>
+        <w:spacing w:before="0" w:after="0"/>
+        <w:rPr>
+          <w:b w:val="false"/>
+          <w:bCs w:val="false"/>
+        </w:rPr>
+      </w:pPr>
+      <w:r>
+        <w:rPr>
+          <w:rFonts w:cs="Calibri" w:cstheme="minorHAnsi"/>
+          <w:b w:val="false"/>
+          <w:bCs w:val="false"/>
+          <w:i w:val="false"/>
+          <w:iCs w:val="false"/>
+          <w:position w:val="0"/>
+          <w:sz w:val="32"/>
+          <w:sz w:val="32"/>
+          <w:szCs w:val="32"/>
+          <w:vertAlign w:val="baseline"/>
+        </w:rPr>
+        <w:tab/>
+        <w:t>begin</w:t>
+      </w:r>
+    </w:p>
+    <w:p>
+      <w:pPr>
+        <w:pStyle w:val="Normal"/>
+        <w:spacing w:before="0" w:after="0"/>
+        <w:rPr>
+          <w:b w:val="false"/>
+          <w:bCs w:val="false"/>
+        </w:rPr>
+      </w:pPr>
+      <w:r>
+        <w:rPr>
+          <w:rFonts w:cs="Calibri" w:cstheme="minorHAnsi"/>
+          <w:b w:val="false"/>
+          <w:bCs w:val="false"/>
+          <w:i w:val="false"/>
+          <w:iCs w:val="false"/>
+          <w:position w:val="0"/>
+          <w:sz w:val="32"/>
+          <w:sz w:val="32"/>
+          <w:szCs w:val="32"/>
+          <w:vertAlign w:val="baseline"/>
+        </w:rPr>
+        <w:tab/>
+        <w:tab/>
+        <w:t>s := 1;</w:t>
+      </w:r>
+    </w:p>
+    <w:p>
+      <w:pPr>
+        <w:pStyle w:val="Normal"/>
+        <w:spacing w:before="0" w:after="0"/>
+        <w:rPr>
+          <w:b w:val="false"/>
+          <w:bCs w:val="false"/>
+        </w:rPr>
+      </w:pPr>
+      <w:r>
+        <w:rPr>
+          <w:rFonts w:cs="Calibri" w:cstheme="minorHAnsi"/>
+          <w:b w:val="false"/>
+          <w:bCs w:val="false"/>
+          <w:i w:val="false"/>
+          <w:iCs w:val="false"/>
+          <w:position w:val="0"/>
+          <w:sz w:val="32"/>
+          <w:sz w:val="32"/>
+          <w:szCs w:val="32"/>
+          <w:vertAlign w:val="baseline"/>
+        </w:rPr>
+        <w:tab/>
+        <w:tab/>
+        <w:t>for i := 1 to n do</w:t>
+      </w:r>
+    </w:p>
+    <w:p>
+      <w:pPr>
+        <w:pStyle w:val="Normal"/>
+        <w:spacing w:before="0" w:after="0"/>
+        <w:rPr>
+          <w:b w:val="false"/>
+          <w:bCs w:val="false"/>
+        </w:rPr>
+      </w:pPr>
+      <w:r>
+        <w:rPr>
+          <w:rFonts w:cs="Calibri" w:cstheme="minorHAnsi"/>
+          <w:b w:val="false"/>
+          <w:bCs w:val="false"/>
+          <w:i w:val="false"/>
+          <w:iCs w:val="false"/>
+          <w:position w:val="0"/>
+          <w:sz w:val="32"/>
+          <w:sz w:val="32"/>
+          <w:szCs w:val="32"/>
+          <w:vertAlign w:val="baseline"/>
+        </w:rPr>
+        <w:tab/>
+        <w:tab/>
+        <w:tab/>
+        <w:t>if x*x + y*y  +  1 &gt; 2 *(x+y)</w:t>
+      </w:r>
+    </w:p>
+    <w:p>
+      <w:pPr>
+        <w:pStyle w:val="Normal"/>
+        <w:spacing w:before="0" w:after="0"/>
+        <w:rPr>
+          <w:b w:val="false"/>
+          <w:bCs w:val="false"/>
+        </w:rPr>
+      </w:pPr>
+      <w:r>
+        <w:rPr>
+          <w:rFonts w:cs="Calibri" w:cstheme="minorHAnsi"/>
+          <w:b w:val="false"/>
+          <w:bCs w:val="false"/>
+          <w:i w:val="false"/>
+          <w:iCs w:val="false"/>
+          <w:position w:val="0"/>
+          <w:sz w:val="32"/>
+          <w:sz w:val="32"/>
+          <w:szCs w:val="32"/>
+          <w:vertAlign w:val="baseline"/>
+        </w:rPr>
+        <w:tab/>
+        <w:tab/>
+        <w:tab/>
+        <w:tab/>
+        <w:t>then s := s + 3 *x</w:t>
+      </w:r>
+    </w:p>
+    <w:p>
+      <w:pPr>
+        <w:pStyle w:val="Normal"/>
+        <w:spacing w:before="0" w:after="0"/>
+        <w:rPr>
+          <w:b w:val="false"/>
+          <w:bCs w:val="false"/>
+        </w:rPr>
+      </w:pPr>
+      <w:r>
+        <w:rPr>
+          <w:rFonts w:cs="Calibri" w:cstheme="minorHAnsi"/>
+          <w:b w:val="false"/>
+          <w:bCs w:val="false"/>
+          <w:i w:val="false"/>
+          <w:iCs w:val="false"/>
+          <w:position w:val="0"/>
+          <w:sz w:val="32"/>
+          <w:sz w:val="32"/>
+          <w:szCs w:val="32"/>
+          <w:vertAlign w:val="baseline"/>
+        </w:rPr>
+        <w:tab/>
+        <w:tab/>
+        <w:tab/>
+        <w:tab/>
+        <w:t>else begin</w:t>
+      </w:r>
+    </w:p>
+    <w:p>
+      <w:pPr>
+        <w:pStyle w:val="Normal"/>
+        <w:spacing w:before="0" w:after="0"/>
+        <w:rPr>
+          <w:b w:val="false"/>
+          <w:bCs w:val="false"/>
+        </w:rPr>
+      </w:pPr>
+      <w:r>
+        <w:rPr>
+          <w:rFonts w:cs="Calibri" w:cstheme="minorHAnsi"/>
+          <w:b w:val="false"/>
+          <w:bCs w:val="false"/>
+          <w:i w:val="false"/>
+          <w:iCs w:val="false"/>
+          <w:position w:val="0"/>
+          <w:sz w:val="32"/>
+          <w:sz w:val="32"/>
+          <w:szCs w:val="32"/>
+          <w:vertAlign w:val="baseline"/>
+        </w:rPr>
+        <w:tab/>
+        <w:tab/>
+        <w:tab/>
+        <w:tab/>
+        <w:tab/>
+        <w:t>s : = y;</w:t>
+      </w:r>
+    </w:p>
+    <w:p>
+      <w:pPr>
+        <w:pStyle w:val="Normal"/>
+        <w:spacing w:before="0" w:after="0"/>
+        <w:rPr>
+          <w:b w:val="false"/>
+          <w:bCs w:val="false"/>
+        </w:rPr>
+      </w:pPr>
+      <w:r>
+        <w:rPr>
+          <w:rFonts w:cs="Calibri" w:cstheme="minorHAnsi"/>
+          <w:b w:val="false"/>
+          <w:bCs w:val="false"/>
+          <w:i w:val="false"/>
+          <w:iCs w:val="false"/>
+          <w:position w:val="0"/>
+          <w:sz w:val="32"/>
+          <w:sz w:val="32"/>
+          <w:szCs w:val="32"/>
+          <w:vertAlign w:val="baseline"/>
+        </w:rPr>
+        <w:tab/>
+        <w:tab/>
+        <w:tab/>
+        <w:tab/>
+        <w:tab/>
+        <w:t>if x &gt; y</w:t>
+      </w:r>
+    </w:p>
+    <w:p>
+      <w:pPr>
+        <w:pStyle w:val="Normal"/>
+        <w:spacing w:before="0" w:after="0"/>
+        <w:rPr>
+          <w:b w:val="false"/>
+          <w:bCs w:val="false"/>
+        </w:rPr>
+      </w:pPr>
+      <w:r>
+        <w:rPr>
+          <w:rFonts w:cs="Calibri" w:cstheme="minorHAnsi"/>
+          <w:b w:val="false"/>
+          <w:bCs w:val="false"/>
+          <w:i w:val="false"/>
+          <w:iCs w:val="false"/>
+          <w:position w:val="0"/>
+          <w:sz w:val="32"/>
+          <w:sz w:val="32"/>
+          <w:szCs w:val="32"/>
+          <w:vertAlign w:val="baseline"/>
+        </w:rPr>
+        <w:tab/>
+        <w:tab/>
+        <w:tab/>
+        <w:tab/>
+        <w:tab/>
+        <w:tab/>
+        <w:t>then s := 67 — x</w:t>
+      </w:r>
+    </w:p>
+    <w:p>
+      <w:pPr>
+        <w:pStyle w:val="Normal"/>
+        <w:spacing w:before="0" w:after="0"/>
+        <w:rPr>
+          <w:b w:val="false"/>
+          <w:bCs w:val="false"/>
+        </w:rPr>
+      </w:pPr>
+      <w:r>
+        <w:rPr>
+          <w:rFonts w:cs="Calibri" w:cstheme="minorHAnsi"/>
+          <w:b w:val="false"/>
+          <w:bCs w:val="false"/>
+          <w:i w:val="false"/>
+          <w:iCs w:val="false"/>
+          <w:position w:val="0"/>
+          <w:sz w:val="32"/>
+          <w:sz w:val="32"/>
+          <w:szCs w:val="32"/>
+          <w:vertAlign w:val="baseline"/>
+        </w:rPr>
+        <w:tab/>
+        <w:tab/>
+        <w:tab/>
+        <w:tab/>
+        <w:tab/>
+        <w:tab/>
+        <w:t>else s := x + s — 6 * x</w:t>
+      </w:r>
+    </w:p>
+    <w:p>
+      <w:pPr>
+        <w:pStyle w:val="Normal"/>
+        <w:spacing w:before="0" w:after="0"/>
+        <w:rPr>
+          <w:b w:val="false"/>
+          <w:bCs w:val="false"/>
+        </w:rPr>
+      </w:pPr>
+      <w:r>
+        <w:rPr>
+          <w:rFonts w:cs="Calibri" w:cstheme="minorHAnsi"/>
+          <w:b w:val="false"/>
+          <w:bCs w:val="false"/>
+          <w:i w:val="false"/>
+          <w:iCs w:val="false"/>
+          <w:position w:val="0"/>
+          <w:sz w:val="32"/>
+          <w:sz w:val="32"/>
+          <w:szCs w:val="32"/>
+          <w:vertAlign w:val="baseline"/>
+        </w:rPr>
+        <w:tab/>
+        <w:tab/>
+        <w:tab/>
+        <w:tab/>
+        <w:t>end</w:t>
+      </w:r>
+    </w:p>
+    <w:p>
+      <w:pPr>
+        <w:pStyle w:val="Normal"/>
+        <w:spacing w:before="0" w:after="0"/>
+        <w:rPr>
+          <w:b w:val="false"/>
+          <w:bCs w:val="false"/>
+        </w:rPr>
+      </w:pPr>
+      <w:r>
+        <w:rPr>
+          <w:rFonts w:cs="Calibri" w:cstheme="minorHAnsi"/>
+          <w:b w:val="false"/>
+          <w:bCs w:val="false"/>
+          <w:i w:val="false"/>
+          <w:iCs w:val="false"/>
+          <w:position w:val="0"/>
+          <w:sz w:val="32"/>
+          <w:sz w:val="32"/>
+          <w:szCs w:val="32"/>
+          <w:vertAlign w:val="baseline"/>
+        </w:rPr>
+        <w:tab/>
+        <w:t>end</w:t>
+      </w:r>
+    </w:p>
+    <w:p>
+      <w:pPr>
+        <w:pStyle w:val="Normal"/>
+        <w:spacing w:before="0" w:after="0"/>
+        <w:rPr>
+          <w:rFonts w:cs="Calibri" w:cstheme="minorHAnsi"/>
+          <w:i w:val="false"/>
+          <w:i w:val="false"/>
+          <w:iCs w:val="false"/>
+          <w:position w:val="0"/>
+          <w:sz w:val="32"/>
+          <w:sz w:val="32"/>
+          <w:szCs w:val="32"/>
+          <w:vertAlign w:val="baseline"/>
+        </w:rPr>
+      </w:pPr>
+      <w:r>
+        <w:rPr>
+          <w:rFonts w:cs="Calibri" w:cstheme="minorHAnsi"/>
+          <w:i w:val="false"/>
+          <w:iCs w:val="false"/>
+          <w:position w:val="0"/>
+          <w:sz w:val="32"/>
+          <w:sz w:val="32"/>
+          <w:szCs w:val="32"/>
+          <w:vertAlign w:val="baseline"/>
+        </w:rPr>
+      </w:r>
+    </w:p>
+    <w:p>
+      <w:pPr>
+        <w:pStyle w:val="Normal"/>
+        <w:spacing w:before="0" w:after="0"/>
+        <w:rPr>
+          <w:b w:val="false"/>
+          <w:bCs w:val="false"/>
+        </w:rPr>
+      </w:pPr>
+      <w:r>
+        <w:rPr>
+          <w:rFonts w:cs="Calibri" w:cstheme="minorHAnsi"/>
+          <w:b w:val="false"/>
+          <w:bCs w:val="false"/>
+          <w:i w:val="false"/>
+          <w:iCs w:val="false"/>
+          <w:position w:val="0"/>
+          <w:sz w:val="32"/>
+          <w:sz w:val="32"/>
+          <w:szCs w:val="32"/>
+          <w:vertAlign w:val="baseline"/>
+        </w:rPr>
+        <w:t>Применяем оценку «Писимиста»</w:t>
+      </w:r>
+    </w:p>
+    <w:p>
+      <w:pPr>
+        <w:pStyle w:val="Normal"/>
+        <w:spacing w:before="0" w:after="0"/>
+        <w:rPr>
+          <w:b w:val="false"/>
+          <w:bCs w:val="false"/>
+        </w:rPr>
+      </w:pPr>
+      <w:r>
+        <w:rPr>
+          <w:rFonts w:cs="Calibri" w:cstheme="minorHAnsi"/>
+          <w:b w:val="false"/>
+          <w:bCs w:val="false"/>
+          <w:i w:val="false"/>
+          <w:iCs w:val="false"/>
+          <w:position w:val="0"/>
+          <w:sz w:val="32"/>
+          <w:sz w:val="32"/>
+          <w:szCs w:val="32"/>
+          <w:vertAlign w:val="baseline"/>
+        </w:rPr>
+        <w:t>T</w:t>
+      </w:r>
+      <w:r>
+        <w:rPr>
+          <w:rFonts w:cs="Calibri" w:cstheme="minorHAnsi"/>
+          <w:b w:val="false"/>
+          <w:bCs w:val="false"/>
+          <w:i w:val="false"/>
+          <w:iCs w:val="false"/>
+          <w:sz w:val="32"/>
+          <w:szCs w:val="32"/>
+          <w:vertAlign w:val="subscript"/>
+        </w:rPr>
+        <w:t>2</w:t>
+      </w:r>
+      <w:r>
+        <w:rPr>
+          <w:rFonts w:cs="Calibri" w:cstheme="minorHAnsi"/>
+          <w:b w:val="false"/>
+          <w:bCs w:val="false"/>
+          <w:i w:val="false"/>
+          <w:iCs w:val="false"/>
+          <w:position w:val="0"/>
+          <w:sz w:val="32"/>
+          <w:sz w:val="32"/>
+          <w:szCs w:val="32"/>
+          <w:vertAlign w:val="baseline"/>
+        </w:rPr>
+        <w:t xml:space="preserve"> = 1 + max(2, 4)</w:t>
+      </w:r>
+    </w:p>
+    <w:p>
+      <w:pPr>
+        <w:pStyle w:val="Normal"/>
+        <w:spacing w:before="0" w:after="0"/>
+        <w:rPr>
+          <w:b w:val="false"/>
+          <w:bCs w:val="false"/>
+        </w:rPr>
+      </w:pPr>
+      <w:r>
+        <w:rPr>
+          <w:rFonts w:cs="Calibri" w:cstheme="minorHAnsi"/>
+          <w:b w:val="false"/>
+          <w:bCs w:val="false"/>
+          <w:i w:val="false"/>
+          <w:iCs w:val="false"/>
+          <w:position w:val="0"/>
+          <w:sz w:val="32"/>
+          <w:sz w:val="32"/>
+          <w:szCs w:val="32"/>
+          <w:vertAlign w:val="baseline"/>
+        </w:rPr>
+        <w:t>T</w:t>
+      </w:r>
+      <w:r>
+        <w:rPr>
+          <w:rFonts w:cs="Calibri" w:cstheme="minorHAnsi"/>
+          <w:b w:val="false"/>
+          <w:bCs w:val="false"/>
+          <w:i w:val="false"/>
+          <w:iCs w:val="false"/>
+          <w:sz w:val="32"/>
+          <w:szCs w:val="32"/>
+          <w:vertAlign w:val="subscript"/>
+        </w:rPr>
+        <w:t>1</w:t>
+      </w:r>
+      <w:r>
+        <w:rPr>
+          <w:rFonts w:cs="Calibri" w:cstheme="minorHAnsi"/>
+          <w:b w:val="false"/>
+          <w:bCs w:val="false"/>
+          <w:i w:val="false"/>
+          <w:iCs w:val="false"/>
+          <w:position w:val="0"/>
+          <w:sz w:val="32"/>
+          <w:sz w:val="32"/>
+          <w:szCs w:val="32"/>
+          <w:vertAlign w:val="baseline"/>
+        </w:rPr>
+        <w:t xml:space="preserve"> = 7 + max(3, 1+T</w:t>
+      </w:r>
+      <w:r>
+        <w:rPr>
+          <w:rFonts w:cs="Calibri" w:cstheme="minorHAnsi"/>
+          <w:b w:val="false"/>
+          <w:bCs w:val="false"/>
+          <w:i w:val="false"/>
+          <w:iCs w:val="false"/>
+          <w:sz w:val="32"/>
+          <w:szCs w:val="32"/>
+          <w:vertAlign w:val="subscript"/>
+        </w:rPr>
+        <w:t>2</w:t>
+      </w:r>
+      <w:r>
+        <w:rPr>
+          <w:rFonts w:cs="Calibri" w:cstheme="minorHAnsi"/>
+          <w:b w:val="false"/>
+          <w:bCs w:val="false"/>
+          <w:i w:val="false"/>
+          <w:iCs w:val="false"/>
+          <w:position w:val="0"/>
+          <w:sz w:val="32"/>
+          <w:sz w:val="32"/>
+          <w:szCs w:val="32"/>
+          <w:vertAlign w:val="baseline"/>
+        </w:rPr>
+        <w:t>) = 13</w:t>
+      </w:r>
+    </w:p>
+    <w:p>
+      <w:pPr>
+        <w:pStyle w:val="Normal"/>
+        <w:spacing w:before="0" w:after="0"/>
+        <w:rPr>
+          <w:b w:val="false"/>
+          <w:bCs w:val="false"/>
+        </w:rPr>
+      </w:pPr>
+      <w:r>
+        <w:rPr>
+          <w:rFonts w:cs="Calibri" w:cstheme="minorHAnsi"/>
+          <w:b w:val="false"/>
+          <w:bCs w:val="false"/>
+          <w:i w:val="false"/>
+          <w:iCs w:val="false"/>
+          <w:position w:val="0"/>
+          <w:sz w:val="32"/>
+          <w:sz w:val="32"/>
+          <w:szCs w:val="32"/>
+          <w:vertAlign w:val="baseline"/>
+        </w:rPr>
+        <w:t>T</w:t>
+      </w:r>
+      <w:r>
+        <w:rPr>
+          <w:rFonts w:cs="Calibri" w:cstheme="minorHAnsi"/>
+          <w:b w:val="false"/>
+          <w:bCs w:val="false"/>
+          <w:i w:val="false"/>
+          <w:iCs w:val="false"/>
+          <w:sz w:val="32"/>
+          <w:szCs w:val="32"/>
+          <w:vertAlign w:val="subscript"/>
+        </w:rPr>
+        <w:t xml:space="preserve">A </w:t>
+      </w:r>
+      <w:r>
+        <w:rPr>
+          <w:rFonts w:cs="Calibri" w:cstheme="minorHAnsi"/>
+          <w:b w:val="false"/>
+          <w:bCs w:val="false"/>
+          <w:i w:val="false"/>
+          <w:iCs w:val="false"/>
+          <w:position w:val="0"/>
+          <w:sz w:val="32"/>
+          <w:sz w:val="32"/>
+          <w:szCs w:val="32"/>
+          <w:vertAlign w:val="baseline"/>
+        </w:rPr>
+        <w:t>= 1 + 1 + n * (1 + T</w:t>
+      </w:r>
+      <w:r>
+        <w:rPr>
+          <w:rFonts w:cs="Calibri" w:cstheme="minorHAnsi"/>
+          <w:b w:val="false"/>
+          <w:bCs w:val="false"/>
+          <w:i w:val="false"/>
+          <w:iCs w:val="false"/>
+          <w:sz w:val="32"/>
+          <w:szCs w:val="32"/>
+          <w:vertAlign w:val="subscript"/>
+        </w:rPr>
+        <w:t>1</w:t>
+      </w:r>
+      <w:r>
+        <w:rPr>
+          <w:rFonts w:cs="Calibri" w:cstheme="minorHAnsi"/>
+          <w:b w:val="false"/>
+          <w:bCs w:val="false"/>
+          <w:i w:val="false"/>
+          <w:iCs w:val="false"/>
+          <w:position w:val="0"/>
+          <w:sz w:val="32"/>
+          <w:sz w:val="32"/>
+          <w:szCs w:val="32"/>
+          <w:vertAlign w:val="baseline"/>
+        </w:rPr>
+        <w:t xml:space="preserve"> + 2) = 16n + 2</w:t>
+      </w:r>
+    </w:p>
+    <w:p>
+      <w:pPr>
+        <w:pStyle w:val="Normal"/>
+        <w:spacing w:before="0" w:after="0"/>
+        <w:rPr>
+          <w:rFonts w:cs="Calibri" w:cstheme="minorHAnsi"/>
+          <w:i w:val="false"/>
+          <w:i w:val="false"/>
+          <w:iCs w:val="false"/>
+          <w:position w:val="0"/>
+          <w:sz w:val="32"/>
+          <w:sz w:val="32"/>
+          <w:szCs w:val="32"/>
+          <w:vertAlign w:val="baseline"/>
+        </w:rPr>
+      </w:pPr>
+      <w:r>
+        <w:rPr>
+          <w:rFonts w:cs="Calibri" w:cstheme="minorHAnsi"/>
+          <w:i w:val="false"/>
+          <w:iCs w:val="false"/>
+          <w:position w:val="0"/>
+          <w:sz w:val="32"/>
+          <w:sz w:val="32"/>
+          <w:szCs w:val="32"/>
+          <w:vertAlign w:val="baseline"/>
+        </w:rPr>
+      </w:r>
+    </w:p>
+    <w:p>
+      <w:pPr>
+        <w:pStyle w:val="Normal"/>
+        <w:spacing w:before="0" w:after="0"/>
+        <w:rPr>
+          <w:b w:val="false"/>
+          <w:bCs w:val="false"/>
+        </w:rPr>
+      </w:pPr>
+      <w:r>
+        <w:rPr>
+          <w:rFonts w:cs="Calibri" w:cstheme="minorHAnsi"/>
+          <w:b w:val="false"/>
+          <w:bCs w:val="false"/>
+          <w:i w:val="false"/>
+          <w:iCs w:val="false"/>
+          <w:position w:val="0"/>
+          <w:sz w:val="32"/>
+          <w:sz w:val="32"/>
+          <w:szCs w:val="32"/>
+          <w:vertAlign w:val="baseline"/>
+        </w:rPr>
+        <w:t>procedure B(x,y: real; n:integer);</w:t>
+      </w:r>
+    </w:p>
+    <w:p>
+      <w:pPr>
+        <w:pStyle w:val="Normal"/>
+        <w:spacing w:before="0" w:after="0"/>
+        <w:rPr>
+          <w:b w:val="false"/>
+          <w:bCs w:val="false"/>
+        </w:rPr>
+      </w:pPr>
+      <w:r>
+        <w:rPr>
+          <w:rFonts w:cs="Calibri" w:cstheme="minorHAnsi"/>
+          <w:b w:val="false"/>
+          <w:bCs w:val="false"/>
+          <w:i w:val="false"/>
+          <w:iCs w:val="false"/>
+          <w:position w:val="0"/>
+          <w:sz w:val="32"/>
+          <w:sz w:val="32"/>
+          <w:szCs w:val="32"/>
+          <w:vertAlign w:val="baseline"/>
+        </w:rPr>
+        <w:t>var i: integer;</w:t>
+      </w:r>
+    </w:p>
+    <w:p>
+      <w:pPr>
+        <w:pStyle w:val="Normal"/>
+        <w:spacing w:before="0" w:after="0"/>
+        <w:rPr>
+          <w:b w:val="false"/>
+          <w:bCs w:val="false"/>
+        </w:rPr>
+      </w:pPr>
+      <w:r>
+        <w:rPr>
+          <w:rFonts w:cs="Calibri" w:cstheme="minorHAnsi"/>
+          <w:b w:val="false"/>
+          <w:bCs w:val="false"/>
+          <w:i w:val="false"/>
+          <w:iCs w:val="false"/>
+          <w:position w:val="0"/>
+          <w:sz w:val="32"/>
+          <w:sz w:val="32"/>
+          <w:szCs w:val="32"/>
+          <w:vertAlign w:val="baseline"/>
+        </w:rPr>
+        <w:t>begin</w:t>
+      </w:r>
+    </w:p>
+    <w:p>
+      <w:pPr>
+        <w:pStyle w:val="Normal"/>
+        <w:spacing w:before="0" w:after="0"/>
+        <w:rPr>
+          <w:b w:val="false"/>
+          <w:bCs w:val="false"/>
+        </w:rPr>
+      </w:pPr>
+      <w:r>
+        <w:rPr>
+          <w:rFonts w:cs="Calibri" w:cstheme="minorHAnsi"/>
+          <w:b w:val="false"/>
+          <w:bCs w:val="false"/>
+          <w:i w:val="false"/>
+          <w:iCs w:val="false"/>
+          <w:position w:val="0"/>
+          <w:sz w:val="32"/>
+          <w:sz w:val="32"/>
+          <w:szCs w:val="32"/>
+          <w:vertAlign w:val="baseline"/>
+        </w:rPr>
+        <w:tab/>
+        <w:t>if (x + y &gt; 1) and (y &lt; x +1) and (x + y &lt; 3) and (y &gt; x — 1)</w:t>
+      </w:r>
+    </w:p>
+    <w:p>
+      <w:pPr>
+        <w:pStyle w:val="Normal"/>
+        <w:spacing w:before="0" w:after="0"/>
+        <w:rPr>
+          <w:b w:val="false"/>
+          <w:bCs w:val="false"/>
+        </w:rPr>
+      </w:pPr>
+      <w:r>
+        <w:rPr>
+          <w:rFonts w:cs="Calibri" w:cstheme="minorHAnsi"/>
+          <w:b w:val="false"/>
+          <w:bCs w:val="false"/>
+          <w:i w:val="false"/>
+          <w:iCs w:val="false"/>
+          <w:position w:val="0"/>
+          <w:sz w:val="32"/>
+          <w:sz w:val="32"/>
+          <w:szCs w:val="32"/>
+          <w:vertAlign w:val="baseline"/>
+        </w:rPr>
+        <w:tab/>
+        <w:tab/>
+        <w:t>then begin</w:t>
+      </w:r>
+    </w:p>
+    <w:p>
+      <w:pPr>
+        <w:pStyle w:val="Normal"/>
+        <w:spacing w:before="0" w:after="0"/>
+        <w:rPr>
+          <w:b w:val="false"/>
+          <w:bCs w:val="false"/>
+        </w:rPr>
+      </w:pPr>
+      <w:r>
+        <w:rPr>
+          <w:rFonts w:cs="Calibri" w:cstheme="minorHAnsi"/>
+          <w:b w:val="false"/>
+          <w:bCs w:val="false"/>
+          <w:i w:val="false"/>
+          <w:iCs w:val="false"/>
+          <w:position w:val="0"/>
+          <w:sz w:val="32"/>
+          <w:sz w:val="32"/>
+          <w:szCs w:val="32"/>
+          <w:vertAlign w:val="baseline"/>
+        </w:rPr>
+        <w:tab/>
+        <w:tab/>
+        <w:tab/>
+        <w:t>s := 1;</w:t>
+      </w:r>
+    </w:p>
+    <w:p>
+      <w:pPr>
+        <w:pStyle w:val="Normal"/>
+        <w:spacing w:before="0" w:after="0"/>
+        <w:rPr>
+          <w:b w:val="false"/>
+          <w:bCs w:val="false"/>
+        </w:rPr>
+      </w:pPr>
+      <w:r>
+        <w:rPr>
+          <w:rFonts w:cs="Calibri" w:cstheme="minorHAnsi"/>
+          <w:b w:val="false"/>
+          <w:bCs w:val="false"/>
+          <w:i w:val="false"/>
+          <w:iCs w:val="false"/>
+          <w:position w:val="0"/>
+          <w:sz w:val="32"/>
+          <w:sz w:val="32"/>
+          <w:szCs w:val="32"/>
+          <w:vertAlign w:val="baseline"/>
+        </w:rPr>
+        <w:tab/>
+        <w:tab/>
+        <w:tab/>
+        <w:t>for i := 1 to n do</w:t>
+      </w:r>
+    </w:p>
+    <w:p>
+      <w:pPr>
+        <w:pStyle w:val="Normal"/>
+        <w:spacing w:before="0" w:after="0"/>
+        <w:rPr>
+          <w:b w:val="false"/>
+          <w:bCs w:val="false"/>
+        </w:rPr>
+      </w:pPr>
+      <w:r>
+        <w:rPr>
+          <w:rFonts w:cs="Calibri" w:cstheme="minorHAnsi"/>
+          <w:b w:val="false"/>
+          <w:bCs w:val="false"/>
+          <w:i w:val="false"/>
+          <w:iCs w:val="false"/>
+          <w:position w:val="0"/>
+          <w:sz w:val="32"/>
+          <w:sz w:val="32"/>
+          <w:szCs w:val="32"/>
+          <w:vertAlign w:val="baseline"/>
+        </w:rPr>
+        <w:tab/>
+        <w:tab/>
+        <w:tab/>
+        <w:tab/>
+        <w:t>if x - y &gt; 0</w:t>
+      </w:r>
+    </w:p>
+    <w:p>
+      <w:pPr>
+        <w:pStyle w:val="Normal"/>
+        <w:spacing w:before="0" w:after="0"/>
+        <w:rPr>
+          <w:b w:val="false"/>
+          <w:bCs w:val="false"/>
+        </w:rPr>
+      </w:pPr>
+      <w:r>
+        <w:rPr>
+          <w:rFonts w:cs="Calibri" w:cstheme="minorHAnsi"/>
+          <w:b w:val="false"/>
+          <w:bCs w:val="false"/>
+          <w:i w:val="false"/>
+          <w:iCs w:val="false"/>
+          <w:position w:val="0"/>
+          <w:sz w:val="32"/>
+          <w:sz w:val="32"/>
+          <w:szCs w:val="32"/>
+          <w:vertAlign w:val="baseline"/>
+        </w:rPr>
+        <w:tab/>
+        <w:tab/>
+        <w:tab/>
+        <w:tab/>
+        <w:tab/>
+        <w:t>then s := s + 3 * x</w:t>
+      </w:r>
+    </w:p>
+    <w:p>
+      <w:pPr>
+        <w:pStyle w:val="Normal"/>
+        <w:spacing w:before="0" w:after="0"/>
+        <w:rPr>
+          <w:b w:val="false"/>
+          <w:bCs w:val="false"/>
+        </w:rPr>
+      </w:pPr>
+      <w:r>
+        <w:rPr>
+          <w:rFonts w:cs="Calibri" w:cstheme="minorHAnsi"/>
+          <w:b w:val="false"/>
+          <w:bCs w:val="false"/>
+          <w:i w:val="false"/>
+          <w:iCs w:val="false"/>
+          <w:position w:val="0"/>
+          <w:sz w:val="32"/>
+          <w:sz w:val="32"/>
+          <w:szCs w:val="32"/>
+          <w:vertAlign w:val="baseline"/>
+        </w:rPr>
+        <w:tab/>
+        <w:tab/>
+        <w:tab/>
+        <w:tab/>
+        <w:tab/>
+        <w:t>else s := y</w:t>
+      </w:r>
+    </w:p>
+    <w:p>
+      <w:pPr>
+        <w:pStyle w:val="Normal"/>
+        <w:spacing w:before="0" w:after="0"/>
+        <w:rPr>
+          <w:b w:val="false"/>
+          <w:bCs w:val="false"/>
+        </w:rPr>
+      </w:pPr>
+      <w:r>
+        <w:rPr>
+          <w:rFonts w:cs="Calibri" w:cstheme="minorHAnsi"/>
+          <w:b w:val="false"/>
+          <w:bCs w:val="false"/>
+          <w:i w:val="false"/>
+          <w:iCs w:val="false"/>
+          <w:position w:val="0"/>
+          <w:sz w:val="32"/>
+          <w:sz w:val="32"/>
+          <w:szCs w:val="32"/>
+          <w:vertAlign w:val="baseline"/>
+        </w:rPr>
+        <w:tab/>
+        <w:tab/>
+        <w:t>end</w:t>
+      </w:r>
+    </w:p>
+    <w:p>
+      <w:pPr>
+        <w:pStyle w:val="Normal"/>
+        <w:spacing w:before="0" w:after="0"/>
+        <w:rPr>
+          <w:b w:val="false"/>
+          <w:bCs w:val="false"/>
+        </w:rPr>
+      </w:pPr>
+      <w:r>
+        <w:rPr>
+          <w:rFonts w:cs="Calibri" w:cstheme="minorHAnsi"/>
+          <w:b w:val="false"/>
+          <w:bCs w:val="false"/>
+          <w:i w:val="false"/>
+          <w:iCs w:val="false"/>
+          <w:position w:val="0"/>
+          <w:sz w:val="32"/>
+          <w:sz w:val="32"/>
+          <w:szCs w:val="32"/>
+          <w:vertAlign w:val="baseline"/>
+        </w:rPr>
+        <w:tab/>
+        <w:t>else s := x*x*x + 5 — 6 * y</w:t>
+      </w:r>
+    </w:p>
+    <w:p>
+      <w:pPr>
+        <w:pStyle w:val="Normal"/>
+        <w:spacing w:before="0" w:after="0"/>
+        <w:rPr>
+          <w:b w:val="false"/>
+          <w:bCs w:val="false"/>
+        </w:rPr>
+      </w:pPr>
+      <w:r>
+        <w:rPr>
+          <w:rFonts w:cs="Calibri" w:cstheme="minorHAnsi"/>
+          <w:b w:val="false"/>
+          <w:bCs w:val="false"/>
+          <w:i w:val="false"/>
+          <w:iCs w:val="false"/>
+          <w:position w:val="0"/>
+          <w:sz w:val="32"/>
+          <w:sz w:val="32"/>
+          <w:szCs w:val="32"/>
+          <w:vertAlign w:val="baseline"/>
+        </w:rPr>
+        <w:t>end;</w:t>
+      </w:r>
+    </w:p>
+    <w:p>
+      <w:pPr>
+        <w:pStyle w:val="Normal"/>
+        <w:spacing w:before="0" w:after="0"/>
+        <w:rPr>
+          <w:b w:val="false"/>
+          <w:bCs w:val="false"/>
+        </w:rPr>
+      </w:pPr>
+      <w:r>
+        <w:rPr>
+          <w:rFonts w:cs="Calibri" w:cstheme="minorHAnsi"/>
+          <w:b w:val="false"/>
+          <w:bCs w:val="false"/>
+          <w:i w:val="false"/>
+          <w:iCs w:val="false"/>
+          <w:position w:val="0"/>
+          <w:sz w:val="32"/>
+          <w:sz w:val="32"/>
+          <w:szCs w:val="32"/>
+          <w:vertAlign w:val="baseline"/>
+        </w:rPr>
+        <w:t>T</w:t>
+      </w:r>
+      <w:r>
+        <w:rPr>
+          <w:rFonts w:cs="Calibri" w:cstheme="minorHAnsi"/>
+          <w:b w:val="false"/>
+          <w:bCs w:val="false"/>
+          <w:i w:val="false"/>
+          <w:iCs w:val="false"/>
+          <w:sz w:val="32"/>
+          <w:szCs w:val="32"/>
+          <w:vertAlign w:val="subscript"/>
+        </w:rPr>
+        <w:t xml:space="preserve">B </w:t>
+      </w:r>
+      <w:r>
+        <w:rPr>
+          <w:rFonts w:cs="Calibri" w:cstheme="minorHAnsi"/>
+          <w:b w:val="false"/>
+          <w:bCs w:val="false"/>
+          <w:i w:val="false"/>
+          <w:iCs w:val="false"/>
+          <w:position w:val="0"/>
+          <w:sz w:val="32"/>
+          <w:sz w:val="32"/>
+          <w:szCs w:val="32"/>
+          <w:vertAlign w:val="baseline"/>
+        </w:rPr>
+        <w:t>= 11 + 0.5(1 +1 + n * (1 + 2 + 0.5 * 3 + 0.5 * 1 + 2)) + 0.5 * 6 = 15 + 4n</w:t>
+      </w:r>
+    </w:p>
+    <w:p>
+      <w:pPr>
+        <w:pStyle w:val="Normal"/>
+        <w:spacing w:before="0" w:after="0"/>
+        <w:rPr>
+          <w:rFonts w:cs="Calibri" w:cstheme="minorHAnsi"/>
+          <w:i w:val="false"/>
+          <w:i w:val="false"/>
+          <w:iCs w:val="false"/>
+          <w:position w:val="0"/>
+          <w:sz w:val="32"/>
+          <w:sz w:val="32"/>
+          <w:szCs w:val="32"/>
+          <w:vertAlign w:val="baseline"/>
+        </w:rPr>
+      </w:pPr>
+      <w:r>
+        <w:rPr>
+          <w:rFonts w:cs="Calibri" w:cstheme="minorHAnsi"/>
+          <w:i w:val="false"/>
+          <w:iCs w:val="false"/>
+          <w:position w:val="0"/>
+          <w:sz w:val="32"/>
+          <w:sz w:val="32"/>
+          <w:szCs w:val="32"/>
+          <w:vertAlign w:val="baseline"/>
+        </w:rPr>
+      </w:r>
+    </w:p>
+    <w:p>
+      <w:pPr>
+        <w:pStyle w:val="Normal"/>
+        <w:spacing w:before="0" w:after="0"/>
+        <w:rPr>
+          <w:b w:val="false"/>
+          <w:bCs w:val="false"/>
+        </w:rPr>
+      </w:pPr>
+      <w:r>
+        <w:rPr>
+          <w:rFonts w:cs="Calibri" w:cstheme="minorHAnsi"/>
+          <w:b w:val="false"/>
+          <w:bCs w:val="false"/>
+          <w:i w:val="false"/>
+          <w:iCs w:val="false"/>
+          <w:position w:val="0"/>
+          <w:sz w:val="32"/>
+          <w:sz w:val="32"/>
+          <w:szCs w:val="32"/>
+          <w:vertAlign w:val="baseline"/>
+        </w:rPr>
+        <w:t>X — множество значений тех переменных, которые принимают участие в условии конструции повторения</w:t>
+      </w:r>
+    </w:p>
+    <w:p>
+      <w:pPr>
+        <w:pStyle w:val="Normal"/>
+        <w:spacing w:before="0" w:after="0"/>
+        <w:rPr>
+          <w:rFonts w:cs="Calibri" w:cstheme="minorHAnsi"/>
+          <w:i w:val="false"/>
+          <w:i w:val="false"/>
+          <w:iCs w:val="false"/>
+          <w:position w:val="0"/>
+          <w:sz w:val="32"/>
+          <w:sz w:val="32"/>
+          <w:szCs w:val="32"/>
+          <w:vertAlign w:val="baseline"/>
+        </w:rPr>
+      </w:pPr>
+      <w:r>
+        <w:rPr>
+          <w:rFonts w:cs="Calibri" w:cstheme="minorHAnsi"/>
+          <w:i w:val="false"/>
+          <w:iCs w:val="false"/>
+          <w:position w:val="0"/>
+          <w:sz w:val="32"/>
+          <w:sz w:val="32"/>
+          <w:szCs w:val="32"/>
+          <w:vertAlign w:val="baseline"/>
+        </w:rPr>
+      </w:r>
+    </w:p>
+    <w:p>
+      <w:pPr>
+        <w:pStyle w:val="Normal"/>
+        <w:spacing w:before="0" w:after="0"/>
+        <w:rPr>
+          <w:b w:val="false"/>
+          <w:bCs w:val="false"/>
+        </w:rPr>
+      </w:pPr>
+      <w:r>
+        <w:rPr>
+          <w:rFonts w:cs="Calibri" w:cstheme="minorHAnsi"/>
+          <w:b w:val="false"/>
+          <w:bCs w:val="false"/>
+          <w:i w:val="false"/>
+          <w:iCs w:val="false"/>
+          <w:position w:val="0"/>
+          <w:sz w:val="32"/>
+          <w:sz w:val="32"/>
+          <w:szCs w:val="32"/>
+          <w:vertAlign w:val="baseline"/>
+        </w:rPr>
+        <w:t>float sqrt_k(float x, int k)</w:t>
+      </w:r>
+    </w:p>
+    <w:p>
+      <w:pPr>
+        <w:pStyle w:val="Normal"/>
+        <w:spacing w:before="0" w:after="0"/>
+        <w:rPr>
+          <w:b w:val="false"/>
+          <w:bCs w:val="false"/>
+        </w:rPr>
+      </w:pPr>
+      <w:r>
+        <w:rPr>
+          <w:rFonts w:cs="Calibri" w:cstheme="minorHAnsi"/>
+          <w:b w:val="false"/>
+          <w:bCs w:val="false"/>
+          <w:i w:val="false"/>
+          <w:iCs w:val="false"/>
+          <w:position w:val="0"/>
+          <w:sz w:val="32"/>
+          <w:sz w:val="32"/>
+          <w:szCs w:val="32"/>
+          <w:vertAlign w:val="baseline"/>
+        </w:rPr>
+        <w:t>{</w:t>
+      </w:r>
+    </w:p>
+    <w:p>
+      <w:pPr>
+        <w:pStyle w:val="Normal"/>
+        <w:spacing w:before="0" w:after="0"/>
+        <w:rPr>
+          <w:b w:val="false"/>
+          <w:bCs w:val="false"/>
+        </w:rPr>
+      </w:pPr>
+      <w:r>
+        <w:rPr>
+          <w:rFonts w:cs="Calibri" w:cstheme="minorHAnsi"/>
+          <w:b w:val="false"/>
+          <w:bCs w:val="false"/>
+          <w:i w:val="false"/>
+          <w:iCs w:val="false"/>
+          <w:position w:val="0"/>
+          <w:sz w:val="32"/>
+          <w:sz w:val="32"/>
+          <w:szCs w:val="32"/>
+          <w:vertAlign w:val="baseline"/>
+        </w:rPr>
+        <w:tab/>
+        <w:t>float eps = 1e-5, y, y1;</w:t>
+      </w:r>
+    </w:p>
+    <w:p>
+      <w:pPr>
+        <w:pStyle w:val="Normal"/>
+        <w:spacing w:before="0" w:after="0"/>
+        <w:rPr>
+          <w:b w:val="false"/>
+          <w:bCs w:val="false"/>
+        </w:rPr>
+      </w:pPr>
+      <w:r>
+        <w:rPr>
+          <w:rFonts w:cs="Calibri" w:cstheme="minorHAnsi"/>
+          <w:b w:val="false"/>
+          <w:bCs w:val="false"/>
+          <w:i w:val="false"/>
+          <w:iCs w:val="false"/>
+          <w:position w:val="0"/>
+          <w:sz w:val="32"/>
+          <w:sz w:val="32"/>
+          <w:szCs w:val="32"/>
+          <w:vertAlign w:val="baseline"/>
+        </w:rPr>
+        <w:tab/>
+        <w:t>int i;</w:t>
+      </w:r>
+    </w:p>
+    <w:p>
+      <w:pPr>
+        <w:pStyle w:val="Normal"/>
+        <w:spacing w:before="0" w:after="0"/>
+        <w:rPr>
+          <w:b w:val="false"/>
+          <w:bCs w:val="false"/>
+        </w:rPr>
+      </w:pPr>
+      <w:r>
+        <w:rPr>
+          <w:rFonts w:cs="Calibri" w:cstheme="minorHAnsi"/>
+          <w:b w:val="false"/>
+          <w:bCs w:val="false"/>
+          <w:i w:val="false"/>
+          <w:iCs w:val="false"/>
+          <w:position w:val="0"/>
+          <w:sz w:val="32"/>
+          <w:sz w:val="32"/>
+          <w:szCs w:val="32"/>
+          <w:vertAlign w:val="baseline"/>
+        </w:rPr>
+        <w:tab/>
+        <w:t>y  = 1; y1 = 0;</w:t>
+      </w:r>
+    </w:p>
+    <w:p>
+      <w:pPr>
+        <w:pStyle w:val="Normal"/>
+        <w:spacing w:before="0" w:after="0"/>
+        <w:rPr>
+          <w:b w:val="false"/>
+          <w:bCs w:val="false"/>
+        </w:rPr>
+      </w:pPr>
+      <w:r>
+        <w:rPr>
+          <w:rFonts w:cs="Calibri" w:cstheme="minorHAnsi"/>
+          <w:b w:val="false"/>
+          <w:bCs w:val="false"/>
+          <w:i w:val="false"/>
+          <w:iCs w:val="false"/>
+          <w:position w:val="0"/>
+          <w:sz w:val="32"/>
+          <w:sz w:val="32"/>
+          <w:szCs w:val="32"/>
+          <w:vertAlign w:val="baseline"/>
+        </w:rPr>
+        <w:tab/>
+        <w:t>while (abs(y — y1) &gt; eps)</w:t>
+      </w:r>
+    </w:p>
+    <w:p>
+      <w:pPr>
+        <w:pStyle w:val="Normal"/>
+        <w:spacing w:before="0" w:after="0"/>
+        <w:rPr>
+          <w:b w:val="false"/>
+          <w:bCs w:val="false"/>
+        </w:rPr>
+      </w:pPr>
+      <w:r>
+        <w:rPr>
+          <w:rFonts w:cs="Calibri" w:cstheme="minorHAnsi"/>
+          <w:b w:val="false"/>
+          <w:bCs w:val="false"/>
+          <w:i w:val="false"/>
+          <w:iCs w:val="false"/>
+          <w:position w:val="0"/>
+          <w:sz w:val="32"/>
+          <w:sz w:val="32"/>
+          <w:szCs w:val="32"/>
+          <w:vertAlign w:val="baseline"/>
+        </w:rPr>
+        <w:tab/>
+        <w:t>{</w:t>
+      </w:r>
+    </w:p>
+    <w:p>
+      <w:pPr>
+        <w:pStyle w:val="Normal"/>
+        <w:spacing w:before="0" w:after="0"/>
+        <w:rPr>
+          <w:b w:val="false"/>
+          <w:bCs w:val="false"/>
+        </w:rPr>
+      </w:pPr>
+      <w:r>
+        <w:rPr>
+          <w:rFonts w:cs="Calibri" w:cstheme="minorHAnsi"/>
+          <w:b w:val="false"/>
+          <w:bCs w:val="false"/>
+          <w:i w:val="false"/>
+          <w:iCs w:val="false"/>
+          <w:position w:val="0"/>
+          <w:sz w:val="32"/>
+          <w:sz w:val="32"/>
+          <w:szCs w:val="32"/>
+          <w:vertAlign w:val="baseline"/>
+        </w:rPr>
+        <w:tab/>
+        <w:tab/>
+        <w:t>y1 = y;</w:t>
+      </w:r>
+    </w:p>
+    <w:p>
+      <w:pPr>
+        <w:pStyle w:val="Normal"/>
+        <w:spacing w:before="0" w:after="0"/>
+        <w:rPr>
+          <w:b w:val="false"/>
+          <w:bCs w:val="false"/>
+        </w:rPr>
+      </w:pPr>
+      <w:r>
+        <w:rPr>
+          <w:rFonts w:cs="Calibri" w:cstheme="minorHAnsi"/>
+          <w:b w:val="false"/>
+          <w:bCs w:val="false"/>
+          <w:i w:val="false"/>
+          <w:iCs w:val="false"/>
+          <w:position w:val="0"/>
+          <w:sz w:val="32"/>
+          <w:sz w:val="32"/>
+          <w:szCs w:val="32"/>
+          <w:vertAlign w:val="baseline"/>
+        </w:rPr>
+        <w:tab/>
+        <w:tab/>
+        <w:t>y = ((k - 1) * y + x/pow(y, k - 1))/k;</w:t>
+      </w:r>
+    </w:p>
+    <w:p>
+      <w:pPr>
+        <w:pStyle w:val="Normal"/>
+        <w:spacing w:before="0" w:after="0"/>
+        <w:rPr>
+          <w:b w:val="false"/>
+          <w:bCs w:val="false"/>
+        </w:rPr>
+      </w:pPr>
+      <w:r>
+        <w:rPr>
+          <w:rFonts w:cs="Calibri" w:cstheme="minorHAnsi"/>
+          <w:b w:val="false"/>
+          <w:bCs w:val="false"/>
+          <w:i w:val="false"/>
+          <w:iCs w:val="false"/>
+          <w:position w:val="0"/>
+          <w:sz w:val="32"/>
+          <w:sz w:val="32"/>
+          <w:szCs w:val="32"/>
+          <w:vertAlign w:val="baseline"/>
+        </w:rPr>
+        <w:tab/>
+        <w:t>}</w:t>
+      </w:r>
+    </w:p>
+    <w:p>
+      <w:pPr>
+        <w:pStyle w:val="Normal"/>
+        <w:spacing w:before="0" w:after="0"/>
+        <w:rPr>
+          <w:b w:val="false"/>
+          <w:bCs w:val="false"/>
+        </w:rPr>
+      </w:pPr>
+      <w:r>
+        <w:rPr>
+          <w:rFonts w:cs="Calibri" w:cstheme="minorHAnsi"/>
+          <w:b w:val="false"/>
+          <w:bCs w:val="false"/>
+          <w:i w:val="false"/>
+          <w:iCs w:val="false"/>
+          <w:position w:val="0"/>
+          <w:sz w:val="32"/>
+          <w:sz w:val="32"/>
+          <w:szCs w:val="32"/>
+          <w:vertAlign w:val="baseline"/>
+        </w:rPr>
+        <w:tab/>
+        <w:t>return y;</w:t>
+      </w:r>
+    </w:p>
+    <w:p>
+      <w:pPr>
+        <w:pStyle w:val="Normal"/>
+        <w:spacing w:before="0" w:after="0"/>
+        <w:rPr>
+          <w:b w:val="false"/>
+          <w:bCs w:val="false"/>
+        </w:rPr>
+      </w:pPr>
+      <w:r>
+        <w:rPr>
+          <w:rFonts w:cs="Calibri" w:cstheme="minorHAnsi"/>
+          <w:b w:val="false"/>
+          <w:bCs w:val="false"/>
+          <w:i w:val="false"/>
+          <w:iCs w:val="false"/>
+          <w:position w:val="0"/>
+          <w:sz w:val="32"/>
+          <w:sz w:val="32"/>
+          <w:szCs w:val="32"/>
+          <w:vertAlign w:val="baseline"/>
+        </w:rPr>
+        <w:t>}</w:t>
+        <w:tab/>
+      </w:r>
+    </w:p>
+    <w:p>
+      <w:pPr>
+        <w:pStyle w:val="Normal"/>
+        <w:spacing w:before="0" w:after="0"/>
+        <w:rPr>
+          <w:b w:val="false"/>
+          <w:bCs w:val="false"/>
+        </w:rPr>
+      </w:pPr>
+      <w:r>
+        <w:rPr>
+          <w:rFonts w:cs="Calibri" w:cstheme="minorHAnsi"/>
+          <w:b w:val="false"/>
+          <w:bCs w:val="false"/>
+          <w:i w:val="false"/>
+          <w:iCs w:val="false"/>
+          <w:position w:val="0"/>
+          <w:sz w:val="32"/>
+          <w:sz w:val="32"/>
+          <w:szCs w:val="32"/>
+          <w:vertAlign w:val="baseline"/>
+        </w:rPr>
+        <w:t>T = 1 + 1 + D * (3 + 1 + 8) + 1</w:t>
+      </w:r>
+    </w:p>
+    <w:p>
+      <w:pPr>
+        <w:pStyle w:val="Normal"/>
+        <w:spacing w:before="0" w:after="0"/>
+        <w:rPr>
+          <w:b w:val="false"/>
+          <w:bCs w:val="false"/>
+        </w:rPr>
+      </w:pPr>
+      <w:r>
+        <w:rPr/>
+      </w:r>
+    </w:p>
+    <w:p>
+      <w:pPr>
+        <w:pStyle w:val="Normal"/>
+        <w:spacing w:before="0" w:after="0"/>
+        <w:rPr>
+          <w:b/>
+          <w:bCs/>
+        </w:rPr>
+      </w:pPr>
+      <w:r>
+        <w:rPr>
+          <w:rFonts w:cs="Calibri" w:cstheme="minorHAnsi"/>
+          <w:b/>
+          <w:bCs/>
+          <w:i w:val="false"/>
+          <w:iCs w:val="false"/>
+          <w:position w:val="0"/>
+          <w:sz w:val="32"/>
+          <w:sz w:val="32"/>
+          <w:szCs w:val="32"/>
+          <w:vertAlign w:val="baseline"/>
+        </w:rPr>
+        <w:t>10.11.2023</w:t>
+      </w:r>
+    </w:p>
+    <w:p>
+      <w:pPr>
+        <w:pStyle w:val="Normal"/>
+        <w:spacing w:before="0" w:after="0"/>
+        <w:rPr>
+          <w:b w:val="false"/>
+          <w:bCs w:val="false"/>
+        </w:rPr>
+      </w:pPr>
+      <w:r>
+        <w:rPr>
+          <w:rFonts w:cs="Calibri" w:cstheme="minorHAnsi"/>
+          <w:b w:val="false"/>
+          <w:bCs w:val="false"/>
+          <w:i w:val="false"/>
+          <w:iCs w:val="false"/>
+          <w:position w:val="0"/>
+          <w:sz w:val="32"/>
+          <w:sz w:val="32"/>
+          <w:szCs w:val="32"/>
+          <w:vertAlign w:val="baseline"/>
+        </w:rPr>
+        <w:t>Оценка сложности для рекурсивных алгоритмов</w:t>
+      </w:r>
+    </w:p>
+    <w:p>
+      <w:pPr>
+        <w:pStyle w:val="Normal"/>
+        <w:spacing w:before="0" w:after="0"/>
+        <w:rPr>
+          <w:b w:val="false"/>
+          <w:bCs w:val="false"/>
+        </w:rPr>
+      </w:pPr>
+      <w:r>
+        <w:rPr/>
+      </w:r>
+    </w:p>
+    <w:p>
+      <w:pPr>
+        <w:pStyle w:val="Normal"/>
+        <w:spacing w:before="0" w:after="0"/>
+        <w:rPr>
+          <w:b w:val="false"/>
+          <w:bCs w:val="false"/>
+        </w:rPr>
+      </w:pPr>
+      <w:r>
+        <w:rPr>
+          <w:rFonts w:cs="Calibri" w:cstheme="minorHAnsi"/>
+          <w:b w:val="false"/>
+          <w:bCs w:val="false"/>
+          <w:i w:val="false"/>
+          <w:iCs w:val="false"/>
+          <w:position w:val="0"/>
+          <w:sz w:val="32"/>
+          <w:sz w:val="32"/>
+          <w:szCs w:val="32"/>
+          <w:vertAlign w:val="baseline"/>
+        </w:rPr>
+        <w:t>c(X, S) — происходит сравнения</w:t>
+      </w:r>
+    </w:p>
+    <w:p>
+      <w:pPr>
+        <w:pStyle w:val="Normal"/>
+        <w:spacing w:before="0" w:after="0"/>
+        <w:rPr>
+          <w:rFonts w:cs="Calibri" w:cstheme="minorHAnsi"/>
+          <w:i w:val="false"/>
+          <w:i w:val="false"/>
+          <w:iCs w:val="false"/>
+          <w:position w:val="0"/>
+          <w:sz w:val="32"/>
+          <w:sz w:val="32"/>
+          <w:szCs w:val="32"/>
+          <w:vertAlign w:val="baseline"/>
+        </w:rPr>
+      </w:pPr>
+      <w:r>
+        <w:rPr>
+          <w:rFonts w:cs="Calibri" w:cstheme="minorHAnsi"/>
+          <w:i w:val="false"/>
+          <w:iCs w:val="false"/>
+          <w:position w:val="0"/>
+          <w:sz w:val="32"/>
+          <w:sz w:val="32"/>
+          <w:szCs w:val="32"/>
+          <w:vertAlign w:val="baseline"/>
+        </w:rPr>
+        <w:t>h(X)</w:t>
+      </w:r>
+    </w:p>
+    <w:p>
+      <w:pPr>
+        <w:pStyle w:val="Normal"/>
+        <w:spacing w:before="0" w:after="0"/>
+        <w:rPr>
+          <w:rFonts w:cs="Calibri" w:cstheme="minorHAnsi"/>
+          <w:i w:val="false"/>
+          <w:i w:val="false"/>
+          <w:iCs w:val="false"/>
+          <w:position w:val="0"/>
+          <w:sz w:val="32"/>
+          <w:sz w:val="32"/>
+          <w:szCs w:val="32"/>
+          <w:vertAlign w:val="baseline"/>
+        </w:rPr>
+      </w:pPr>
+      <w:r>
+        <w:rPr>
+          <w:rFonts w:cs="Calibri" w:cstheme="minorHAnsi"/>
+          <w:i w:val="false"/>
+          <w:iCs w:val="false"/>
+          <w:position w:val="0"/>
+          <w:sz w:val="32"/>
+          <w:sz w:val="32"/>
+          <w:szCs w:val="32"/>
+          <w:vertAlign w:val="baseline"/>
+        </w:rPr>
+        <w:t>g(X)</w:t>
+      </w:r>
+    </w:p>
+    <w:p>
+      <w:pPr>
+        <w:pStyle w:val="Normal"/>
+        <w:spacing w:before="0" w:after="0"/>
+        <w:rPr>
+          <w:rFonts w:cs="Calibri" w:cstheme="minorHAnsi"/>
+          <w:i w:val="false"/>
+          <w:i w:val="false"/>
+          <w:iCs w:val="false"/>
+          <w:position w:val="0"/>
+          <w:sz w:val="32"/>
+          <w:sz w:val="32"/>
+          <w:szCs w:val="32"/>
+          <w:vertAlign w:val="baseline"/>
+        </w:rPr>
+      </w:pPr>
+      <w:r>
+        <w:rPr>
+          <w:rFonts w:cs="Calibri" w:cstheme="minorHAnsi"/>
+          <w:i w:val="false"/>
+          <w:iCs w:val="false"/>
+          <w:position w:val="0"/>
+          <w:sz w:val="32"/>
+          <w:sz w:val="32"/>
+          <w:szCs w:val="32"/>
+          <w:vertAlign w:val="baseline"/>
+        </w:rPr>
+        <w:t>y = f(X)</w:t>
       </w:r>
     </w:p>
     <w:sectPr>

--- a/docs/Методы и технологии программирования.docx
+++ b/docs/Методы и технологии программирования.docx
@@ -250,10 +250,10 @@
       </w:tblPr>
       <w:tblGrid>
         <w:gridCol w:w="2009"/>
-        <w:gridCol w:w="2011"/>
-        <w:gridCol w:w="2013"/>
-        <w:gridCol w:w="1655"/>
-        <w:gridCol w:w="1667"/>
+        <w:gridCol w:w="2010"/>
+        <w:gridCol w:w="2014"/>
+        <w:gridCol w:w="1654"/>
+        <w:gridCol w:w="1668"/>
       </w:tblGrid>
       <w:tr>
         <w:trPr/>
@@ -287,7 +287,7 @@
         </w:tc>
         <w:tc>
           <w:tcPr>
-            <w:tcW w:w="2011" w:type="dxa"/>
+            <w:tcW w:w="2010" w:type="dxa"/>
             <w:tcBorders>
               <w:top w:val="nil"/>
             </w:tcBorders>
@@ -329,7 +329,7 @@
         </w:tc>
         <w:tc>
           <w:tcPr>
-            <w:tcW w:w="2013" w:type="dxa"/>
+            <w:tcW w:w="2014" w:type="dxa"/>
             <w:tcBorders>
               <w:top w:val="nil"/>
             </w:tcBorders>
@@ -371,7 +371,7 @@
         </w:tc>
         <w:tc>
           <w:tcPr>
-            <w:tcW w:w="1655" w:type="dxa"/>
+            <w:tcW w:w="1654" w:type="dxa"/>
             <w:tcBorders>
               <w:top w:val="nil"/>
             </w:tcBorders>
@@ -402,7 +402,7 @@
         </w:tc>
         <w:tc>
           <w:tcPr>
-            <w:tcW w:w="1667" w:type="dxa"/>
+            <w:tcW w:w="1668" w:type="dxa"/>
             <w:tcBorders>
               <w:top w:val="nil"/>
               <w:right w:val="nil"/>
@@ -491,7 +491,7 @@
         </w:tc>
         <w:tc>
           <w:tcPr>
-            <w:tcW w:w="2011" w:type="dxa"/>
+            <w:tcW w:w="2010" w:type="dxa"/>
             <w:tcBorders/>
           </w:tcPr>
           <w:p>
@@ -563,7 +563,7 @@
         </w:tc>
         <w:tc>
           <w:tcPr>
-            <w:tcW w:w="2013" w:type="dxa"/>
+            <w:tcW w:w="2014" w:type="dxa"/>
             <w:tcBorders/>
           </w:tcPr>
           <w:p>
@@ -588,7 +588,7 @@
         </w:tc>
         <w:tc>
           <w:tcPr>
-            <w:tcW w:w="1655" w:type="dxa"/>
+            <w:tcW w:w="1654" w:type="dxa"/>
             <w:tcBorders/>
           </w:tcPr>
           <w:p>
@@ -613,7 +613,7 @@
         </w:tc>
         <w:tc>
           <w:tcPr>
-            <w:tcW w:w="1667" w:type="dxa"/>
+            <w:tcW w:w="1668" w:type="dxa"/>
             <w:tcBorders>
               <w:right w:val="nil"/>
             </w:tcBorders>
@@ -685,7 +685,7 @@
         </w:tc>
         <w:tc>
           <w:tcPr>
-            <w:tcW w:w="2011" w:type="dxa"/>
+            <w:tcW w:w="2010" w:type="dxa"/>
             <w:tcBorders/>
           </w:tcPr>
           <w:p>
@@ -710,7 +710,7 @@
         </w:tc>
         <w:tc>
           <w:tcPr>
-            <w:tcW w:w="2013" w:type="dxa"/>
+            <w:tcW w:w="2014" w:type="dxa"/>
             <w:tcBorders/>
           </w:tcPr>
           <w:p>
@@ -735,7 +735,7 @@
         </w:tc>
         <w:tc>
           <w:tcPr>
-            <w:tcW w:w="1655" w:type="dxa"/>
+            <w:tcW w:w="1654" w:type="dxa"/>
             <w:tcBorders/>
           </w:tcPr>
           <w:p>
@@ -760,7 +760,7 @@
         </w:tc>
         <w:tc>
           <w:tcPr>
-            <w:tcW w:w="1667" w:type="dxa"/>
+            <w:tcW w:w="1668" w:type="dxa"/>
             <w:tcBorders>
               <w:right w:val="nil"/>
             </w:tcBorders>
@@ -821,7 +821,7 @@
         </w:tc>
         <w:tc>
           <w:tcPr>
-            <w:tcW w:w="2011" w:type="dxa"/>
+            <w:tcW w:w="2010" w:type="dxa"/>
             <w:tcBorders/>
           </w:tcPr>
           <w:p>
@@ -846,7 +846,7 @@
         </w:tc>
         <w:tc>
           <w:tcPr>
-            <w:tcW w:w="2013" w:type="dxa"/>
+            <w:tcW w:w="2014" w:type="dxa"/>
             <w:tcBorders/>
           </w:tcPr>
           <w:p>
@@ -871,7 +871,7 @@
         </w:tc>
         <w:tc>
           <w:tcPr>
-            <w:tcW w:w="1655" w:type="dxa"/>
+            <w:tcW w:w="1654" w:type="dxa"/>
             <w:tcBorders/>
           </w:tcPr>
           <w:p>
@@ -896,7 +896,7 @@
         </w:tc>
         <w:tc>
           <w:tcPr>
-            <w:tcW w:w="1667" w:type="dxa"/>
+            <w:tcW w:w="1668" w:type="dxa"/>
             <w:tcBorders>
               <w:right w:val="nil"/>
             </w:tcBorders>
@@ -970,7 +970,7 @@
         </w:tc>
         <w:tc>
           <w:tcPr>
-            <w:tcW w:w="2011" w:type="dxa"/>
+            <w:tcW w:w="2010" w:type="dxa"/>
             <w:tcBorders>
               <w:bottom w:val="nil"/>
             </w:tcBorders>
@@ -997,7 +997,7 @@
         </w:tc>
         <w:tc>
           <w:tcPr>
-            <w:tcW w:w="2013" w:type="dxa"/>
+            <w:tcW w:w="2014" w:type="dxa"/>
             <w:tcBorders>
               <w:bottom w:val="nil"/>
             </w:tcBorders>
@@ -1024,7 +1024,7 @@
         </w:tc>
         <w:tc>
           <w:tcPr>
-            <w:tcW w:w="1655" w:type="dxa"/>
+            <w:tcW w:w="1654" w:type="dxa"/>
             <w:tcBorders>
               <w:bottom w:val="nil"/>
             </w:tcBorders>
@@ -1051,7 +1051,7 @@
         </w:tc>
         <w:tc>
           <w:tcPr>
-            <w:tcW w:w="1667" w:type="dxa"/>
+            <w:tcW w:w="1668" w:type="dxa"/>
             <w:tcBorders>
               <w:bottom w:val="nil"/>
               <w:right w:val="nil"/>
@@ -17120,7 +17120,10 @@
         </w:rPr>
       </w:pPr>
       <w:r>
-        <w:rPr/>
+        <w:rPr>
+          <w:b w:val="false"/>
+          <w:bCs w:val="false"/>
+        </w:rPr>
       </w:r>
     </w:p>
     <w:p>
@@ -17183,7 +17186,10 @@
         </w:rPr>
       </w:pPr>
       <w:r>
-        <w:rPr/>
+        <w:rPr>
+          <w:b w:val="false"/>
+          <w:bCs w:val="false"/>
+        </w:rPr>
       </w:r>
     </w:p>
     <w:p>
@@ -17299,6 +17305,3039 @@
           <w:vertAlign w:val="baseline"/>
         </w:rPr>
         <w:t>y = f(X)</w:t>
+      </w:r>
+    </w:p>
+    <w:p>
+      <w:pPr>
+        <w:pStyle w:val="Normal"/>
+        <w:spacing w:before="0" w:after="0"/>
+        <w:rPr>
+          <w:rFonts w:cs="Calibri" w:cstheme="minorHAnsi"/>
+          <w:i w:val="false"/>
+          <w:i w:val="false"/>
+          <w:iCs w:val="false"/>
+          <w:position w:val="0"/>
+          <w:sz w:val="32"/>
+          <w:sz w:val="32"/>
+          <w:szCs w:val="32"/>
+          <w:vertAlign w:val="baseline"/>
+        </w:rPr>
+      </w:pPr>
+      <w:r>
+        <w:rPr/>
+      </w:r>
+    </w:p>
+    <w:p>
+      <w:pPr>
+        <w:pStyle w:val="Normal"/>
+        <w:spacing w:before="0" w:after="0"/>
+        <w:rPr>
+          <w:b/>
+          <w:bCs/>
+        </w:rPr>
+      </w:pPr>
+      <w:r>
+        <w:rPr>
+          <w:rFonts w:cs="Calibri" w:cstheme="minorHAnsi"/>
+          <w:b/>
+          <w:bCs/>
+          <w:i w:val="false"/>
+          <w:iCs w:val="false"/>
+          <w:position w:val="0"/>
+          <w:sz w:val="32"/>
+          <w:sz w:val="32"/>
+          <w:szCs w:val="32"/>
+          <w:vertAlign w:val="baseline"/>
+        </w:rPr>
+        <w:t>17.11.2023</w:t>
+      </w:r>
+    </w:p>
+    <w:p>
+      <w:pPr>
+        <w:pStyle w:val="Normal"/>
+        <w:spacing w:before="0" w:after="0"/>
+        <w:rPr>
+          <w:b w:val="false"/>
+          <w:bCs w:val="false"/>
+        </w:rPr>
+      </w:pPr>
+      <w:r>
+        <w:rPr>
+          <w:rFonts w:cs="Calibri" w:cstheme="minorHAnsi"/>
+          <w:b w:val="false"/>
+          <w:bCs w:val="false"/>
+          <w:i w:val="false"/>
+          <w:iCs w:val="false"/>
+          <w:position w:val="0"/>
+          <w:sz w:val="32"/>
+          <w:sz w:val="32"/>
+          <w:szCs w:val="32"/>
+          <w:vertAlign w:val="baseline"/>
+        </w:rPr>
+        <w:t>Pascal</w:t>
+      </w:r>
+    </w:p>
+    <w:p>
+      <w:pPr>
+        <w:pStyle w:val="Normal"/>
+        <w:numPr>
+          <w:ilvl w:val="0"/>
+          <w:numId w:val="18"/>
+        </w:numPr>
+        <w:spacing w:before="0" w:after="0"/>
+        <w:rPr/>
+      </w:pPr>
+      <w:r>
+        <w:rPr>
+          <w:rFonts w:cs="Calibri" w:cstheme="minorHAnsi"/>
+          <w:b w:val="false"/>
+          <w:bCs w:val="false"/>
+          <w:i w:val="false"/>
+          <w:iCs w:val="false"/>
+          <w:position w:val="0"/>
+          <w:sz w:val="32"/>
+          <w:sz w:val="32"/>
+          <w:szCs w:val="32"/>
+          <w:vertAlign w:val="baseline"/>
+        </w:rPr>
+        <w:t>Стандартные</w:t>
+      </w:r>
+    </w:p>
+    <w:p>
+      <w:pPr>
+        <w:pStyle w:val="Normal"/>
+        <w:numPr>
+          <w:ilvl w:val="1"/>
+          <w:numId w:val="18"/>
+        </w:numPr>
+        <w:spacing w:before="0" w:after="0"/>
+        <w:rPr/>
+      </w:pPr>
+      <w:r>
+        <w:rPr>
+          <w:rFonts w:cs="Calibri" w:cstheme="minorHAnsi"/>
+          <w:b w:val="false"/>
+          <w:bCs w:val="false"/>
+          <w:i w:val="false"/>
+          <w:iCs w:val="false"/>
+          <w:position w:val="0"/>
+          <w:sz w:val="32"/>
+          <w:sz w:val="32"/>
+          <w:szCs w:val="32"/>
+          <w:vertAlign w:val="baseline"/>
+        </w:rPr>
+        <w:t>Integer</w:t>
+      </w:r>
+    </w:p>
+    <w:p>
+      <w:pPr>
+        <w:pStyle w:val="Normal"/>
+        <w:numPr>
+          <w:ilvl w:val="1"/>
+          <w:numId w:val="18"/>
+        </w:numPr>
+        <w:spacing w:before="0" w:after="0"/>
+        <w:rPr/>
+      </w:pPr>
+      <w:r>
+        <w:rPr>
+          <w:rFonts w:cs="Calibri" w:cstheme="minorHAnsi"/>
+          <w:b w:val="false"/>
+          <w:bCs w:val="false"/>
+          <w:i w:val="false"/>
+          <w:iCs w:val="false"/>
+          <w:position w:val="0"/>
+          <w:sz w:val="32"/>
+          <w:sz w:val="32"/>
+          <w:szCs w:val="32"/>
+          <w:vertAlign w:val="baseline"/>
+        </w:rPr>
+        <w:t>Real</w:t>
+      </w:r>
+    </w:p>
+    <w:p>
+      <w:pPr>
+        <w:pStyle w:val="Normal"/>
+        <w:numPr>
+          <w:ilvl w:val="1"/>
+          <w:numId w:val="18"/>
+        </w:numPr>
+        <w:spacing w:before="0" w:after="0"/>
+        <w:rPr/>
+      </w:pPr>
+      <w:r>
+        <w:rPr>
+          <w:rFonts w:cs="Calibri" w:cstheme="minorHAnsi"/>
+          <w:b w:val="false"/>
+          <w:bCs w:val="false"/>
+          <w:i w:val="false"/>
+          <w:iCs w:val="false"/>
+          <w:position w:val="0"/>
+          <w:sz w:val="32"/>
+          <w:sz w:val="32"/>
+          <w:szCs w:val="32"/>
+          <w:vertAlign w:val="baseline"/>
+        </w:rPr>
+        <w:t>Char</w:t>
+      </w:r>
+    </w:p>
+    <w:p>
+      <w:pPr>
+        <w:pStyle w:val="Normal"/>
+        <w:numPr>
+          <w:ilvl w:val="1"/>
+          <w:numId w:val="18"/>
+        </w:numPr>
+        <w:spacing w:before="0" w:after="0"/>
+        <w:rPr/>
+      </w:pPr>
+      <w:r>
+        <w:rPr>
+          <w:rFonts w:cs="Calibri" w:cstheme="minorHAnsi"/>
+          <w:b w:val="false"/>
+          <w:bCs w:val="false"/>
+          <w:i w:val="false"/>
+          <w:iCs w:val="false"/>
+          <w:position w:val="0"/>
+          <w:sz w:val="32"/>
+          <w:sz w:val="32"/>
+          <w:szCs w:val="32"/>
+          <w:vertAlign w:val="baseline"/>
+        </w:rPr>
+        <w:t>Boolean</w:t>
+      </w:r>
+    </w:p>
+    <w:p>
+      <w:pPr>
+        <w:pStyle w:val="Normal"/>
+        <w:numPr>
+          <w:ilvl w:val="1"/>
+          <w:numId w:val="18"/>
+        </w:numPr>
+        <w:spacing w:before="0" w:after="0"/>
+        <w:rPr>
+          <w:color w:val="00A933"/>
+        </w:rPr>
+      </w:pPr>
+      <w:r>
+        <w:rPr>
+          <w:rFonts w:cs="Calibri" w:cstheme="minorHAnsi"/>
+          <w:b w:val="false"/>
+          <w:bCs w:val="false"/>
+          <w:i w:val="false"/>
+          <w:iCs w:val="false"/>
+          <w:color w:val="00A933"/>
+          <w:position w:val="0"/>
+          <w:sz w:val="32"/>
+          <w:sz w:val="32"/>
+          <w:szCs w:val="32"/>
+          <w:vertAlign w:val="baseline"/>
+        </w:rPr>
+        <w:t>string</w:t>
+      </w:r>
+    </w:p>
+    <w:p>
+      <w:pPr>
+        <w:pStyle w:val="Normal"/>
+        <w:numPr>
+          <w:ilvl w:val="1"/>
+          <w:numId w:val="18"/>
+        </w:numPr>
+        <w:spacing w:before="0" w:after="0"/>
+        <w:rPr>
+          <w:color w:val="00A933"/>
+        </w:rPr>
+      </w:pPr>
+      <w:r>
+        <w:rPr>
+          <w:rFonts w:cs="Calibri" w:cstheme="minorHAnsi"/>
+          <w:b w:val="false"/>
+          <w:bCs w:val="false"/>
+          <w:i w:val="false"/>
+          <w:iCs w:val="false"/>
+          <w:color w:val="00A933"/>
+          <w:position w:val="0"/>
+          <w:sz w:val="32"/>
+          <w:sz w:val="32"/>
+          <w:szCs w:val="32"/>
+          <w:vertAlign w:val="baseline"/>
+        </w:rPr>
+        <w:t>text</w:t>
+      </w:r>
+    </w:p>
+    <w:p>
+      <w:pPr>
+        <w:pStyle w:val="Normal"/>
+        <w:numPr>
+          <w:ilvl w:val="0"/>
+          <w:numId w:val="17"/>
+        </w:numPr>
+        <w:spacing w:before="0" w:after="0"/>
+        <w:rPr>
+          <w:b w:val="false"/>
+          <w:bCs w:val="false"/>
+        </w:rPr>
+      </w:pPr>
+      <w:r>
+        <w:rPr>
+          <w:rFonts w:cs="Calibri" w:cstheme="minorHAnsi"/>
+          <w:b w:val="false"/>
+          <w:bCs w:val="false"/>
+          <w:i w:val="false"/>
+          <w:iCs w:val="false"/>
+          <w:position w:val="0"/>
+          <w:sz w:val="32"/>
+          <w:sz w:val="32"/>
+          <w:szCs w:val="32"/>
+          <w:vertAlign w:val="baseline"/>
+        </w:rPr>
+        <w:t>Сложные</w:t>
+      </w:r>
+    </w:p>
+    <w:p>
+      <w:pPr>
+        <w:pStyle w:val="Normal"/>
+        <w:numPr>
+          <w:ilvl w:val="1"/>
+          <w:numId w:val="17"/>
+        </w:numPr>
+        <w:spacing w:before="0" w:after="0"/>
+        <w:rPr>
+          <w:b w:val="false"/>
+          <w:bCs w:val="false"/>
+        </w:rPr>
+      </w:pPr>
+      <w:r>
+        <w:rPr>
+          <w:rFonts w:cs="Calibri" w:cstheme="minorHAnsi"/>
+          <w:b w:val="false"/>
+          <w:bCs w:val="false"/>
+          <w:i w:val="false"/>
+          <w:iCs w:val="false"/>
+          <w:position w:val="0"/>
+          <w:sz w:val="32"/>
+          <w:sz w:val="32"/>
+          <w:szCs w:val="32"/>
+          <w:vertAlign w:val="baseline"/>
+        </w:rPr>
+        <w:t>Перечисления</w:t>
+      </w:r>
+    </w:p>
+    <w:p>
+      <w:pPr>
+        <w:pStyle w:val="Normal"/>
+        <w:numPr>
+          <w:ilvl w:val="1"/>
+          <w:numId w:val="17"/>
+        </w:numPr>
+        <w:spacing w:before="0" w:after="0"/>
+        <w:rPr>
+          <w:b w:val="false"/>
+          <w:bCs w:val="false"/>
+        </w:rPr>
+      </w:pPr>
+      <w:r>
+        <w:rPr>
+          <w:rFonts w:cs="Calibri" w:cstheme="minorHAnsi"/>
+          <w:b w:val="false"/>
+          <w:bCs w:val="false"/>
+          <w:i w:val="false"/>
+          <w:iCs w:val="false"/>
+          <w:position w:val="0"/>
+          <w:sz w:val="32"/>
+          <w:sz w:val="32"/>
+          <w:szCs w:val="32"/>
+          <w:vertAlign w:val="baseline"/>
+        </w:rPr>
+        <w:t>Отрезок (ограниченный, ограничение)</w:t>
+      </w:r>
+    </w:p>
+    <w:p>
+      <w:pPr>
+        <w:pStyle w:val="Normal"/>
+        <w:numPr>
+          <w:ilvl w:val="1"/>
+          <w:numId w:val="17"/>
+        </w:numPr>
+        <w:spacing w:before="0" w:after="0"/>
+        <w:rPr>
+          <w:b w:val="false"/>
+          <w:bCs w:val="false"/>
+        </w:rPr>
+      </w:pPr>
+      <w:r>
+        <w:rPr>
+          <w:rFonts w:cs="Calibri" w:cstheme="minorHAnsi"/>
+          <w:b w:val="false"/>
+          <w:bCs w:val="false"/>
+          <w:i w:val="false"/>
+          <w:iCs w:val="false"/>
+          <w:position w:val="0"/>
+          <w:sz w:val="32"/>
+          <w:sz w:val="32"/>
+          <w:szCs w:val="32"/>
+          <w:vertAlign w:val="baseline"/>
+        </w:rPr>
+        <w:t>Множества</w:t>
+      </w:r>
+    </w:p>
+    <w:p>
+      <w:pPr>
+        <w:pStyle w:val="Normal"/>
+        <w:numPr>
+          <w:ilvl w:val="1"/>
+          <w:numId w:val="17"/>
+        </w:numPr>
+        <w:spacing w:before="0" w:after="0"/>
+        <w:rPr>
+          <w:b w:val="false"/>
+          <w:bCs w:val="false"/>
+        </w:rPr>
+      </w:pPr>
+      <w:r>
+        <w:rPr>
+          <w:rFonts w:cs="Calibri" w:cstheme="minorHAnsi"/>
+          <w:b w:val="false"/>
+          <w:bCs w:val="false"/>
+          <w:i w:val="false"/>
+          <w:iCs w:val="false"/>
+          <w:position w:val="0"/>
+          <w:sz w:val="32"/>
+          <w:sz w:val="32"/>
+          <w:szCs w:val="32"/>
+          <w:vertAlign w:val="baseline"/>
+        </w:rPr>
+        <w:t>Массив</w:t>
+      </w:r>
+    </w:p>
+    <w:p>
+      <w:pPr>
+        <w:pStyle w:val="Normal"/>
+        <w:numPr>
+          <w:ilvl w:val="1"/>
+          <w:numId w:val="17"/>
+        </w:numPr>
+        <w:spacing w:before="0" w:after="0"/>
+        <w:rPr>
+          <w:b w:val="false"/>
+          <w:bCs w:val="false"/>
+        </w:rPr>
+      </w:pPr>
+      <w:r>
+        <w:rPr>
+          <w:rFonts w:cs="Calibri" w:cstheme="minorHAnsi"/>
+          <w:b w:val="false"/>
+          <w:bCs w:val="false"/>
+          <w:i w:val="false"/>
+          <w:iCs w:val="false"/>
+          <w:position w:val="0"/>
+          <w:sz w:val="32"/>
+          <w:sz w:val="32"/>
+          <w:szCs w:val="32"/>
+          <w:vertAlign w:val="baseline"/>
+        </w:rPr>
+        <w:t>Запись</w:t>
+      </w:r>
+    </w:p>
+    <w:p>
+      <w:pPr>
+        <w:pStyle w:val="Normal"/>
+        <w:numPr>
+          <w:ilvl w:val="1"/>
+          <w:numId w:val="17"/>
+        </w:numPr>
+        <w:spacing w:before="0" w:after="0"/>
+        <w:rPr>
+          <w:b w:val="false"/>
+          <w:bCs w:val="false"/>
+        </w:rPr>
+      </w:pPr>
+      <w:r>
+        <w:rPr>
+          <w:rFonts w:cs="Calibri" w:cstheme="minorHAnsi"/>
+          <w:b w:val="false"/>
+          <w:bCs w:val="false"/>
+          <w:i w:val="false"/>
+          <w:iCs w:val="false"/>
+          <w:position w:val="0"/>
+          <w:sz w:val="32"/>
+          <w:sz w:val="32"/>
+          <w:szCs w:val="32"/>
+          <w:vertAlign w:val="baseline"/>
+        </w:rPr>
+        <w:t>Файл</w:t>
+      </w:r>
+    </w:p>
+    <w:p>
+      <w:pPr>
+        <w:pStyle w:val="Normal"/>
+        <w:numPr>
+          <w:ilvl w:val="1"/>
+          <w:numId w:val="17"/>
+        </w:numPr>
+        <w:spacing w:before="0" w:after="0"/>
+        <w:rPr>
+          <w:b w:val="false"/>
+          <w:bCs w:val="false"/>
+        </w:rPr>
+      </w:pPr>
+      <w:r>
+        <w:rPr>
+          <w:rFonts w:cs="Calibri" w:cstheme="minorHAnsi"/>
+          <w:b w:val="false"/>
+          <w:bCs w:val="false"/>
+          <w:i w:val="false"/>
+          <w:iCs w:val="false"/>
+          <w:position w:val="0"/>
+          <w:sz w:val="32"/>
+          <w:sz w:val="32"/>
+          <w:szCs w:val="32"/>
+          <w:vertAlign w:val="baseline"/>
+        </w:rPr>
+        <w:t>Ссылка</w:t>
+      </w:r>
+    </w:p>
+    <w:p>
+      <w:pPr>
+        <w:pStyle w:val="Normal"/>
+        <w:numPr>
+          <w:ilvl w:val="1"/>
+          <w:numId w:val="17"/>
+        </w:numPr>
+        <w:spacing w:before="0" w:after="0"/>
+        <w:rPr>
+          <w:color w:val="00A933"/>
+        </w:rPr>
+      </w:pPr>
+      <w:r>
+        <w:rPr>
+          <w:rFonts w:cs="Calibri" w:cstheme="minorHAnsi"/>
+          <w:b w:val="false"/>
+          <w:bCs w:val="false"/>
+          <w:i w:val="false"/>
+          <w:iCs w:val="false"/>
+          <w:color w:val="00A933"/>
+          <w:position w:val="0"/>
+          <w:sz w:val="32"/>
+          <w:sz w:val="32"/>
+          <w:szCs w:val="32"/>
+          <w:vertAlign w:val="baseline"/>
+        </w:rPr>
+        <w:t>string</w:t>
+      </w:r>
+    </w:p>
+    <w:p>
+      <w:pPr>
+        <w:pStyle w:val="Normal"/>
+        <w:numPr>
+          <w:ilvl w:val="1"/>
+          <w:numId w:val="17"/>
+        </w:numPr>
+        <w:spacing w:before="0" w:after="0"/>
+        <w:rPr>
+          <w:color w:val="00A933"/>
+        </w:rPr>
+      </w:pPr>
+      <w:r>
+        <w:rPr>
+          <w:rFonts w:cs="Calibri" w:cstheme="minorHAnsi"/>
+          <w:i w:val="false"/>
+          <w:iCs w:val="false"/>
+          <w:color w:val="00A933"/>
+          <w:position w:val="0"/>
+          <w:sz w:val="32"/>
+          <w:sz w:val="32"/>
+          <w:szCs w:val="32"/>
+          <w:vertAlign w:val="baseline"/>
+        </w:rPr>
+        <w:t>text</w:t>
+      </w:r>
+    </w:p>
+    <w:p>
+      <w:pPr>
+        <w:pStyle w:val="Normal"/>
+        <w:spacing w:before="0" w:after="0"/>
+        <w:rPr>
+          <w:rFonts w:cs="Calibri" w:cstheme="minorHAnsi"/>
+          <w:i w:val="false"/>
+          <w:i w:val="false"/>
+          <w:iCs w:val="false"/>
+          <w:position w:val="0"/>
+          <w:sz w:val="32"/>
+          <w:sz w:val="32"/>
+          <w:szCs w:val="32"/>
+          <w:vertAlign w:val="baseline"/>
+        </w:rPr>
+      </w:pPr>
+      <w:r>
+        <w:rPr>
+          <w:b w:val="false"/>
+          <w:bCs w:val="false"/>
+        </w:rPr>
+      </w:r>
+    </w:p>
+    <w:p>
+      <w:pPr>
+        <w:pStyle w:val="Normal"/>
+        <w:spacing w:before="0" w:after="0"/>
+        <w:rPr>
+          <w:b w:val="false"/>
+          <w:bCs w:val="false"/>
+        </w:rPr>
+      </w:pPr>
+      <w:r>
+        <w:rPr>
+          <w:rFonts w:cs="Calibri" w:cstheme="minorHAnsi"/>
+          <w:b w:val="false"/>
+          <w:bCs w:val="false"/>
+          <w:i w:val="false"/>
+          <w:iCs w:val="false"/>
+          <w:position w:val="0"/>
+          <w:sz w:val="32"/>
+          <w:sz w:val="32"/>
+          <w:szCs w:val="32"/>
+          <w:vertAlign w:val="baseline"/>
+        </w:rPr>
+        <w:t>C</w:t>
+      </w:r>
+    </w:p>
+    <w:p>
+      <w:pPr>
+        <w:pStyle w:val="Normal"/>
+        <w:numPr>
+          <w:ilvl w:val="0"/>
+          <w:numId w:val="19"/>
+        </w:numPr>
+        <w:spacing w:before="0" w:after="0"/>
+        <w:rPr>
+          <w:b w:val="false"/>
+          <w:bCs w:val="false"/>
+        </w:rPr>
+      </w:pPr>
+      <w:r>
+        <w:rPr>
+          <w:rFonts w:cs="Calibri" w:cstheme="minorHAnsi"/>
+          <w:b w:val="false"/>
+          <w:bCs w:val="false"/>
+          <w:i w:val="false"/>
+          <w:iCs w:val="false"/>
+          <w:position w:val="0"/>
+          <w:sz w:val="32"/>
+          <w:sz w:val="32"/>
+          <w:szCs w:val="32"/>
+          <w:vertAlign w:val="baseline"/>
+        </w:rPr>
+        <w:t xml:space="preserve">Основные </w:t>
+      </w:r>
+      <w:r>
+        <w:rPr>
+          <w:rFonts w:cs="Calibri" w:cstheme="minorHAnsi"/>
+          <w:b w:val="false"/>
+          <w:bCs w:val="false"/>
+          <w:i w:val="false"/>
+          <w:iCs w:val="false"/>
+          <w:strike/>
+          <w:position w:val="0"/>
+          <w:sz w:val="32"/>
+          <w:sz w:val="32"/>
+          <w:szCs w:val="32"/>
+          <w:vertAlign w:val="baseline"/>
+        </w:rPr>
+        <w:t>(скалярные)</w:t>
+      </w:r>
+    </w:p>
+    <w:p>
+      <w:pPr>
+        <w:pStyle w:val="Normal"/>
+        <w:numPr>
+          <w:ilvl w:val="1"/>
+          <w:numId w:val="19"/>
+        </w:numPr>
+        <w:spacing w:before="0" w:after="0"/>
+        <w:rPr>
+          <w:b w:val="false"/>
+          <w:bCs w:val="false"/>
+          <w:strike w:val="false"/>
+          <w:dstrike w:val="false"/>
+        </w:rPr>
+      </w:pPr>
+      <w:r>
+        <w:rPr>
+          <w:rFonts w:cs="Calibri" w:cstheme="minorHAnsi"/>
+          <w:b w:val="false"/>
+          <w:bCs w:val="false"/>
+          <w:i w:val="false"/>
+          <w:iCs w:val="false"/>
+          <w:strike w:val="false"/>
+          <w:dstrike w:val="false"/>
+          <w:position w:val="0"/>
+          <w:sz w:val="32"/>
+          <w:sz w:val="32"/>
+          <w:szCs w:val="32"/>
+          <w:vertAlign w:val="baseline"/>
+        </w:rPr>
+        <w:t>Указатель (ссылка)</w:t>
+      </w:r>
+    </w:p>
+    <w:p>
+      <w:pPr>
+        <w:pStyle w:val="Normal"/>
+        <w:numPr>
+          <w:ilvl w:val="1"/>
+          <w:numId w:val="19"/>
+        </w:numPr>
+        <w:spacing w:before="0" w:after="0"/>
+        <w:rPr>
+          <w:b w:val="false"/>
+          <w:bCs w:val="false"/>
+          <w:strike w:val="false"/>
+          <w:dstrike w:val="false"/>
+        </w:rPr>
+      </w:pPr>
+      <w:r>
+        <w:rPr>
+          <w:rFonts w:cs="Calibri" w:cstheme="minorHAnsi"/>
+          <w:b w:val="false"/>
+          <w:bCs w:val="false"/>
+          <w:i w:val="false"/>
+          <w:iCs w:val="false"/>
+          <w:strike w:val="false"/>
+          <w:dstrike w:val="false"/>
+          <w:position w:val="0"/>
+          <w:sz w:val="32"/>
+          <w:sz w:val="32"/>
+          <w:szCs w:val="32"/>
+          <w:vertAlign w:val="baseline"/>
+        </w:rPr>
+        <w:t>Арифмитечские</w:t>
+      </w:r>
+    </w:p>
+    <w:p>
+      <w:pPr>
+        <w:pStyle w:val="Normal"/>
+        <w:numPr>
+          <w:ilvl w:val="2"/>
+          <w:numId w:val="19"/>
+        </w:numPr>
+        <w:spacing w:before="0" w:after="0"/>
+        <w:rPr>
+          <w:b w:val="false"/>
+          <w:bCs w:val="false"/>
+          <w:strike w:val="false"/>
+          <w:dstrike w:val="false"/>
+        </w:rPr>
+      </w:pPr>
+      <w:r>
+        <w:rPr>
+          <w:rFonts w:cs="Calibri" w:cstheme="minorHAnsi"/>
+          <w:b w:val="false"/>
+          <w:bCs w:val="false"/>
+          <w:i w:val="false"/>
+          <w:iCs w:val="false"/>
+          <w:strike w:val="false"/>
+          <w:dstrike w:val="false"/>
+          <w:position w:val="0"/>
+          <w:sz w:val="32"/>
+          <w:sz w:val="32"/>
+          <w:szCs w:val="32"/>
+          <w:vertAlign w:val="baseline"/>
+        </w:rPr>
+        <w:t>Целые</w:t>
+      </w:r>
+    </w:p>
+    <w:p>
+      <w:pPr>
+        <w:pStyle w:val="Normal"/>
+        <w:numPr>
+          <w:ilvl w:val="3"/>
+          <w:numId w:val="19"/>
+        </w:numPr>
+        <w:spacing w:before="0" w:after="0"/>
+        <w:rPr>
+          <w:b w:val="false"/>
+          <w:bCs w:val="false"/>
+          <w:strike w:val="false"/>
+          <w:dstrike w:val="false"/>
+        </w:rPr>
+      </w:pPr>
+      <w:r>
+        <w:rPr>
+          <w:rFonts w:cs="Calibri" w:cstheme="minorHAnsi"/>
+          <w:b w:val="false"/>
+          <w:bCs w:val="false"/>
+          <w:i w:val="false"/>
+          <w:iCs w:val="false"/>
+          <w:strike w:val="false"/>
+          <w:dstrike w:val="false"/>
+          <w:position w:val="0"/>
+          <w:sz w:val="32"/>
+          <w:sz w:val="32"/>
+          <w:szCs w:val="32"/>
+          <w:vertAlign w:val="baseline"/>
+        </w:rPr>
+        <w:t>short</w:t>
+      </w:r>
+    </w:p>
+    <w:p>
+      <w:pPr>
+        <w:pStyle w:val="Normal"/>
+        <w:numPr>
+          <w:ilvl w:val="3"/>
+          <w:numId w:val="19"/>
+        </w:numPr>
+        <w:spacing w:before="0" w:after="0"/>
+        <w:rPr>
+          <w:b w:val="false"/>
+          <w:bCs w:val="false"/>
+          <w:strike w:val="false"/>
+          <w:dstrike w:val="false"/>
+        </w:rPr>
+      </w:pPr>
+      <w:r>
+        <w:rPr>
+          <w:rFonts w:cs="Calibri" w:cstheme="minorHAnsi"/>
+          <w:b w:val="false"/>
+          <w:bCs w:val="false"/>
+          <w:i w:val="false"/>
+          <w:iCs w:val="false"/>
+          <w:strike w:val="false"/>
+          <w:dstrike w:val="false"/>
+          <w:position w:val="0"/>
+          <w:sz w:val="32"/>
+          <w:sz w:val="32"/>
+          <w:szCs w:val="32"/>
+          <w:vertAlign w:val="baseline"/>
+        </w:rPr>
+        <w:t>int</w:t>
+      </w:r>
+    </w:p>
+    <w:p>
+      <w:pPr>
+        <w:pStyle w:val="Normal"/>
+        <w:numPr>
+          <w:ilvl w:val="3"/>
+          <w:numId w:val="19"/>
+        </w:numPr>
+        <w:spacing w:before="0" w:after="0"/>
+        <w:rPr>
+          <w:b w:val="false"/>
+          <w:bCs w:val="false"/>
+          <w:strike w:val="false"/>
+          <w:dstrike w:val="false"/>
+        </w:rPr>
+      </w:pPr>
+      <w:r>
+        <w:rPr>
+          <w:rFonts w:cs="Calibri" w:cstheme="minorHAnsi"/>
+          <w:b w:val="false"/>
+          <w:bCs w:val="false"/>
+          <w:i w:val="false"/>
+          <w:iCs w:val="false"/>
+          <w:strike w:val="false"/>
+          <w:dstrike w:val="false"/>
+          <w:position w:val="0"/>
+          <w:sz w:val="32"/>
+          <w:sz w:val="32"/>
+          <w:szCs w:val="32"/>
+          <w:vertAlign w:val="baseline"/>
+        </w:rPr>
+        <w:t>long</w:t>
+      </w:r>
+    </w:p>
+    <w:p>
+      <w:pPr>
+        <w:pStyle w:val="Normal"/>
+        <w:numPr>
+          <w:ilvl w:val="3"/>
+          <w:numId w:val="19"/>
+        </w:numPr>
+        <w:spacing w:before="0" w:after="0"/>
+        <w:rPr>
+          <w:b w:val="false"/>
+          <w:bCs w:val="false"/>
+          <w:strike w:val="false"/>
+          <w:dstrike w:val="false"/>
+        </w:rPr>
+      </w:pPr>
+      <w:r>
+        <w:rPr>
+          <w:rFonts w:cs="Calibri" w:cstheme="minorHAnsi"/>
+          <w:b w:val="false"/>
+          <w:bCs w:val="false"/>
+          <w:i w:val="false"/>
+          <w:iCs w:val="false"/>
+          <w:strike w:val="false"/>
+          <w:dstrike w:val="false"/>
+          <w:position w:val="0"/>
+          <w:sz w:val="32"/>
+          <w:sz w:val="32"/>
+          <w:szCs w:val="32"/>
+          <w:vertAlign w:val="baseline"/>
+        </w:rPr>
+        <w:t>char</w:t>
+      </w:r>
+    </w:p>
+    <w:p>
+      <w:pPr>
+        <w:pStyle w:val="Normal"/>
+        <w:numPr>
+          <w:ilvl w:val="3"/>
+          <w:numId w:val="19"/>
+        </w:numPr>
+        <w:spacing w:before="0" w:after="0"/>
+        <w:rPr>
+          <w:b w:val="false"/>
+          <w:bCs w:val="false"/>
+          <w:strike w:val="false"/>
+          <w:dstrike w:val="false"/>
+        </w:rPr>
+      </w:pPr>
+      <w:r>
+        <w:rPr>
+          <w:rFonts w:cs="Calibri" w:cstheme="minorHAnsi"/>
+          <w:b w:val="false"/>
+          <w:bCs w:val="false"/>
+          <w:i w:val="false"/>
+          <w:iCs w:val="false"/>
+          <w:strike w:val="false"/>
+          <w:dstrike w:val="false"/>
+          <w:position w:val="0"/>
+          <w:sz w:val="32"/>
+          <w:sz w:val="32"/>
+          <w:szCs w:val="32"/>
+          <w:vertAlign w:val="baseline"/>
+        </w:rPr>
+        <w:t>unsigned short (unsigned — беззнаковый)</w:t>
+      </w:r>
+    </w:p>
+    <w:p>
+      <w:pPr>
+        <w:pStyle w:val="Normal"/>
+        <w:numPr>
+          <w:ilvl w:val="3"/>
+          <w:numId w:val="19"/>
+        </w:numPr>
+        <w:spacing w:before="0" w:after="0"/>
+        <w:rPr>
+          <w:b w:val="false"/>
+          <w:bCs w:val="false"/>
+          <w:strike w:val="false"/>
+          <w:dstrike w:val="false"/>
+        </w:rPr>
+      </w:pPr>
+      <w:r>
+        <w:rPr>
+          <w:rFonts w:cs="Calibri" w:cstheme="minorHAnsi"/>
+          <w:b w:val="false"/>
+          <w:bCs w:val="false"/>
+          <w:i w:val="false"/>
+          <w:iCs w:val="false"/>
+          <w:strike w:val="false"/>
+          <w:dstrike w:val="false"/>
+          <w:position w:val="0"/>
+          <w:sz w:val="32"/>
+          <w:sz w:val="32"/>
+          <w:szCs w:val="32"/>
+          <w:vertAlign w:val="baseline"/>
+        </w:rPr>
+        <w:t>unsigned int</w:t>
+      </w:r>
+    </w:p>
+    <w:p>
+      <w:pPr>
+        <w:pStyle w:val="Normal"/>
+        <w:numPr>
+          <w:ilvl w:val="3"/>
+          <w:numId w:val="19"/>
+        </w:numPr>
+        <w:spacing w:before="0" w:after="0"/>
+        <w:rPr>
+          <w:b w:val="false"/>
+          <w:bCs w:val="false"/>
+          <w:strike w:val="false"/>
+          <w:dstrike w:val="false"/>
+        </w:rPr>
+      </w:pPr>
+      <w:r>
+        <w:rPr>
+          <w:rFonts w:cs="Calibri" w:cstheme="minorHAnsi"/>
+          <w:b w:val="false"/>
+          <w:bCs w:val="false"/>
+          <w:i w:val="false"/>
+          <w:iCs w:val="false"/>
+          <w:strike w:val="false"/>
+          <w:dstrike w:val="false"/>
+          <w:position w:val="0"/>
+          <w:sz w:val="32"/>
+          <w:sz w:val="32"/>
+          <w:szCs w:val="32"/>
+          <w:vertAlign w:val="baseline"/>
+        </w:rPr>
+        <w:t>unsigned long</w:t>
+      </w:r>
+    </w:p>
+    <w:p>
+      <w:pPr>
+        <w:pStyle w:val="Normal"/>
+        <w:numPr>
+          <w:ilvl w:val="3"/>
+          <w:numId w:val="19"/>
+        </w:numPr>
+        <w:spacing w:before="0" w:after="0"/>
+        <w:rPr>
+          <w:b w:val="false"/>
+          <w:bCs w:val="false"/>
+          <w:strike w:val="false"/>
+          <w:dstrike w:val="false"/>
+        </w:rPr>
+      </w:pPr>
+      <w:r>
+        <w:rPr>
+          <w:rFonts w:cs="Calibri" w:cstheme="minorHAnsi"/>
+          <w:b w:val="false"/>
+          <w:bCs w:val="false"/>
+          <w:i w:val="false"/>
+          <w:iCs w:val="false"/>
+          <w:strike w:val="false"/>
+          <w:dstrike w:val="false"/>
+          <w:position w:val="0"/>
+          <w:sz w:val="32"/>
+          <w:sz w:val="32"/>
+          <w:szCs w:val="32"/>
+          <w:vertAlign w:val="baseline"/>
+        </w:rPr>
+        <w:t>unsigned char</w:t>
+      </w:r>
+    </w:p>
+    <w:p>
+      <w:pPr>
+        <w:pStyle w:val="Normal"/>
+        <w:numPr>
+          <w:ilvl w:val="2"/>
+          <w:numId w:val="19"/>
+        </w:numPr>
+        <w:spacing w:before="0" w:after="0"/>
+        <w:rPr>
+          <w:b w:val="false"/>
+          <w:bCs w:val="false"/>
+          <w:strike w:val="false"/>
+          <w:dstrike w:val="false"/>
+        </w:rPr>
+      </w:pPr>
+      <w:r>
+        <w:rPr>
+          <w:rFonts w:cs="Calibri" w:cstheme="minorHAnsi"/>
+          <w:b w:val="false"/>
+          <w:bCs w:val="false"/>
+          <w:i w:val="false"/>
+          <w:iCs w:val="false"/>
+          <w:strike w:val="false"/>
+          <w:dstrike w:val="false"/>
+          <w:position w:val="0"/>
+          <w:sz w:val="32"/>
+          <w:sz w:val="32"/>
+          <w:szCs w:val="32"/>
+          <w:vertAlign w:val="baseline"/>
+        </w:rPr>
+        <w:t>Плавающие</w:t>
+      </w:r>
+    </w:p>
+    <w:p>
+      <w:pPr>
+        <w:pStyle w:val="Normal"/>
+        <w:numPr>
+          <w:ilvl w:val="3"/>
+          <w:numId w:val="19"/>
+        </w:numPr>
+        <w:spacing w:before="0" w:after="0"/>
+        <w:rPr>
+          <w:b w:val="false"/>
+          <w:bCs w:val="false"/>
+          <w:strike w:val="false"/>
+          <w:dstrike w:val="false"/>
+        </w:rPr>
+      </w:pPr>
+      <w:r>
+        <w:rPr>
+          <w:rFonts w:cs="Calibri" w:cstheme="minorHAnsi"/>
+          <w:b w:val="false"/>
+          <w:bCs w:val="false"/>
+          <w:i w:val="false"/>
+          <w:iCs w:val="false"/>
+          <w:strike w:val="false"/>
+          <w:dstrike w:val="false"/>
+          <w:position w:val="0"/>
+          <w:sz w:val="32"/>
+          <w:sz w:val="32"/>
+          <w:szCs w:val="32"/>
+          <w:vertAlign w:val="baseline"/>
+        </w:rPr>
+        <w:t>double - 64 бита</w:t>
+      </w:r>
+    </w:p>
+    <w:p>
+      <w:pPr>
+        <w:pStyle w:val="Normal"/>
+        <w:numPr>
+          <w:ilvl w:val="3"/>
+          <w:numId w:val="19"/>
+        </w:numPr>
+        <w:spacing w:before="0" w:after="0"/>
+        <w:rPr>
+          <w:b w:val="false"/>
+          <w:bCs w:val="false"/>
+          <w:strike w:val="false"/>
+          <w:dstrike w:val="false"/>
+        </w:rPr>
+      </w:pPr>
+      <w:r>
+        <w:rPr>
+          <w:rFonts w:cs="Calibri" w:cstheme="minorHAnsi"/>
+          <w:b w:val="false"/>
+          <w:bCs w:val="false"/>
+          <w:i w:val="false"/>
+          <w:iCs w:val="false"/>
+          <w:strike w:val="false"/>
+          <w:dstrike w:val="false"/>
+          <w:position w:val="0"/>
+          <w:sz w:val="32"/>
+          <w:sz w:val="32"/>
+          <w:szCs w:val="32"/>
+          <w:vertAlign w:val="baseline"/>
+        </w:rPr>
+        <w:t>float - 32 бита</w:t>
+      </w:r>
+    </w:p>
+    <w:p>
+      <w:pPr>
+        <w:pStyle w:val="Normal"/>
+        <w:numPr>
+          <w:ilvl w:val="3"/>
+          <w:numId w:val="19"/>
+        </w:numPr>
+        <w:spacing w:before="0" w:after="0"/>
+        <w:rPr>
+          <w:b w:val="false"/>
+          <w:bCs w:val="false"/>
+          <w:strike w:val="false"/>
+          <w:dstrike w:val="false"/>
+        </w:rPr>
+      </w:pPr>
+      <w:r>
+        <w:rPr>
+          <w:rFonts w:cs="Calibri" w:cstheme="minorHAnsi"/>
+          <w:b w:val="false"/>
+          <w:bCs w:val="false"/>
+          <w:i w:val="false"/>
+          <w:iCs w:val="false"/>
+          <w:strike w:val="false"/>
+          <w:dstrike w:val="false"/>
+          <w:position w:val="0"/>
+          <w:sz w:val="32"/>
+          <w:sz w:val="32"/>
+          <w:szCs w:val="32"/>
+          <w:vertAlign w:val="baseline"/>
+        </w:rPr>
+        <w:t>[long double]</w:t>
+      </w:r>
+    </w:p>
+    <w:p>
+      <w:pPr>
+        <w:pStyle w:val="Normal"/>
+        <w:numPr>
+          <w:ilvl w:val="0"/>
+          <w:numId w:val="19"/>
+        </w:numPr>
+        <w:spacing w:before="0" w:after="0"/>
+        <w:rPr>
+          <w:b w:val="false"/>
+          <w:bCs w:val="false"/>
+        </w:rPr>
+      </w:pPr>
+      <w:r>
+        <w:rPr>
+          <w:rFonts w:cs="Calibri" w:cstheme="minorHAnsi"/>
+          <w:b w:val="false"/>
+          <w:bCs w:val="false"/>
+          <w:i w:val="false"/>
+          <w:iCs w:val="false"/>
+          <w:position w:val="0"/>
+          <w:sz w:val="32"/>
+          <w:sz w:val="32"/>
+          <w:szCs w:val="32"/>
+          <w:vertAlign w:val="baseline"/>
+        </w:rPr>
+        <w:t>Составные (сложные)</w:t>
+      </w:r>
+    </w:p>
+    <w:p>
+      <w:pPr>
+        <w:pStyle w:val="Normal"/>
+        <w:numPr>
+          <w:ilvl w:val="1"/>
+          <w:numId w:val="19"/>
+        </w:numPr>
+        <w:spacing w:before="0" w:after="0"/>
+        <w:rPr>
+          <w:b w:val="false"/>
+          <w:bCs w:val="false"/>
+        </w:rPr>
+      </w:pPr>
+      <w:r>
+        <w:rPr>
+          <w:rFonts w:cs="Calibri" w:cstheme="minorHAnsi"/>
+          <w:b w:val="false"/>
+          <w:bCs w:val="false"/>
+          <w:i w:val="false"/>
+          <w:iCs w:val="false"/>
+          <w:position w:val="0"/>
+          <w:sz w:val="32"/>
+          <w:sz w:val="32"/>
+          <w:szCs w:val="32"/>
+          <w:vertAlign w:val="baseline"/>
+        </w:rPr>
+        <w:t>Перечисления</w:t>
+      </w:r>
+    </w:p>
+    <w:p>
+      <w:pPr>
+        <w:pStyle w:val="Normal"/>
+        <w:numPr>
+          <w:ilvl w:val="1"/>
+          <w:numId w:val="19"/>
+        </w:numPr>
+        <w:spacing w:before="0" w:after="0"/>
+        <w:rPr>
+          <w:b w:val="false"/>
+          <w:bCs w:val="false"/>
+        </w:rPr>
+      </w:pPr>
+      <w:r>
+        <w:rPr>
+          <w:rFonts w:cs="Calibri" w:cstheme="minorHAnsi"/>
+          <w:b w:val="false"/>
+          <w:bCs w:val="false"/>
+          <w:i w:val="false"/>
+          <w:iCs w:val="false"/>
+          <w:position w:val="0"/>
+          <w:sz w:val="32"/>
+          <w:sz w:val="32"/>
+          <w:szCs w:val="32"/>
+          <w:vertAlign w:val="baseline"/>
+        </w:rPr>
+        <w:t>Массив</w:t>
+      </w:r>
+    </w:p>
+    <w:p>
+      <w:pPr>
+        <w:pStyle w:val="Normal"/>
+        <w:numPr>
+          <w:ilvl w:val="1"/>
+          <w:numId w:val="19"/>
+        </w:numPr>
+        <w:spacing w:before="0" w:after="0"/>
+        <w:rPr>
+          <w:b w:val="false"/>
+          <w:bCs w:val="false"/>
+        </w:rPr>
+      </w:pPr>
+      <w:r>
+        <w:rPr>
+          <w:rFonts w:cs="Calibri" w:cstheme="minorHAnsi"/>
+          <w:b w:val="false"/>
+          <w:bCs w:val="false"/>
+          <w:i w:val="false"/>
+          <w:iCs w:val="false"/>
+          <w:position w:val="0"/>
+          <w:sz w:val="32"/>
+          <w:sz w:val="32"/>
+          <w:szCs w:val="32"/>
+          <w:vertAlign w:val="baseline"/>
+        </w:rPr>
+        <w:t>Структура</w:t>
+      </w:r>
+    </w:p>
+    <w:p>
+      <w:pPr>
+        <w:pStyle w:val="Normal"/>
+        <w:numPr>
+          <w:ilvl w:val="1"/>
+          <w:numId w:val="19"/>
+        </w:numPr>
+        <w:spacing w:before="0" w:after="0"/>
+        <w:rPr>
+          <w:b w:val="false"/>
+          <w:bCs w:val="false"/>
+        </w:rPr>
+      </w:pPr>
+      <w:r>
+        <w:rPr>
+          <w:rFonts w:cs="Calibri" w:cstheme="minorHAnsi"/>
+          <w:b w:val="false"/>
+          <w:bCs w:val="false"/>
+          <w:i w:val="false"/>
+          <w:iCs w:val="false"/>
+          <w:position w:val="0"/>
+          <w:sz w:val="32"/>
+          <w:sz w:val="32"/>
+          <w:szCs w:val="32"/>
+          <w:vertAlign w:val="baseline"/>
+        </w:rPr>
+        <w:t>Смесь (объединение)</w:t>
+      </w:r>
+    </w:p>
+    <w:p>
+      <w:pPr>
+        <w:pStyle w:val="Normal"/>
+        <w:numPr>
+          <w:ilvl w:val="1"/>
+          <w:numId w:val="19"/>
+        </w:numPr>
+        <w:spacing w:before="0" w:after="0"/>
+        <w:rPr>
+          <w:b w:val="false"/>
+          <w:bCs w:val="false"/>
+          <w:color w:val="00A933"/>
+        </w:rPr>
+      </w:pPr>
+      <w:r>
+        <w:rPr>
+          <w:rFonts w:cs="Calibri" w:cstheme="minorHAnsi"/>
+          <w:b w:val="false"/>
+          <w:bCs w:val="false"/>
+          <w:i w:val="false"/>
+          <w:iCs w:val="false"/>
+          <w:color w:val="00A933"/>
+          <w:position w:val="0"/>
+          <w:sz w:val="32"/>
+          <w:sz w:val="32"/>
+          <w:szCs w:val="32"/>
+          <w:vertAlign w:val="baseline"/>
+        </w:rPr>
+        <w:t>Файл</w:t>
+      </w:r>
+    </w:p>
+    <w:p>
+      <w:pPr>
+        <w:pStyle w:val="Normal"/>
+        <w:spacing w:before="0" w:after="0"/>
+        <w:rPr>
+          <w:b w:val="false"/>
+          <w:bCs w:val="false"/>
+          <w:color w:val="auto"/>
+        </w:rPr>
+      </w:pPr>
+      <w:r>
+        <w:rPr>
+          <w:rFonts w:cs="Calibri" w:cstheme="minorHAnsi"/>
+          <w:b w:val="false"/>
+          <w:bCs w:val="false"/>
+          <w:i w:val="false"/>
+          <w:iCs w:val="false"/>
+          <w:color w:val="auto"/>
+          <w:position w:val="0"/>
+          <w:sz w:val="32"/>
+          <w:sz w:val="32"/>
+          <w:szCs w:val="32"/>
+          <w:vertAlign w:val="baseline"/>
+        </w:rPr>
+        <w:t>Характеристика типа данных:</w:t>
+      </w:r>
+    </w:p>
+    <w:p>
+      <w:pPr>
+        <w:pStyle w:val="Normal"/>
+        <w:numPr>
+          <w:ilvl w:val="0"/>
+          <w:numId w:val="20"/>
+        </w:numPr>
+        <w:spacing w:before="0" w:after="0"/>
+        <w:rPr>
+          <w:b w:val="false"/>
+          <w:bCs w:val="false"/>
+          <w:color w:val="auto"/>
+        </w:rPr>
+      </w:pPr>
+      <w:r>
+        <w:rPr>
+          <w:rFonts w:cs="Calibri" w:cstheme="minorHAnsi"/>
+          <w:b w:val="false"/>
+          <w:bCs w:val="false"/>
+          <w:i w:val="false"/>
+          <w:iCs w:val="false"/>
+          <w:color w:val="auto"/>
+          <w:position w:val="0"/>
+          <w:sz w:val="32"/>
+          <w:sz w:val="32"/>
+          <w:szCs w:val="32"/>
+          <w:vertAlign w:val="baseline"/>
+        </w:rPr>
+        <w:t>Определение внешнего виде значения</w:t>
+      </w:r>
+    </w:p>
+    <w:p>
+      <w:pPr>
+        <w:pStyle w:val="Normal"/>
+        <w:numPr>
+          <w:ilvl w:val="0"/>
+          <w:numId w:val="20"/>
+        </w:numPr>
+        <w:spacing w:before="0" w:after="0"/>
+        <w:rPr>
+          <w:b w:val="false"/>
+          <w:bCs w:val="false"/>
+          <w:color w:val="auto"/>
+        </w:rPr>
+      </w:pPr>
+      <w:r>
+        <w:rPr>
+          <w:rFonts w:cs="Calibri" w:cstheme="minorHAnsi"/>
+          <w:b w:val="false"/>
+          <w:bCs w:val="false"/>
+          <w:i w:val="false"/>
+          <w:iCs w:val="false"/>
+          <w:color w:val="auto"/>
+          <w:position w:val="0"/>
+          <w:sz w:val="32"/>
+          <w:sz w:val="32"/>
+          <w:szCs w:val="32"/>
+          <w:vertAlign w:val="baseline"/>
+        </w:rPr>
+        <w:t>Определение диапозона значений и возможных констант</w:t>
+      </w:r>
+    </w:p>
+    <w:p>
+      <w:pPr>
+        <w:pStyle w:val="Normal"/>
+        <w:numPr>
+          <w:ilvl w:val="0"/>
+          <w:numId w:val="20"/>
+        </w:numPr>
+        <w:spacing w:before="0" w:after="0"/>
+        <w:rPr>
+          <w:b w:val="false"/>
+          <w:bCs w:val="false"/>
+          <w:color w:val="auto"/>
+        </w:rPr>
+      </w:pPr>
+      <w:r>
+        <w:rPr>
+          <w:rFonts w:cs="Calibri" w:cstheme="minorHAnsi"/>
+          <w:b w:val="false"/>
+          <w:bCs w:val="false"/>
+          <w:i w:val="false"/>
+          <w:iCs w:val="false"/>
+          <w:color w:val="auto"/>
+          <w:position w:val="0"/>
+          <w:sz w:val="32"/>
+          <w:sz w:val="32"/>
+          <w:szCs w:val="32"/>
+          <w:vertAlign w:val="baseline"/>
+        </w:rPr>
+        <w:t>Определение операций, которые могут быть применины к этим значениям</w:t>
+      </w:r>
+    </w:p>
+    <w:p>
+      <w:pPr>
+        <w:pStyle w:val="Normal"/>
+        <w:numPr>
+          <w:ilvl w:val="0"/>
+          <w:numId w:val="20"/>
+        </w:numPr>
+        <w:spacing w:before="0" w:after="0"/>
+        <w:rPr>
+          <w:b w:val="false"/>
+          <w:bCs w:val="false"/>
+          <w:color w:val="auto"/>
+        </w:rPr>
+      </w:pPr>
+      <w:r>
+        <w:rPr>
+          <w:rFonts w:cs="Calibri" w:cstheme="minorHAnsi"/>
+          <w:b w:val="false"/>
+          <w:bCs w:val="false"/>
+          <w:i w:val="false"/>
+          <w:iCs w:val="false"/>
+          <w:color w:val="auto"/>
+          <w:position w:val="0"/>
+          <w:sz w:val="32"/>
+          <w:sz w:val="32"/>
+          <w:szCs w:val="32"/>
+          <w:vertAlign w:val="baseline"/>
+        </w:rPr>
+        <w:t>Определение подпрограмм (функций), которые могут быть применины к этим значениям</w:t>
+      </w:r>
+    </w:p>
+    <w:p>
+      <w:pPr>
+        <w:pStyle w:val="Normal"/>
+        <w:numPr>
+          <w:ilvl w:val="0"/>
+          <w:numId w:val="20"/>
+        </w:numPr>
+        <w:spacing w:before="0" w:after="0"/>
+        <w:rPr>
+          <w:b w:val="false"/>
+          <w:bCs w:val="false"/>
+          <w:color w:val="auto"/>
+        </w:rPr>
+      </w:pPr>
+      <w:r>
+        <w:rPr>
+          <w:rFonts w:cs="Calibri" w:cstheme="minorHAnsi"/>
+          <w:b w:val="false"/>
+          <w:bCs w:val="false"/>
+          <w:i w:val="false"/>
+          <w:iCs w:val="false"/>
+          <w:color w:val="auto"/>
+          <w:position w:val="0"/>
+          <w:sz w:val="32"/>
+          <w:sz w:val="32"/>
+          <w:szCs w:val="32"/>
+          <w:vertAlign w:val="baseline"/>
+        </w:rPr>
+        <w:t>Определение возможностей по вводу и выводу значений</w:t>
+      </w:r>
+    </w:p>
+    <w:p>
+      <w:pPr>
+        <w:pStyle w:val="Normal"/>
+        <w:numPr>
+          <w:ilvl w:val="0"/>
+          <w:numId w:val="20"/>
+        </w:numPr>
+        <w:spacing w:before="0" w:after="0"/>
+        <w:rPr>
+          <w:b w:val="false"/>
+          <w:bCs w:val="false"/>
+          <w:color w:val="auto"/>
+        </w:rPr>
+      </w:pPr>
+      <w:r>
+        <w:rPr>
+          <w:rFonts w:cs="Calibri" w:cstheme="minorHAnsi"/>
+          <w:b w:val="false"/>
+          <w:bCs w:val="false"/>
+          <w:i w:val="false"/>
+          <w:iCs w:val="false"/>
+          <w:color w:val="auto"/>
+          <w:position w:val="0"/>
+          <w:sz w:val="32"/>
+          <w:sz w:val="32"/>
+          <w:szCs w:val="32"/>
+          <w:vertAlign w:val="baseline"/>
+        </w:rPr>
+        <w:t>Определение способа хранение в оперативной памяти</w:t>
+      </w:r>
+    </w:p>
+    <w:p>
+      <w:pPr>
+        <w:pStyle w:val="Normal"/>
+        <w:spacing w:before="0" w:after="0"/>
+        <w:rPr>
+          <w:rFonts w:cs="Calibri" w:cstheme="minorHAnsi"/>
+          <w:i w:val="false"/>
+          <w:i w:val="false"/>
+          <w:iCs w:val="false"/>
+          <w:position w:val="0"/>
+          <w:sz w:val="32"/>
+          <w:sz w:val="32"/>
+          <w:szCs w:val="32"/>
+          <w:vertAlign w:val="baseline"/>
+        </w:rPr>
+      </w:pPr>
+      <w:r>
+        <w:rPr>
+          <w:b w:val="false"/>
+          <w:bCs w:val="false"/>
+          <w:color w:val="auto"/>
+        </w:rPr>
+      </w:r>
+    </w:p>
+    <w:p>
+      <w:pPr>
+        <w:pStyle w:val="Normal"/>
+        <w:spacing w:before="0" w:after="0"/>
+        <w:rPr>
+          <w:b w:val="false"/>
+          <w:bCs w:val="false"/>
+          <w:color w:val="auto"/>
+        </w:rPr>
+      </w:pPr>
+      <w:r>
+        <w:rPr>
+          <w:rFonts w:cs="Calibri" w:cstheme="minorHAnsi"/>
+          <w:b w:val="false"/>
+          <w:bCs w:val="false"/>
+          <w:i w:val="false"/>
+          <w:iCs w:val="false"/>
+          <w:color w:val="auto"/>
+          <w:position w:val="0"/>
+          <w:sz w:val="32"/>
+          <w:sz w:val="32"/>
+          <w:szCs w:val="32"/>
+          <w:vertAlign w:val="baseline"/>
+        </w:rPr>
+        <w:t>Способ определения:</w:t>
+      </w:r>
+    </w:p>
+    <w:p>
+      <w:pPr>
+        <w:pStyle w:val="Normal"/>
+        <w:numPr>
+          <w:ilvl w:val="0"/>
+          <w:numId w:val="21"/>
+        </w:numPr>
+        <w:spacing w:before="0" w:after="0"/>
+        <w:rPr>
+          <w:b w:val="false"/>
+          <w:bCs w:val="false"/>
+          <w:color w:val="auto"/>
+        </w:rPr>
+      </w:pPr>
+      <w:r>
+        <w:rPr>
+          <w:rFonts w:cs="Calibri" w:cstheme="minorHAnsi"/>
+          <w:b w:val="false"/>
+          <w:bCs w:val="false"/>
+          <w:i w:val="false"/>
+          <w:iCs w:val="false"/>
+          <w:color w:val="auto"/>
+          <w:position w:val="0"/>
+          <w:sz w:val="32"/>
+          <w:sz w:val="32"/>
+          <w:szCs w:val="32"/>
+          <w:vertAlign w:val="baseline"/>
+        </w:rPr>
+        <w:t>Диаграмы Вирта</w:t>
+      </w:r>
+    </w:p>
+    <w:p>
+      <w:pPr>
+        <w:pStyle w:val="Normal"/>
+        <w:numPr>
+          <w:ilvl w:val="1"/>
+          <w:numId w:val="21"/>
+        </w:numPr>
+        <w:spacing w:before="0" w:after="0"/>
+        <w:rPr>
+          <w:b w:val="false"/>
+          <w:bCs w:val="false"/>
+          <w:color w:val="auto"/>
+        </w:rPr>
+      </w:pPr>
+      <w:r>
+        <w:rPr>
+          <w:rFonts w:cs="Calibri" w:cstheme="minorHAnsi"/>
+          <w:b w:val="false"/>
+          <w:bCs w:val="false"/>
+          <w:i w:val="false"/>
+          <w:iCs w:val="false"/>
+          <w:color w:val="auto"/>
+          <w:position w:val="0"/>
+          <w:sz w:val="32"/>
+          <w:sz w:val="32"/>
+          <w:szCs w:val="32"/>
+          <w:vertAlign w:val="baseline"/>
+        </w:rPr>
+        <w:t>Овал — терминальный символ</w:t>
+      </w:r>
+    </w:p>
+    <w:p>
+      <w:pPr>
+        <w:pStyle w:val="Normal"/>
+        <w:numPr>
+          <w:ilvl w:val="1"/>
+          <w:numId w:val="21"/>
+        </w:numPr>
+        <w:spacing w:before="0" w:after="0"/>
+        <w:rPr>
+          <w:b w:val="false"/>
+          <w:bCs w:val="false"/>
+          <w:color w:val="auto"/>
+        </w:rPr>
+      </w:pPr>
+      <w:r>
+        <w:rPr>
+          <w:rFonts w:cs="Calibri" w:cstheme="minorHAnsi"/>
+          <w:b w:val="false"/>
+          <w:bCs w:val="false"/>
+          <w:i w:val="false"/>
+          <w:iCs w:val="false"/>
+          <w:color w:val="auto"/>
+          <w:position w:val="0"/>
+          <w:sz w:val="32"/>
+          <w:sz w:val="32"/>
+          <w:szCs w:val="32"/>
+          <w:vertAlign w:val="baseline"/>
+        </w:rPr>
+        <w:t>Прямоугольник - нетерминальный</w:t>
+      </w:r>
+    </w:p>
+    <w:p>
+      <w:pPr>
+        <w:pStyle w:val="Normal"/>
+        <w:numPr>
+          <w:ilvl w:val="0"/>
+          <w:numId w:val="21"/>
+        </w:numPr>
+        <w:spacing w:before="0" w:after="0"/>
+        <w:rPr>
+          <w:b w:val="false"/>
+          <w:bCs w:val="false"/>
+          <w:color w:val="auto"/>
+        </w:rPr>
+      </w:pPr>
+      <w:r>
+        <w:rPr>
+          <w:rFonts w:cs="Calibri" w:cstheme="minorHAnsi"/>
+          <w:b w:val="false"/>
+          <w:bCs w:val="false"/>
+          <w:i w:val="false"/>
+          <w:iCs w:val="false"/>
+          <w:color w:val="auto"/>
+          <w:position w:val="0"/>
+          <w:sz w:val="32"/>
+          <w:sz w:val="32"/>
+          <w:szCs w:val="32"/>
+          <w:vertAlign w:val="baseline"/>
+        </w:rPr>
+        <w:t>Формы Бэкуса-Наура (БНФ)</w:t>
+      </w:r>
+    </w:p>
+    <w:p>
+      <w:pPr>
+        <w:pStyle w:val="Normal"/>
+        <w:numPr>
+          <w:ilvl w:val="1"/>
+          <w:numId w:val="21"/>
+        </w:numPr>
+        <w:spacing w:before="0" w:after="0"/>
+        <w:rPr>
+          <w:b w:val="false"/>
+          <w:bCs w:val="false"/>
+          <w:color w:val="auto"/>
+        </w:rPr>
+      </w:pPr>
+      <w:r>
+        <w:rPr>
+          <w:rFonts w:cs="Calibri" w:cstheme="minorHAnsi"/>
+          <w:b w:val="false"/>
+          <w:bCs w:val="false"/>
+          <w:i w:val="false"/>
+          <w:iCs w:val="false"/>
+          <w:color w:val="auto"/>
+          <w:position w:val="0"/>
+          <w:sz w:val="32"/>
+          <w:sz w:val="32"/>
+          <w:szCs w:val="32"/>
+          <w:vertAlign w:val="baseline"/>
+        </w:rPr>
+        <w:t>Символ без оформления — терминальный символ</w:t>
+      </w:r>
+    </w:p>
+    <w:p>
+      <w:pPr>
+        <w:pStyle w:val="Normal"/>
+        <w:numPr>
+          <w:ilvl w:val="1"/>
+          <w:numId w:val="21"/>
+        </w:numPr>
+        <w:spacing w:before="0" w:after="0"/>
+        <w:rPr>
+          <w:b w:val="false"/>
+          <w:bCs w:val="false"/>
+          <w:color w:val="auto"/>
+        </w:rPr>
+      </w:pPr>
+      <w:r>
+        <w:rPr>
+          <w:rFonts w:cs="Calibri" w:cstheme="minorHAnsi"/>
+          <w:b w:val="false"/>
+          <w:bCs w:val="false"/>
+          <w:i w:val="false"/>
+          <w:iCs w:val="false"/>
+          <w:color w:val="auto"/>
+          <w:position w:val="0"/>
+          <w:sz w:val="32"/>
+          <w:sz w:val="32"/>
+          <w:szCs w:val="32"/>
+          <w:vertAlign w:val="baseline"/>
+        </w:rPr>
+        <w:t>Запись в угловых скобках — нетерминальный символ</w:t>
+      </w:r>
+    </w:p>
+    <w:p>
+      <w:pPr>
+        <w:pStyle w:val="Normal"/>
+        <w:numPr>
+          <w:ilvl w:val="1"/>
+          <w:numId w:val="21"/>
+        </w:numPr>
+        <w:spacing w:before="0" w:after="0"/>
+        <w:rPr>
+          <w:b w:val="false"/>
+          <w:bCs w:val="false"/>
+          <w:color w:val="auto"/>
+        </w:rPr>
+      </w:pPr>
+      <w:r>
+        <w:rPr>
+          <w:rFonts w:cs="Calibri" w:cstheme="minorHAnsi"/>
+          <w:b w:val="false"/>
+          <w:bCs w:val="false"/>
+          <w:i w:val="false"/>
+          <w:iCs w:val="false"/>
+          <w:color w:val="auto"/>
+          <w:position w:val="0"/>
+          <w:sz w:val="32"/>
+          <w:sz w:val="32"/>
+          <w:szCs w:val="32"/>
+          <w:vertAlign w:val="baseline"/>
+        </w:rPr>
+        <w:t>Запись в квадрытных скобках — может быть, а может и не быть</w:t>
+      </w:r>
+    </w:p>
+    <w:p>
+      <w:pPr>
+        <w:pStyle w:val="Normal"/>
+        <w:numPr>
+          <w:ilvl w:val="1"/>
+          <w:numId w:val="21"/>
+        </w:numPr>
+        <w:spacing w:before="0" w:after="0"/>
+        <w:rPr>
+          <w:b w:val="false"/>
+          <w:bCs w:val="false"/>
+          <w:color w:val="auto"/>
+        </w:rPr>
+      </w:pPr>
+      <w:r>
+        <w:rPr>
+          <w:rFonts w:cs="Calibri" w:cstheme="minorHAnsi"/>
+          <w:b w:val="false"/>
+          <w:bCs w:val="false"/>
+          <w:i w:val="false"/>
+          <w:iCs w:val="false"/>
+          <w:color w:val="auto"/>
+          <w:position w:val="0"/>
+          <w:sz w:val="32"/>
+          <w:sz w:val="32"/>
+          <w:szCs w:val="32"/>
+          <w:vertAlign w:val="baseline"/>
+        </w:rPr>
+        <w:t>Запись в фигурных скобках — может быть 0,1,2 и так далее раза</w:t>
+      </w:r>
+    </w:p>
+    <w:p>
+      <w:pPr>
+        <w:pStyle w:val="Normal"/>
+        <w:numPr>
+          <w:ilvl w:val="1"/>
+          <w:numId w:val="21"/>
+        </w:numPr>
+        <w:spacing w:before="0" w:after="0"/>
+        <w:rPr>
+          <w:b w:val="false"/>
+          <w:bCs w:val="false"/>
+          <w:color w:val="auto"/>
+        </w:rPr>
+      </w:pPr>
+      <w:r>
+        <w:rPr>
+          <w:rFonts w:cs="Calibri" w:cstheme="minorHAnsi"/>
+          <w:b w:val="false"/>
+          <w:bCs w:val="false"/>
+          <w:i w:val="false"/>
+          <w:iCs w:val="false"/>
+          <w:color w:val="auto"/>
+          <w:position w:val="0"/>
+          <w:sz w:val="32"/>
+          <w:sz w:val="32"/>
+          <w:szCs w:val="32"/>
+          <w:vertAlign w:val="baseline"/>
+        </w:rPr>
+        <w:t>Запись через вертикальный символ — либо то что до, либо то что после</w:t>
+      </w:r>
+    </w:p>
+    <w:p>
+      <w:pPr>
+        <w:pStyle w:val="Normal"/>
+        <w:numPr>
+          <w:ilvl w:val="1"/>
+          <w:numId w:val="21"/>
+        </w:numPr>
+        <w:spacing w:before="0" w:after="0"/>
+        <w:rPr>
+          <w:b w:val="false"/>
+          <w:bCs w:val="false"/>
+          <w:color w:val="auto"/>
+        </w:rPr>
+      </w:pPr>
+      <w:r>
+        <w:rPr>
+          <w:rFonts w:cs="Calibri" w:cstheme="minorHAnsi"/>
+          <w:b w:val="false"/>
+          <w:bCs w:val="false"/>
+          <w:i w:val="false"/>
+          <w:iCs w:val="false"/>
+          <w:color w:val="auto"/>
+          <w:position w:val="0"/>
+          <w:sz w:val="32"/>
+          <w:sz w:val="32"/>
+          <w:szCs w:val="32"/>
+          <w:vertAlign w:val="baseline"/>
+        </w:rPr>
+        <w:t xml:space="preserve">Запись </w:t>
+      </w:r>
+      <w:r>
+        <w:rPr>
+          <w:rFonts w:cs="Calibri" w:cstheme="minorHAnsi"/>
+          <w:b/>
+          <w:bCs/>
+          <w:i w:val="false"/>
+          <w:iCs w:val="false"/>
+          <w:color w:val="auto"/>
+          <w:position w:val="0"/>
+          <w:sz w:val="32"/>
+          <w:sz w:val="32"/>
+          <w:szCs w:val="32"/>
+          <w:vertAlign w:val="baseline"/>
+        </w:rPr>
+        <w:t>::=</w:t>
+      </w:r>
+      <w:r>
+        <w:rPr>
+          <w:rFonts w:cs="Calibri" w:cstheme="minorHAnsi"/>
+          <w:b w:val="false"/>
+          <w:bCs w:val="false"/>
+          <w:i w:val="false"/>
+          <w:iCs w:val="false"/>
+          <w:color w:val="auto"/>
+          <w:position w:val="0"/>
+          <w:sz w:val="32"/>
+          <w:sz w:val="32"/>
+          <w:szCs w:val="32"/>
+          <w:vertAlign w:val="baseline"/>
+        </w:rPr>
+        <w:t xml:space="preserve"> — определенно как</w:t>
+      </w:r>
+    </w:p>
+    <w:p>
+      <w:pPr>
+        <w:pStyle w:val="Normal"/>
+        <w:spacing w:before="0" w:after="0"/>
+        <w:rPr>
+          <w:b w:val="false"/>
+          <w:bCs w:val="false"/>
+          <w:color w:val="auto"/>
+        </w:rPr>
+      </w:pPr>
+      <w:r>
+        <w:rPr>
+          <w:rFonts w:cs="Calibri" w:cstheme="minorHAnsi"/>
+          <w:b w:val="false"/>
+          <w:bCs w:val="false"/>
+          <w:i w:val="false"/>
+          <w:iCs w:val="false"/>
+          <w:color w:val="auto"/>
+          <w:position w:val="0"/>
+          <w:sz w:val="32"/>
+          <w:sz w:val="32"/>
+          <w:szCs w:val="32"/>
+          <w:vertAlign w:val="baseline"/>
+        </w:rPr>
+        <w:t>Терминальный символ — символ который не требует дальнейшей расшифровки</w:t>
+      </w:r>
+    </w:p>
+    <w:p>
+      <w:pPr>
+        <w:pStyle w:val="Normal"/>
+        <w:spacing w:before="0" w:after="0"/>
+        <w:rPr>
+          <w:b w:val="false"/>
+          <w:bCs w:val="false"/>
+          <w:color w:val="auto"/>
+        </w:rPr>
+      </w:pPr>
+      <w:r>
+        <w:rPr>
+          <w:rFonts w:cs="Calibri" w:cstheme="minorHAnsi"/>
+          <w:b w:val="false"/>
+          <w:bCs w:val="false"/>
+          <w:i w:val="false"/>
+          <w:iCs w:val="false"/>
+          <w:color w:val="auto"/>
+          <w:position w:val="0"/>
+          <w:sz w:val="32"/>
+          <w:sz w:val="32"/>
+          <w:szCs w:val="32"/>
+          <w:vertAlign w:val="baseline"/>
+        </w:rPr>
+        <w:t>Нетерминальный символ — символ, требующий расшифровки</w:t>
+      </w:r>
+    </w:p>
+    <w:p>
+      <w:pPr>
+        <w:pStyle w:val="Normal"/>
+        <w:spacing w:before="0" w:after="0"/>
+        <w:rPr>
+          <w:rFonts w:cs="Calibri" w:cstheme="minorHAnsi"/>
+          <w:i w:val="false"/>
+          <w:i w:val="false"/>
+          <w:iCs w:val="false"/>
+          <w:position w:val="0"/>
+          <w:sz w:val="32"/>
+          <w:sz w:val="32"/>
+          <w:szCs w:val="32"/>
+          <w:vertAlign w:val="baseline"/>
+        </w:rPr>
+      </w:pPr>
+      <w:r>
+        <w:rPr>
+          <w:b w:val="false"/>
+          <w:bCs w:val="false"/>
+          <w:color w:val="auto"/>
+        </w:rPr>
+      </w:r>
+    </w:p>
+    <w:p>
+      <w:pPr>
+        <w:pStyle w:val="Normal"/>
+        <w:spacing w:before="0" w:after="0"/>
+        <w:rPr>
+          <w:b w:val="false"/>
+          <w:bCs w:val="false"/>
+          <w:color w:val="auto"/>
+        </w:rPr>
+      </w:pPr>
+      <w:r>
+        <w:rPr>
+          <w:rFonts w:cs="Calibri" w:cstheme="minorHAnsi"/>
+          <w:b w:val="false"/>
+          <w:bCs w:val="false"/>
+          <w:i w:val="false"/>
+          <w:iCs w:val="false"/>
+          <w:color w:val="auto"/>
+          <w:position w:val="0"/>
+          <w:sz w:val="32"/>
+          <w:sz w:val="32"/>
+          <w:szCs w:val="32"/>
+          <w:vertAlign w:val="baseline"/>
+        </w:rPr>
+        <w:t>Внешний вид типа integer</w:t>
+      </w:r>
+    </w:p>
+    <w:p>
+      <w:pPr>
+        <w:pStyle w:val="Normal"/>
+        <w:spacing w:before="0" w:after="0"/>
+        <w:rPr>
+          <w:b w:val="false"/>
+          <w:bCs w:val="false"/>
+          <w:color w:val="auto"/>
+        </w:rPr>
+      </w:pPr>
+      <w:r>
+        <w:rPr>
+          <w:rFonts w:cs="Calibri" w:cstheme="minorHAnsi"/>
+          <w:b w:val="false"/>
+          <w:bCs w:val="false"/>
+          <w:i w:val="false"/>
+          <w:iCs w:val="false"/>
+          <w:color w:val="auto"/>
+          <w:position w:val="0"/>
+          <w:sz w:val="32"/>
+          <w:sz w:val="32"/>
+          <w:szCs w:val="32"/>
+          <w:vertAlign w:val="baseline"/>
+        </w:rPr>
+        <w:tab/>
+        <w:t>&lt;integer&gt; ::= [&lt;знак&gt;] &lt;цифра&gt; {&lt;цифра&gt;}</w:t>
+      </w:r>
+    </w:p>
+    <w:p>
+      <w:pPr>
+        <w:pStyle w:val="Normal"/>
+        <w:spacing w:before="0" w:after="0"/>
+        <w:rPr>
+          <w:b w:val="false"/>
+          <w:bCs w:val="false"/>
+          <w:color w:val="auto"/>
+        </w:rPr>
+      </w:pPr>
+      <w:r>
+        <w:rPr>
+          <w:rFonts w:cs="Calibri" w:cstheme="minorHAnsi"/>
+          <w:b w:val="false"/>
+          <w:bCs w:val="false"/>
+          <w:i w:val="false"/>
+          <w:iCs w:val="false"/>
+          <w:color w:val="auto"/>
+          <w:position w:val="0"/>
+          <w:sz w:val="32"/>
+          <w:sz w:val="32"/>
+          <w:szCs w:val="32"/>
+          <w:vertAlign w:val="baseline"/>
+        </w:rPr>
+        <w:tab/>
+        <w:t>&lt;знак&gt; ::= +|-</w:t>
+      </w:r>
+    </w:p>
+    <w:p>
+      <w:pPr>
+        <w:pStyle w:val="Normal"/>
+        <w:spacing w:before="0" w:after="0"/>
+        <w:rPr>
+          <w:b w:val="false"/>
+          <w:bCs w:val="false"/>
+          <w:color w:val="auto"/>
+        </w:rPr>
+      </w:pPr>
+      <w:r>
+        <w:rPr>
+          <w:rFonts w:cs="Calibri" w:cstheme="minorHAnsi"/>
+          <w:b w:val="false"/>
+          <w:bCs w:val="false"/>
+          <w:i w:val="false"/>
+          <w:iCs w:val="false"/>
+          <w:color w:val="auto"/>
+          <w:position w:val="0"/>
+          <w:sz w:val="32"/>
+          <w:sz w:val="32"/>
+          <w:szCs w:val="32"/>
+          <w:vertAlign w:val="baseline"/>
+        </w:rPr>
+        <w:tab/>
+        <w:t xml:space="preserve">&lt;цифра&gt; ::= 0|1|2|3|4|5|6|7|8|9 </w:t>
+      </w:r>
+    </w:p>
+    <w:p>
+      <w:pPr>
+        <w:pStyle w:val="Normal"/>
+        <w:spacing w:before="0" w:after="0"/>
+        <w:rPr>
+          <w:b w:val="false"/>
+          <w:bCs w:val="false"/>
+          <w:color w:val="auto"/>
+        </w:rPr>
+      </w:pPr>
+      <w:r>
+        <w:rPr>
+          <w:rFonts w:cs="Calibri" w:cstheme="minorHAnsi"/>
+          <w:b w:val="false"/>
+          <w:bCs w:val="false"/>
+          <w:i w:val="false"/>
+          <w:iCs w:val="false"/>
+          <w:color w:val="auto"/>
+          <w:position w:val="0"/>
+          <w:sz w:val="32"/>
+          <w:sz w:val="32"/>
+          <w:szCs w:val="32"/>
+          <w:vertAlign w:val="baseline"/>
+        </w:rPr>
+        <w:t>Константы</w:t>
+      </w:r>
+    </w:p>
+    <w:p>
+      <w:pPr>
+        <w:pStyle w:val="Normal"/>
+        <w:spacing w:before="0" w:after="0"/>
+        <w:rPr>
+          <w:b w:val="false"/>
+          <w:bCs w:val="false"/>
+          <w:color w:val="auto"/>
+        </w:rPr>
+      </w:pPr>
+      <w:r>
+        <w:rPr>
+          <w:rFonts w:cs="Calibri" w:cstheme="minorHAnsi"/>
+          <w:b w:val="false"/>
+          <w:bCs w:val="false"/>
+          <w:i w:val="false"/>
+          <w:iCs w:val="false"/>
+          <w:color w:val="auto"/>
+          <w:position w:val="0"/>
+          <w:sz w:val="32"/>
+          <w:sz w:val="32"/>
+          <w:szCs w:val="32"/>
+          <w:vertAlign w:val="baseline"/>
+        </w:rPr>
+        <w:tab/>
+        <w:t>-32768</w:t>
+      </w:r>
+    </w:p>
+    <w:p>
+      <w:pPr>
+        <w:pStyle w:val="Normal"/>
+        <w:spacing w:before="0" w:after="0"/>
+        <w:rPr>
+          <w:b w:val="false"/>
+          <w:bCs w:val="false"/>
+          <w:color w:val="auto"/>
+        </w:rPr>
+      </w:pPr>
+      <w:r>
+        <w:rPr>
+          <w:rFonts w:cs="Calibri" w:cstheme="minorHAnsi"/>
+          <w:b w:val="false"/>
+          <w:bCs w:val="false"/>
+          <w:i w:val="false"/>
+          <w:iCs w:val="false"/>
+          <w:color w:val="auto"/>
+          <w:position w:val="0"/>
+          <w:sz w:val="32"/>
+          <w:sz w:val="32"/>
+          <w:szCs w:val="32"/>
+          <w:vertAlign w:val="baseline"/>
+        </w:rPr>
+        <w:tab/>
+        <w:t>+32767</w:t>
+      </w:r>
+    </w:p>
+    <w:p>
+      <w:pPr>
+        <w:pStyle w:val="Normal"/>
+        <w:spacing w:before="0" w:after="0"/>
+        <w:rPr>
+          <w:b w:val="false"/>
+          <w:bCs w:val="false"/>
+          <w:color w:val="auto"/>
+        </w:rPr>
+      </w:pPr>
+      <w:r>
+        <w:rPr>
+          <w:rFonts w:cs="Calibri" w:cstheme="minorHAnsi"/>
+          <w:b w:val="false"/>
+          <w:bCs w:val="false"/>
+          <w:i w:val="false"/>
+          <w:iCs w:val="false"/>
+          <w:color w:val="auto"/>
+          <w:position w:val="0"/>
+          <w:sz w:val="32"/>
+          <w:sz w:val="32"/>
+          <w:szCs w:val="32"/>
+          <w:vertAlign w:val="baseline"/>
+        </w:rPr>
+        <w:tab/>
+        <w:t>maxint = 32767</w:t>
+      </w:r>
+    </w:p>
+    <w:p>
+      <w:pPr>
+        <w:pStyle w:val="Normal"/>
+        <w:spacing w:before="0" w:after="0"/>
+        <w:rPr>
+          <w:b w:val="false"/>
+          <w:bCs w:val="false"/>
+          <w:color w:val="auto"/>
+        </w:rPr>
+      </w:pPr>
+      <w:r>
+        <w:rPr>
+          <w:rFonts w:cs="Calibri" w:cstheme="minorHAnsi"/>
+          <w:b w:val="false"/>
+          <w:bCs w:val="false"/>
+          <w:i w:val="false"/>
+          <w:iCs w:val="false"/>
+          <w:color w:val="auto"/>
+          <w:position w:val="0"/>
+          <w:sz w:val="32"/>
+          <w:sz w:val="32"/>
+          <w:szCs w:val="32"/>
+          <w:vertAlign w:val="baseline"/>
+        </w:rPr>
+        <w:t>Операции</w:t>
+      </w:r>
+    </w:p>
+    <w:p>
+      <w:pPr>
+        <w:pStyle w:val="Normal"/>
+        <w:numPr>
+          <w:ilvl w:val="0"/>
+          <w:numId w:val="22"/>
+        </w:numPr>
+        <w:spacing w:before="0" w:after="0"/>
+        <w:rPr>
+          <w:b w:val="false"/>
+          <w:bCs w:val="false"/>
+          <w:color w:val="auto"/>
+        </w:rPr>
+      </w:pPr>
+      <w:r>
+        <w:rPr>
+          <w:rFonts w:cs="Calibri" w:cstheme="minorHAnsi"/>
+          <w:b w:val="false"/>
+          <w:bCs w:val="false"/>
+          <w:i w:val="false"/>
+          <w:iCs w:val="false"/>
+          <w:color w:val="auto"/>
+          <w:position w:val="0"/>
+          <w:sz w:val="32"/>
+          <w:sz w:val="32"/>
+          <w:szCs w:val="32"/>
+          <w:vertAlign w:val="baseline"/>
+        </w:rPr>
+        <w:t>Арифметические + - * / div mod</w:t>
+      </w:r>
+    </w:p>
+    <w:p>
+      <w:pPr>
+        <w:pStyle w:val="Normal"/>
+        <w:numPr>
+          <w:ilvl w:val="0"/>
+          <w:numId w:val="22"/>
+        </w:numPr>
+        <w:spacing w:before="0" w:after="0"/>
+        <w:rPr>
+          <w:b w:val="false"/>
+          <w:bCs w:val="false"/>
+          <w:color w:val="auto"/>
+        </w:rPr>
+      </w:pPr>
+      <w:r>
+        <w:rPr>
+          <w:rFonts w:cs="Calibri" w:cstheme="minorHAnsi"/>
+          <w:b w:val="false"/>
+          <w:bCs w:val="false"/>
+          <w:i w:val="false"/>
+          <w:iCs w:val="false"/>
+          <w:color w:val="auto"/>
+          <w:position w:val="0"/>
+          <w:sz w:val="32"/>
+          <w:sz w:val="32"/>
+          <w:szCs w:val="32"/>
+          <w:vertAlign w:val="baseline"/>
+        </w:rPr>
+        <w:t>Логические —</w:t>
+      </w:r>
+    </w:p>
+    <w:p>
+      <w:pPr>
+        <w:pStyle w:val="Normal"/>
+        <w:numPr>
+          <w:ilvl w:val="0"/>
+          <w:numId w:val="22"/>
+        </w:numPr>
+        <w:spacing w:before="0" w:after="0"/>
+        <w:rPr>
+          <w:b w:val="false"/>
+          <w:bCs w:val="false"/>
+          <w:color w:val="auto"/>
+        </w:rPr>
+      </w:pPr>
+      <w:r>
+        <w:rPr>
+          <w:rFonts w:cs="Calibri" w:cstheme="minorHAnsi"/>
+          <w:b w:val="false"/>
+          <w:bCs w:val="false"/>
+          <w:i w:val="false"/>
+          <w:iCs w:val="false"/>
+          <w:color w:val="auto"/>
+          <w:position w:val="0"/>
+          <w:sz w:val="32"/>
+          <w:sz w:val="32"/>
+          <w:szCs w:val="32"/>
+          <w:vertAlign w:val="baseline"/>
+        </w:rPr>
+        <w:t>Сравнения &lt; &lt;= &gt; &gt;= = &lt;&gt;</w:t>
+      </w:r>
+    </w:p>
+    <w:p>
+      <w:pPr>
+        <w:pStyle w:val="Normal"/>
+        <w:spacing w:before="0" w:after="0"/>
+        <w:rPr>
+          <w:b w:val="false"/>
+          <w:bCs w:val="false"/>
+          <w:color w:val="auto"/>
+        </w:rPr>
+      </w:pPr>
+      <w:r>
+        <w:rPr>
+          <w:rFonts w:cs="Calibri" w:cstheme="minorHAnsi"/>
+          <w:b w:val="false"/>
+          <w:bCs w:val="false"/>
+          <w:i w:val="false"/>
+          <w:iCs w:val="false"/>
+          <w:color w:val="auto"/>
+          <w:position w:val="0"/>
+          <w:sz w:val="32"/>
+          <w:sz w:val="32"/>
+          <w:szCs w:val="32"/>
+          <w:vertAlign w:val="baseline"/>
+        </w:rPr>
+        <w:t>Подпрограммы</w:t>
+      </w:r>
+    </w:p>
+    <w:p>
+      <w:pPr>
+        <w:pStyle w:val="Normal"/>
+        <w:numPr>
+          <w:ilvl w:val="0"/>
+          <w:numId w:val="23"/>
+        </w:numPr>
+        <w:spacing w:before="0" w:after="0"/>
+        <w:rPr>
+          <w:b w:val="false"/>
+          <w:bCs w:val="false"/>
+          <w:color w:val="auto"/>
+        </w:rPr>
+      </w:pPr>
+      <w:r>
+        <w:rPr>
+          <w:rFonts w:cs="Calibri" w:cstheme="minorHAnsi"/>
+          <w:b w:val="false"/>
+          <w:bCs w:val="false"/>
+          <w:i w:val="false"/>
+          <w:iCs w:val="false"/>
+          <w:color w:val="auto"/>
+          <w:position w:val="0"/>
+          <w:sz w:val="32"/>
+          <w:sz w:val="32"/>
+          <w:szCs w:val="32"/>
+          <w:vertAlign w:val="baseline"/>
+        </w:rPr>
+        <w:t>Математические</w:t>
+      </w:r>
+    </w:p>
+    <w:p>
+      <w:pPr>
+        <w:pStyle w:val="Normal"/>
+        <w:numPr>
+          <w:ilvl w:val="0"/>
+          <w:numId w:val="23"/>
+        </w:numPr>
+        <w:spacing w:before="0" w:after="0"/>
+        <w:rPr>
+          <w:b w:val="false"/>
+          <w:bCs w:val="false"/>
+          <w:color w:val="auto"/>
+        </w:rPr>
+      </w:pPr>
+      <w:r>
+        <w:rPr>
+          <w:rFonts w:cs="Calibri" w:cstheme="minorHAnsi"/>
+          <w:b w:val="false"/>
+          <w:bCs w:val="false"/>
+          <w:i w:val="false"/>
+          <w:iCs w:val="false"/>
+          <w:color w:val="auto"/>
+          <w:position w:val="0"/>
+          <w:sz w:val="32"/>
+          <w:sz w:val="32"/>
+          <w:szCs w:val="32"/>
+          <w:vertAlign w:val="baseline"/>
+        </w:rPr>
+        <w:t>Тригонометрические</w:t>
+      </w:r>
+    </w:p>
+    <w:p>
+      <w:pPr>
+        <w:pStyle w:val="Normal"/>
+        <w:numPr>
+          <w:ilvl w:val="0"/>
+          <w:numId w:val="23"/>
+        </w:numPr>
+        <w:spacing w:before="0" w:after="0"/>
+        <w:rPr>
+          <w:b w:val="false"/>
+          <w:bCs w:val="false"/>
+          <w:color w:val="auto"/>
+        </w:rPr>
+      </w:pPr>
+      <w:r>
+        <w:rPr>
+          <w:rFonts w:cs="Calibri" w:cstheme="minorHAnsi"/>
+          <w:b w:val="false"/>
+          <w:bCs w:val="false"/>
+          <w:i w:val="false"/>
+          <w:iCs w:val="false"/>
+          <w:color w:val="auto"/>
+          <w:position w:val="0"/>
+          <w:sz w:val="32"/>
+          <w:sz w:val="32"/>
+          <w:szCs w:val="32"/>
+          <w:vertAlign w:val="baseline"/>
+        </w:rPr>
+        <w:t>Прочие</w:t>
+      </w:r>
+    </w:p>
+    <w:p>
+      <w:pPr>
+        <w:pStyle w:val="Normal"/>
+        <w:numPr>
+          <w:ilvl w:val="1"/>
+          <w:numId w:val="23"/>
+        </w:numPr>
+        <w:spacing w:before="0" w:after="0"/>
+        <w:rPr>
+          <w:b w:val="false"/>
+          <w:bCs w:val="false"/>
+          <w:color w:val="auto"/>
+        </w:rPr>
+      </w:pPr>
+      <w:r>
+        <w:rPr>
+          <w:rFonts w:cs="Calibri" w:cstheme="minorHAnsi"/>
+          <w:b w:val="false"/>
+          <w:bCs w:val="false"/>
+          <w:i w:val="false"/>
+          <w:iCs w:val="false"/>
+          <w:color w:val="auto"/>
+          <w:position w:val="0"/>
+          <w:sz w:val="32"/>
+          <w:sz w:val="32"/>
+          <w:szCs w:val="32"/>
+          <w:vertAlign w:val="baseline"/>
+        </w:rPr>
+        <w:t>inc</w:t>
+      </w:r>
+    </w:p>
+    <w:p>
+      <w:pPr>
+        <w:pStyle w:val="Normal"/>
+        <w:numPr>
+          <w:ilvl w:val="1"/>
+          <w:numId w:val="23"/>
+        </w:numPr>
+        <w:spacing w:before="0" w:after="0"/>
+        <w:rPr>
+          <w:b w:val="false"/>
+          <w:bCs w:val="false"/>
+          <w:color w:val="auto"/>
+        </w:rPr>
+      </w:pPr>
+      <w:r>
+        <w:rPr>
+          <w:rFonts w:cs="Calibri" w:cstheme="minorHAnsi"/>
+          <w:b w:val="false"/>
+          <w:bCs w:val="false"/>
+          <w:i w:val="false"/>
+          <w:iCs w:val="false"/>
+          <w:color w:val="auto"/>
+          <w:position w:val="0"/>
+          <w:sz w:val="32"/>
+          <w:sz w:val="32"/>
+          <w:szCs w:val="32"/>
+          <w:vertAlign w:val="baseline"/>
+        </w:rPr>
+        <w:t>dec</w:t>
+      </w:r>
+    </w:p>
+    <w:p>
+      <w:pPr>
+        <w:pStyle w:val="Normal"/>
+        <w:numPr>
+          <w:ilvl w:val="1"/>
+          <w:numId w:val="23"/>
+        </w:numPr>
+        <w:spacing w:before="0" w:after="0"/>
+        <w:rPr>
+          <w:b w:val="false"/>
+          <w:bCs w:val="false"/>
+          <w:color w:val="auto"/>
+        </w:rPr>
+      </w:pPr>
+      <w:r>
+        <w:rPr>
+          <w:rFonts w:cs="Calibri" w:cstheme="minorHAnsi"/>
+          <w:b w:val="false"/>
+          <w:bCs w:val="false"/>
+          <w:i w:val="false"/>
+          <w:iCs w:val="false"/>
+          <w:color w:val="auto"/>
+          <w:position w:val="0"/>
+          <w:sz w:val="32"/>
+          <w:sz w:val="32"/>
+          <w:szCs w:val="32"/>
+          <w:vertAlign w:val="baseline"/>
+        </w:rPr>
+        <w:t>odd</w:t>
+      </w:r>
+    </w:p>
+    <w:p>
+      <w:pPr>
+        <w:pStyle w:val="Normal"/>
+        <w:numPr>
+          <w:ilvl w:val="1"/>
+          <w:numId w:val="23"/>
+        </w:numPr>
+        <w:spacing w:before="0" w:after="0"/>
+        <w:rPr>
+          <w:b w:val="false"/>
+          <w:bCs w:val="false"/>
+          <w:color w:val="auto"/>
+        </w:rPr>
+      </w:pPr>
+      <w:r>
+        <w:rPr>
+          <w:rFonts w:cs="Calibri" w:cstheme="minorHAnsi"/>
+          <w:b w:val="false"/>
+          <w:bCs w:val="false"/>
+          <w:i w:val="false"/>
+          <w:iCs w:val="false"/>
+          <w:color w:val="auto"/>
+          <w:position w:val="0"/>
+          <w:sz w:val="32"/>
+          <w:sz w:val="32"/>
+          <w:szCs w:val="32"/>
+          <w:vertAlign w:val="baseline"/>
+        </w:rPr>
+        <w:t>pred</w:t>
+      </w:r>
+    </w:p>
+    <w:p>
+      <w:pPr>
+        <w:pStyle w:val="Normal"/>
+        <w:numPr>
+          <w:ilvl w:val="1"/>
+          <w:numId w:val="23"/>
+        </w:numPr>
+        <w:spacing w:before="0" w:after="0"/>
+        <w:rPr>
+          <w:b w:val="false"/>
+          <w:bCs w:val="false"/>
+          <w:color w:val="auto"/>
+        </w:rPr>
+      </w:pPr>
+      <w:r>
+        <w:rPr>
+          <w:rFonts w:cs="Calibri" w:cstheme="minorHAnsi"/>
+          <w:b w:val="false"/>
+          <w:bCs w:val="false"/>
+          <w:i w:val="false"/>
+          <w:iCs w:val="false"/>
+          <w:color w:val="auto"/>
+          <w:position w:val="0"/>
+          <w:sz w:val="32"/>
+          <w:sz w:val="32"/>
+          <w:szCs w:val="32"/>
+          <w:vertAlign w:val="baseline"/>
+        </w:rPr>
+        <w:t>succ</w:t>
+      </w:r>
+    </w:p>
+    <w:p>
+      <w:pPr>
+        <w:pStyle w:val="Normal"/>
+        <w:spacing w:before="0" w:after="0"/>
+        <w:rPr>
+          <w:b w:val="false"/>
+          <w:bCs w:val="false"/>
+          <w:color w:val="auto"/>
+        </w:rPr>
+      </w:pPr>
+      <w:r>
+        <w:rPr>
+          <w:rFonts w:cs="Calibri" w:cstheme="minorHAnsi"/>
+          <w:b w:val="false"/>
+          <w:bCs w:val="false"/>
+          <w:i w:val="false"/>
+          <w:iCs w:val="false"/>
+          <w:color w:val="auto"/>
+          <w:position w:val="0"/>
+          <w:sz w:val="32"/>
+          <w:sz w:val="32"/>
+          <w:szCs w:val="32"/>
+          <w:vertAlign w:val="baseline"/>
+        </w:rPr>
+        <w:t>Ввод/вывод</w:t>
+      </w:r>
+    </w:p>
+    <w:p>
+      <w:pPr>
+        <w:pStyle w:val="Normal"/>
+        <w:numPr>
+          <w:ilvl w:val="0"/>
+          <w:numId w:val="24"/>
+        </w:numPr>
+        <w:spacing w:before="0" w:after="0"/>
+        <w:rPr>
+          <w:b w:val="false"/>
+          <w:bCs w:val="false"/>
+          <w:color w:val="auto"/>
+        </w:rPr>
+      </w:pPr>
+      <w:r>
+        <w:rPr>
+          <w:rFonts w:cs="Calibri" w:cstheme="minorHAnsi"/>
+          <w:b w:val="false"/>
+          <w:bCs w:val="false"/>
+          <w:i w:val="false"/>
+          <w:iCs w:val="false"/>
+          <w:color w:val="auto"/>
+          <w:position w:val="0"/>
+          <w:sz w:val="32"/>
+          <w:sz w:val="32"/>
+          <w:szCs w:val="32"/>
+          <w:vertAlign w:val="baseline"/>
+        </w:rPr>
+        <w:t>Можно ли вводить? Можно</w:t>
+      </w:r>
+    </w:p>
+    <w:p>
+      <w:pPr>
+        <w:pStyle w:val="Normal"/>
+        <w:numPr>
+          <w:ilvl w:val="0"/>
+          <w:numId w:val="24"/>
+        </w:numPr>
+        <w:spacing w:before="0" w:after="0"/>
+        <w:rPr>
+          <w:b w:val="false"/>
+          <w:bCs w:val="false"/>
+          <w:color w:val="auto"/>
+        </w:rPr>
+      </w:pPr>
+      <w:r>
+        <w:rPr>
+          <w:rFonts w:cs="Calibri" w:cstheme="minorHAnsi"/>
+          <w:b w:val="false"/>
+          <w:bCs w:val="false"/>
+          <w:i w:val="false"/>
+          <w:iCs w:val="false"/>
+          <w:color w:val="auto"/>
+          <w:position w:val="0"/>
+          <w:sz w:val="32"/>
+          <w:sz w:val="32"/>
+          <w:szCs w:val="32"/>
+          <w:vertAlign w:val="baseline"/>
+        </w:rPr>
+        <w:t>Можно ли выводить? Можно</w:t>
+      </w:r>
+    </w:p>
+    <w:p>
+      <w:pPr>
+        <w:pStyle w:val="Normal"/>
+        <w:numPr>
+          <w:ilvl w:val="0"/>
+          <w:numId w:val="24"/>
+        </w:numPr>
+        <w:spacing w:before="0" w:after="0"/>
+        <w:rPr>
+          <w:b w:val="false"/>
+          <w:bCs w:val="false"/>
+          <w:color w:val="auto"/>
+        </w:rPr>
+      </w:pPr>
+      <w:r>
+        <w:rPr>
+          <w:rFonts w:cs="Calibri" w:cstheme="minorHAnsi"/>
+          <w:b w:val="false"/>
+          <w:bCs w:val="false"/>
+          <w:i w:val="false"/>
+          <w:iCs w:val="false"/>
+          <w:color w:val="auto"/>
+          <w:position w:val="0"/>
+          <w:sz w:val="32"/>
+          <w:sz w:val="32"/>
+          <w:szCs w:val="32"/>
+          <w:vertAlign w:val="baseline"/>
+        </w:rPr>
+        <w:t>Ширина поля вывода</w:t>
+      </w:r>
+    </w:p>
+    <w:p>
+      <w:pPr>
+        <w:pStyle w:val="Normal"/>
+        <w:spacing w:before="0" w:after="0"/>
+        <w:rPr>
+          <w:b w:val="false"/>
+          <w:bCs w:val="false"/>
+          <w:color w:val="auto"/>
+        </w:rPr>
+      </w:pPr>
+      <w:r>
+        <w:rPr>
+          <w:rFonts w:cs="Calibri" w:cstheme="minorHAnsi"/>
+          <w:b w:val="false"/>
+          <w:bCs w:val="false"/>
+          <w:i w:val="false"/>
+          <w:iCs w:val="false"/>
+          <w:color w:val="auto"/>
+          <w:position w:val="0"/>
+          <w:sz w:val="32"/>
+          <w:sz w:val="32"/>
+          <w:szCs w:val="32"/>
+          <w:vertAlign w:val="baseline"/>
+        </w:rPr>
+        <w:t>Представление в оперативной памяти</w:t>
+      </w:r>
+    </w:p>
+    <w:p>
+      <w:pPr>
+        <w:pStyle w:val="Normal"/>
+        <w:spacing w:before="0" w:after="0"/>
+        <w:rPr>
+          <w:rFonts w:cs="Calibri" w:cstheme="minorHAnsi"/>
+          <w:i w:val="false"/>
+          <w:i w:val="false"/>
+          <w:iCs w:val="false"/>
+          <w:position w:val="0"/>
+          <w:sz w:val="32"/>
+          <w:sz w:val="32"/>
+          <w:szCs w:val="32"/>
+          <w:vertAlign w:val="baseline"/>
+        </w:rPr>
+      </w:pPr>
+      <w:r>
+        <w:rPr>
+          <w:b w:val="false"/>
+          <w:bCs w:val="false"/>
+          <w:color w:val="auto"/>
+        </w:rPr>
+      </w:r>
+    </w:p>
+    <w:p>
+      <w:pPr>
+        <w:pStyle w:val="Normal"/>
+        <w:spacing w:before="0" w:after="0"/>
+        <w:rPr>
+          <w:b w:val="false"/>
+          <w:bCs w:val="false"/>
+          <w:color w:val="auto"/>
+        </w:rPr>
+      </w:pPr>
+      <w:r>
+        <w:rPr>
+          <w:rFonts w:cs="Calibri" w:cstheme="minorHAnsi"/>
+          <w:b w:val="false"/>
+          <w:bCs w:val="false"/>
+          <w:i w:val="false"/>
+          <w:iCs w:val="false"/>
+          <w:color w:val="auto"/>
+          <w:position w:val="0"/>
+          <w:sz w:val="32"/>
+          <w:sz w:val="32"/>
+          <w:szCs w:val="32"/>
+          <w:vertAlign w:val="baseline"/>
+        </w:rPr>
+        <w:t>Д/з: построить характеристику для всех типов данных</w:t>
+      </w:r>
+    </w:p>
+    <w:p>
+      <w:pPr>
+        <w:pStyle w:val="Normal"/>
+        <w:spacing w:before="0" w:after="0"/>
+        <w:rPr>
+          <w:rFonts w:cs="Calibri" w:cstheme="minorHAnsi"/>
+          <w:i w:val="false"/>
+          <w:i w:val="false"/>
+          <w:iCs w:val="false"/>
+          <w:position w:val="0"/>
+          <w:sz w:val="32"/>
+          <w:sz w:val="32"/>
+          <w:szCs w:val="32"/>
+          <w:vertAlign w:val="baseline"/>
+        </w:rPr>
+      </w:pPr>
+      <w:r>
+        <w:rPr>
+          <w:b w:val="false"/>
+          <w:bCs w:val="false"/>
+          <w:color w:val="auto"/>
+        </w:rPr>
+      </w:r>
+    </w:p>
+    <w:p>
+      <w:pPr>
+        <w:pStyle w:val="Normal"/>
+        <w:spacing w:before="0" w:after="0"/>
+        <w:rPr>
+          <w:b w:val="false"/>
+          <w:bCs w:val="false"/>
+          <w:color w:val="auto"/>
+        </w:rPr>
+      </w:pPr>
+      <w:r>
+        <w:rPr>
+          <w:rFonts w:cs="Calibri" w:cstheme="minorHAnsi"/>
+          <w:b w:val="false"/>
+          <w:bCs w:val="false"/>
+          <w:i w:val="false"/>
+          <w:iCs w:val="false"/>
+          <w:color w:val="auto"/>
+          <w:position w:val="0"/>
+          <w:sz w:val="32"/>
+          <w:sz w:val="32"/>
+          <w:szCs w:val="32"/>
+          <w:vertAlign w:val="baseline"/>
+        </w:rPr>
+        <w:t>Массив (one love)</w:t>
+      </w:r>
+    </w:p>
+    <w:p>
+      <w:pPr>
+        <w:pStyle w:val="Normal"/>
+        <w:spacing w:before="0" w:after="0"/>
+        <w:rPr>
+          <w:b w:val="false"/>
+          <w:bCs w:val="false"/>
+          <w:color w:val="auto"/>
+        </w:rPr>
+      </w:pPr>
+      <w:r>
+        <w:rPr>
+          <w:rFonts w:cs="Calibri" w:cstheme="minorHAnsi"/>
+          <w:b/>
+          <w:bCs/>
+          <w:i w:val="false"/>
+          <w:iCs w:val="false"/>
+          <w:color w:val="auto"/>
+          <w:position w:val="0"/>
+          <w:sz w:val="32"/>
+          <w:sz w:val="32"/>
+          <w:szCs w:val="32"/>
+          <w:vertAlign w:val="baseline"/>
+        </w:rPr>
+        <w:t>Массив</w:t>
+      </w:r>
+      <w:r>
+        <w:rPr>
+          <w:rFonts w:cs="Calibri" w:cstheme="minorHAnsi"/>
+          <w:b w:val="false"/>
+          <w:bCs w:val="false"/>
+          <w:i w:val="false"/>
+          <w:iCs w:val="false"/>
+          <w:color w:val="auto"/>
+          <w:position w:val="0"/>
+          <w:sz w:val="32"/>
+          <w:sz w:val="32"/>
+          <w:szCs w:val="32"/>
+          <w:vertAlign w:val="baseline"/>
+        </w:rPr>
+        <w:t xml:space="preserve"> — </w:t>
+      </w:r>
+      <w:r>
+        <w:rPr>
+          <w:rFonts w:cs="Calibri" w:cstheme="minorHAnsi"/>
+          <w:b w:val="false"/>
+          <w:bCs w:val="false"/>
+          <w:i/>
+          <w:iCs/>
+          <w:color w:val="auto"/>
+          <w:position w:val="0"/>
+          <w:sz w:val="32"/>
+          <w:sz w:val="32"/>
+          <w:szCs w:val="32"/>
+          <w:vertAlign w:val="baseline"/>
+        </w:rPr>
+        <w:t>это структура данных, которая состоит из конечного числа элементов одного типа</w:t>
+      </w:r>
+    </w:p>
+    <w:p>
+      <w:pPr>
+        <w:pStyle w:val="Normal"/>
+        <w:numPr>
+          <w:ilvl w:val="0"/>
+          <w:numId w:val="25"/>
+        </w:numPr>
+        <w:spacing w:before="0" w:after="0"/>
+        <w:rPr/>
+      </w:pPr>
+      <w:r>
+        <w:rPr>
+          <w:rFonts w:cs="Calibri" w:cstheme="minorHAnsi"/>
+          <w:b w:val="false"/>
+          <w:bCs w:val="false"/>
+          <w:i w:val="false"/>
+          <w:iCs w:val="false"/>
+          <w:color w:val="auto"/>
+          <w:position w:val="0"/>
+          <w:sz w:val="32"/>
+          <w:sz w:val="32"/>
+          <w:szCs w:val="32"/>
+          <w:vertAlign w:val="baseline"/>
+        </w:rPr>
+        <w:t>const n = …;</w:t>
+      </w:r>
+    </w:p>
+    <w:p>
+      <w:pPr>
+        <w:pStyle w:val="Normal"/>
+        <w:numPr>
+          <w:ilvl w:val="0"/>
+          <w:numId w:val="0"/>
+        </w:numPr>
+        <w:spacing w:before="0" w:after="0"/>
+        <w:ind w:left="720" w:hanging="0"/>
+        <w:rPr/>
+      </w:pPr>
+      <w:r>
+        <w:rPr>
+          <w:rFonts w:cs="Calibri" w:cstheme="minorHAnsi"/>
+          <w:b w:val="false"/>
+          <w:bCs w:val="false"/>
+          <w:i w:val="false"/>
+          <w:iCs w:val="false"/>
+          <w:color w:val="auto"/>
+          <w:position w:val="0"/>
+          <w:sz w:val="32"/>
+          <w:sz w:val="32"/>
+          <w:szCs w:val="32"/>
+          <w:vertAlign w:val="baseline"/>
+        </w:rPr>
+        <w:t>var x: array[1...n] of Real;</w:t>
+        <w:br/>
+        <w:t>x[i]</w:t>
+      </w:r>
+    </w:p>
+    <w:p>
+      <w:pPr>
+        <w:pStyle w:val="Normal"/>
+        <w:numPr>
+          <w:ilvl w:val="0"/>
+          <w:numId w:val="25"/>
+        </w:numPr>
+        <w:spacing w:before="0" w:after="0"/>
+        <w:rPr/>
+      </w:pPr>
+      <w:r>
+        <w:rPr>
+          <w:rFonts w:cs="Calibri" w:cstheme="minorHAnsi"/>
+          <w:b w:val="false"/>
+          <w:bCs w:val="false"/>
+          <w:i w:val="false"/>
+          <w:iCs w:val="false"/>
+          <w:color w:val="auto"/>
+          <w:position w:val="0"/>
+          <w:sz w:val="32"/>
+          <w:sz w:val="32"/>
+          <w:szCs w:val="32"/>
+          <w:vertAlign w:val="baseline"/>
+        </w:rPr>
+        <w:t>#define n …</w:t>
+      </w:r>
+    </w:p>
+    <w:p>
+      <w:pPr>
+        <w:pStyle w:val="Normal"/>
+        <w:numPr>
+          <w:ilvl w:val="0"/>
+          <w:numId w:val="0"/>
+        </w:numPr>
+        <w:spacing w:before="0" w:after="0"/>
+        <w:ind w:left="720" w:hanging="0"/>
+        <w:rPr/>
+      </w:pPr>
+      <w:r>
+        <w:rPr>
+          <w:rFonts w:cs="Calibri" w:cstheme="minorHAnsi"/>
+          <w:b w:val="false"/>
+          <w:bCs w:val="false"/>
+          <w:i w:val="false"/>
+          <w:iCs w:val="false"/>
+          <w:color w:val="auto"/>
+          <w:position w:val="0"/>
+          <w:sz w:val="32"/>
+          <w:sz w:val="32"/>
+          <w:szCs w:val="32"/>
+          <w:vertAlign w:val="baseline"/>
+        </w:rPr>
+        <w:t>float x[n];</w:t>
+        <w:br/>
+        <w:t>x[i];</w:t>
       </w:r>
     </w:p>
     <w:sectPr>
@@ -19251,6 +22290,1131 @@
     </w:lvl>
   </w:abstractNum>
   <w:abstractNum w:abstractNumId="17">
+    <w:lvl w:ilvl="0">
+      <w:start w:val="1"/>
+      <w:numFmt w:val="bullet"/>
+      <w:lvlText w:val=""/>
+      <w:lvlJc w:val="left"/>
+      <w:pPr>
+        <w:tabs>
+          <w:tab w:val="num" w:pos="720"/>
+        </w:tabs>
+        <w:ind w:left="720" w:hanging="360"/>
+      </w:pPr>
+      <w:rPr>
+        <w:rFonts w:ascii="Symbol" w:hAnsi="Symbol" w:cs="Symbol" w:hint="default"/>
+      </w:rPr>
+    </w:lvl>
+    <w:lvl w:ilvl="1">
+      <w:start w:val="1"/>
+      <w:numFmt w:val="bullet"/>
+      <w:lvlText w:val="◦"/>
+      <w:lvlJc w:val="left"/>
+      <w:pPr>
+        <w:tabs>
+          <w:tab w:val="num" w:pos="1080"/>
+        </w:tabs>
+        <w:ind w:left="1080" w:hanging="360"/>
+      </w:pPr>
+      <w:rPr>
+        <w:rFonts w:ascii="OpenSymbol" w:hAnsi="OpenSymbol" w:cs="OpenSymbol" w:hint="default"/>
+      </w:rPr>
+    </w:lvl>
+    <w:lvl w:ilvl="2">
+      <w:start w:val="1"/>
+      <w:numFmt w:val="bullet"/>
+      <w:lvlText w:val="▪"/>
+      <w:lvlJc w:val="left"/>
+      <w:pPr>
+        <w:tabs>
+          <w:tab w:val="num" w:pos="1440"/>
+        </w:tabs>
+        <w:ind w:left="1440" w:hanging="360"/>
+      </w:pPr>
+      <w:rPr>
+        <w:rFonts w:ascii="OpenSymbol" w:hAnsi="OpenSymbol" w:cs="OpenSymbol" w:hint="default"/>
+      </w:rPr>
+    </w:lvl>
+    <w:lvl w:ilvl="3">
+      <w:start w:val="1"/>
+      <w:numFmt w:val="bullet"/>
+      <w:lvlText w:val=""/>
+      <w:lvlJc w:val="left"/>
+      <w:pPr>
+        <w:tabs>
+          <w:tab w:val="num" w:pos="1800"/>
+        </w:tabs>
+        <w:ind w:left="1800" w:hanging="360"/>
+      </w:pPr>
+      <w:rPr>
+        <w:rFonts w:ascii="Symbol" w:hAnsi="Symbol" w:cs="Symbol" w:hint="default"/>
+      </w:rPr>
+    </w:lvl>
+    <w:lvl w:ilvl="4">
+      <w:start w:val="1"/>
+      <w:numFmt w:val="bullet"/>
+      <w:lvlText w:val="◦"/>
+      <w:lvlJc w:val="left"/>
+      <w:pPr>
+        <w:tabs>
+          <w:tab w:val="num" w:pos="2160"/>
+        </w:tabs>
+        <w:ind w:left="2160" w:hanging="360"/>
+      </w:pPr>
+      <w:rPr>
+        <w:rFonts w:ascii="OpenSymbol" w:hAnsi="OpenSymbol" w:cs="OpenSymbol" w:hint="default"/>
+      </w:rPr>
+    </w:lvl>
+    <w:lvl w:ilvl="5">
+      <w:start w:val="1"/>
+      <w:numFmt w:val="bullet"/>
+      <w:lvlText w:val="▪"/>
+      <w:lvlJc w:val="left"/>
+      <w:pPr>
+        <w:tabs>
+          <w:tab w:val="num" w:pos="2520"/>
+        </w:tabs>
+        <w:ind w:left="2520" w:hanging="360"/>
+      </w:pPr>
+      <w:rPr>
+        <w:rFonts w:ascii="OpenSymbol" w:hAnsi="OpenSymbol" w:cs="OpenSymbol" w:hint="default"/>
+      </w:rPr>
+    </w:lvl>
+    <w:lvl w:ilvl="6">
+      <w:start w:val="1"/>
+      <w:numFmt w:val="bullet"/>
+      <w:lvlText w:val=""/>
+      <w:lvlJc w:val="left"/>
+      <w:pPr>
+        <w:tabs>
+          <w:tab w:val="num" w:pos="2880"/>
+        </w:tabs>
+        <w:ind w:left="2880" w:hanging="360"/>
+      </w:pPr>
+      <w:rPr>
+        <w:rFonts w:ascii="Symbol" w:hAnsi="Symbol" w:cs="Symbol" w:hint="default"/>
+      </w:rPr>
+    </w:lvl>
+    <w:lvl w:ilvl="7">
+      <w:start w:val="1"/>
+      <w:numFmt w:val="bullet"/>
+      <w:lvlText w:val="◦"/>
+      <w:lvlJc w:val="left"/>
+      <w:pPr>
+        <w:tabs>
+          <w:tab w:val="num" w:pos="3240"/>
+        </w:tabs>
+        <w:ind w:left="3240" w:hanging="360"/>
+      </w:pPr>
+      <w:rPr>
+        <w:rFonts w:ascii="OpenSymbol" w:hAnsi="OpenSymbol" w:cs="OpenSymbol" w:hint="default"/>
+      </w:rPr>
+    </w:lvl>
+    <w:lvl w:ilvl="8">
+      <w:start w:val="1"/>
+      <w:numFmt w:val="bullet"/>
+      <w:lvlText w:val="▪"/>
+      <w:lvlJc w:val="left"/>
+      <w:pPr>
+        <w:tabs>
+          <w:tab w:val="num" w:pos="3600"/>
+        </w:tabs>
+        <w:ind w:left="3600" w:hanging="360"/>
+      </w:pPr>
+      <w:rPr>
+        <w:rFonts w:ascii="OpenSymbol" w:hAnsi="OpenSymbol" w:cs="OpenSymbol" w:hint="default"/>
+      </w:rPr>
+    </w:lvl>
+  </w:abstractNum>
+  <w:abstractNum w:abstractNumId="18">
+    <w:lvl w:ilvl="0">
+      <w:start w:val="1"/>
+      <w:numFmt w:val="bullet"/>
+      <w:lvlText w:val=""/>
+      <w:lvlJc w:val="left"/>
+      <w:pPr>
+        <w:tabs>
+          <w:tab w:val="num" w:pos="720"/>
+        </w:tabs>
+        <w:ind w:left="720" w:hanging="360"/>
+      </w:pPr>
+      <w:rPr>
+        <w:rFonts w:ascii="Symbol" w:hAnsi="Symbol" w:cs="Symbol" w:hint="default"/>
+      </w:rPr>
+    </w:lvl>
+    <w:lvl w:ilvl="1">
+      <w:start w:val="1"/>
+      <w:numFmt w:val="bullet"/>
+      <w:lvlText w:val="◦"/>
+      <w:lvlJc w:val="left"/>
+      <w:pPr>
+        <w:tabs>
+          <w:tab w:val="num" w:pos="1080"/>
+        </w:tabs>
+        <w:ind w:left="1080" w:hanging="360"/>
+      </w:pPr>
+      <w:rPr>
+        <w:rFonts w:ascii="OpenSymbol" w:hAnsi="OpenSymbol" w:cs="OpenSymbol" w:hint="default"/>
+      </w:rPr>
+    </w:lvl>
+    <w:lvl w:ilvl="2">
+      <w:start w:val="1"/>
+      <w:numFmt w:val="bullet"/>
+      <w:lvlText w:val="▪"/>
+      <w:lvlJc w:val="left"/>
+      <w:pPr>
+        <w:tabs>
+          <w:tab w:val="num" w:pos="1440"/>
+        </w:tabs>
+        <w:ind w:left="1440" w:hanging="360"/>
+      </w:pPr>
+      <w:rPr>
+        <w:rFonts w:ascii="OpenSymbol" w:hAnsi="OpenSymbol" w:cs="OpenSymbol" w:hint="default"/>
+      </w:rPr>
+    </w:lvl>
+    <w:lvl w:ilvl="3">
+      <w:start w:val="1"/>
+      <w:numFmt w:val="bullet"/>
+      <w:lvlText w:val=""/>
+      <w:lvlJc w:val="left"/>
+      <w:pPr>
+        <w:tabs>
+          <w:tab w:val="num" w:pos="1800"/>
+        </w:tabs>
+        <w:ind w:left="1800" w:hanging="360"/>
+      </w:pPr>
+      <w:rPr>
+        <w:rFonts w:ascii="Symbol" w:hAnsi="Symbol" w:cs="Symbol" w:hint="default"/>
+      </w:rPr>
+    </w:lvl>
+    <w:lvl w:ilvl="4">
+      <w:start w:val="1"/>
+      <w:numFmt w:val="bullet"/>
+      <w:lvlText w:val="◦"/>
+      <w:lvlJc w:val="left"/>
+      <w:pPr>
+        <w:tabs>
+          <w:tab w:val="num" w:pos="2160"/>
+        </w:tabs>
+        <w:ind w:left="2160" w:hanging="360"/>
+      </w:pPr>
+      <w:rPr>
+        <w:rFonts w:ascii="OpenSymbol" w:hAnsi="OpenSymbol" w:cs="OpenSymbol" w:hint="default"/>
+      </w:rPr>
+    </w:lvl>
+    <w:lvl w:ilvl="5">
+      <w:start w:val="1"/>
+      <w:numFmt w:val="bullet"/>
+      <w:lvlText w:val="▪"/>
+      <w:lvlJc w:val="left"/>
+      <w:pPr>
+        <w:tabs>
+          <w:tab w:val="num" w:pos="2520"/>
+        </w:tabs>
+        <w:ind w:left="2520" w:hanging="360"/>
+      </w:pPr>
+      <w:rPr>
+        <w:rFonts w:ascii="OpenSymbol" w:hAnsi="OpenSymbol" w:cs="OpenSymbol" w:hint="default"/>
+      </w:rPr>
+    </w:lvl>
+    <w:lvl w:ilvl="6">
+      <w:start w:val="1"/>
+      <w:numFmt w:val="bullet"/>
+      <w:lvlText w:val=""/>
+      <w:lvlJc w:val="left"/>
+      <w:pPr>
+        <w:tabs>
+          <w:tab w:val="num" w:pos="2880"/>
+        </w:tabs>
+        <w:ind w:left="2880" w:hanging="360"/>
+      </w:pPr>
+      <w:rPr>
+        <w:rFonts w:ascii="Symbol" w:hAnsi="Symbol" w:cs="Symbol" w:hint="default"/>
+      </w:rPr>
+    </w:lvl>
+    <w:lvl w:ilvl="7">
+      <w:start w:val="1"/>
+      <w:numFmt w:val="bullet"/>
+      <w:lvlText w:val="◦"/>
+      <w:lvlJc w:val="left"/>
+      <w:pPr>
+        <w:tabs>
+          <w:tab w:val="num" w:pos="3240"/>
+        </w:tabs>
+        <w:ind w:left="3240" w:hanging="360"/>
+      </w:pPr>
+      <w:rPr>
+        <w:rFonts w:ascii="OpenSymbol" w:hAnsi="OpenSymbol" w:cs="OpenSymbol" w:hint="default"/>
+      </w:rPr>
+    </w:lvl>
+    <w:lvl w:ilvl="8">
+      <w:start w:val="1"/>
+      <w:numFmt w:val="bullet"/>
+      <w:lvlText w:val="▪"/>
+      <w:lvlJc w:val="left"/>
+      <w:pPr>
+        <w:tabs>
+          <w:tab w:val="num" w:pos="3600"/>
+        </w:tabs>
+        <w:ind w:left="3600" w:hanging="360"/>
+      </w:pPr>
+      <w:rPr>
+        <w:rFonts w:ascii="OpenSymbol" w:hAnsi="OpenSymbol" w:cs="OpenSymbol" w:hint="default"/>
+      </w:rPr>
+    </w:lvl>
+  </w:abstractNum>
+  <w:abstractNum w:abstractNumId="19">
+    <w:lvl w:ilvl="0">
+      <w:start w:val="1"/>
+      <w:numFmt w:val="bullet"/>
+      <w:lvlText w:val=""/>
+      <w:lvlJc w:val="left"/>
+      <w:pPr>
+        <w:tabs>
+          <w:tab w:val="num" w:pos="720"/>
+        </w:tabs>
+        <w:ind w:left="720" w:hanging="360"/>
+      </w:pPr>
+      <w:rPr>
+        <w:rFonts w:ascii="Symbol" w:hAnsi="Symbol" w:cs="Symbol" w:hint="default"/>
+      </w:rPr>
+    </w:lvl>
+    <w:lvl w:ilvl="1">
+      <w:start w:val="1"/>
+      <w:numFmt w:val="bullet"/>
+      <w:lvlText w:val="◦"/>
+      <w:lvlJc w:val="left"/>
+      <w:pPr>
+        <w:tabs>
+          <w:tab w:val="num" w:pos="1080"/>
+        </w:tabs>
+        <w:ind w:left="1080" w:hanging="360"/>
+      </w:pPr>
+      <w:rPr>
+        <w:rFonts w:ascii="OpenSymbol" w:hAnsi="OpenSymbol" w:cs="OpenSymbol" w:hint="default"/>
+      </w:rPr>
+    </w:lvl>
+    <w:lvl w:ilvl="2">
+      <w:start w:val="1"/>
+      <w:numFmt w:val="bullet"/>
+      <w:lvlText w:val="▪"/>
+      <w:lvlJc w:val="left"/>
+      <w:pPr>
+        <w:tabs>
+          <w:tab w:val="num" w:pos="1440"/>
+        </w:tabs>
+        <w:ind w:left="1440" w:hanging="360"/>
+      </w:pPr>
+      <w:rPr>
+        <w:rFonts w:ascii="OpenSymbol" w:hAnsi="OpenSymbol" w:cs="OpenSymbol" w:hint="default"/>
+      </w:rPr>
+    </w:lvl>
+    <w:lvl w:ilvl="3">
+      <w:start w:val="1"/>
+      <w:numFmt w:val="bullet"/>
+      <w:lvlText w:val=""/>
+      <w:lvlJc w:val="left"/>
+      <w:pPr>
+        <w:tabs>
+          <w:tab w:val="num" w:pos="1800"/>
+        </w:tabs>
+        <w:ind w:left="1800" w:hanging="360"/>
+      </w:pPr>
+      <w:rPr>
+        <w:rFonts w:ascii="Symbol" w:hAnsi="Symbol" w:cs="Symbol" w:hint="default"/>
+      </w:rPr>
+    </w:lvl>
+    <w:lvl w:ilvl="4">
+      <w:start w:val="1"/>
+      <w:numFmt w:val="bullet"/>
+      <w:lvlText w:val="◦"/>
+      <w:lvlJc w:val="left"/>
+      <w:pPr>
+        <w:tabs>
+          <w:tab w:val="num" w:pos="2160"/>
+        </w:tabs>
+        <w:ind w:left="2160" w:hanging="360"/>
+      </w:pPr>
+      <w:rPr>
+        <w:rFonts w:ascii="OpenSymbol" w:hAnsi="OpenSymbol" w:cs="OpenSymbol" w:hint="default"/>
+      </w:rPr>
+    </w:lvl>
+    <w:lvl w:ilvl="5">
+      <w:start w:val="1"/>
+      <w:numFmt w:val="bullet"/>
+      <w:lvlText w:val="▪"/>
+      <w:lvlJc w:val="left"/>
+      <w:pPr>
+        <w:tabs>
+          <w:tab w:val="num" w:pos="2520"/>
+        </w:tabs>
+        <w:ind w:left="2520" w:hanging="360"/>
+      </w:pPr>
+      <w:rPr>
+        <w:rFonts w:ascii="OpenSymbol" w:hAnsi="OpenSymbol" w:cs="OpenSymbol" w:hint="default"/>
+      </w:rPr>
+    </w:lvl>
+    <w:lvl w:ilvl="6">
+      <w:start w:val="1"/>
+      <w:numFmt w:val="bullet"/>
+      <w:lvlText w:val=""/>
+      <w:lvlJc w:val="left"/>
+      <w:pPr>
+        <w:tabs>
+          <w:tab w:val="num" w:pos="2880"/>
+        </w:tabs>
+        <w:ind w:left="2880" w:hanging="360"/>
+      </w:pPr>
+      <w:rPr>
+        <w:rFonts w:ascii="Symbol" w:hAnsi="Symbol" w:cs="Symbol" w:hint="default"/>
+      </w:rPr>
+    </w:lvl>
+    <w:lvl w:ilvl="7">
+      <w:start w:val="1"/>
+      <w:numFmt w:val="bullet"/>
+      <w:lvlText w:val="◦"/>
+      <w:lvlJc w:val="left"/>
+      <w:pPr>
+        <w:tabs>
+          <w:tab w:val="num" w:pos="3240"/>
+        </w:tabs>
+        <w:ind w:left="3240" w:hanging="360"/>
+      </w:pPr>
+      <w:rPr>
+        <w:rFonts w:ascii="OpenSymbol" w:hAnsi="OpenSymbol" w:cs="OpenSymbol" w:hint="default"/>
+      </w:rPr>
+    </w:lvl>
+    <w:lvl w:ilvl="8">
+      <w:start w:val="1"/>
+      <w:numFmt w:val="bullet"/>
+      <w:lvlText w:val="▪"/>
+      <w:lvlJc w:val="left"/>
+      <w:pPr>
+        <w:tabs>
+          <w:tab w:val="num" w:pos="3600"/>
+        </w:tabs>
+        <w:ind w:left="3600" w:hanging="360"/>
+      </w:pPr>
+      <w:rPr>
+        <w:rFonts w:ascii="OpenSymbol" w:hAnsi="OpenSymbol" w:cs="OpenSymbol" w:hint="default"/>
+      </w:rPr>
+    </w:lvl>
+  </w:abstractNum>
+  <w:abstractNum w:abstractNumId="20">
+    <w:lvl w:ilvl="0">
+      <w:start w:val="1"/>
+      <w:numFmt w:val="decimal"/>
+      <w:lvlText w:val="%1."/>
+      <w:lvlJc w:val="left"/>
+      <w:pPr>
+        <w:tabs>
+          <w:tab w:val="num" w:pos="720"/>
+        </w:tabs>
+        <w:ind w:left="720" w:hanging="360"/>
+      </w:pPr>
+      <w:rPr/>
+    </w:lvl>
+    <w:lvl w:ilvl="1">
+      <w:start w:val="1"/>
+      <w:numFmt w:val="decimal"/>
+      <w:lvlText w:val="%2."/>
+      <w:lvlJc w:val="left"/>
+      <w:pPr>
+        <w:tabs>
+          <w:tab w:val="num" w:pos="1080"/>
+        </w:tabs>
+        <w:ind w:left="1080" w:hanging="360"/>
+      </w:pPr>
+      <w:rPr/>
+    </w:lvl>
+    <w:lvl w:ilvl="2">
+      <w:start w:val="1"/>
+      <w:numFmt w:val="decimal"/>
+      <w:lvlText w:val="%3."/>
+      <w:lvlJc w:val="left"/>
+      <w:pPr>
+        <w:tabs>
+          <w:tab w:val="num" w:pos="1440"/>
+        </w:tabs>
+        <w:ind w:left="1440" w:hanging="360"/>
+      </w:pPr>
+      <w:rPr/>
+    </w:lvl>
+    <w:lvl w:ilvl="3">
+      <w:start w:val="1"/>
+      <w:numFmt w:val="decimal"/>
+      <w:lvlText w:val="%4."/>
+      <w:lvlJc w:val="left"/>
+      <w:pPr>
+        <w:tabs>
+          <w:tab w:val="num" w:pos="1800"/>
+        </w:tabs>
+        <w:ind w:left="1800" w:hanging="360"/>
+      </w:pPr>
+      <w:rPr/>
+    </w:lvl>
+    <w:lvl w:ilvl="4">
+      <w:start w:val="1"/>
+      <w:numFmt w:val="decimal"/>
+      <w:lvlText w:val="%5."/>
+      <w:lvlJc w:val="left"/>
+      <w:pPr>
+        <w:tabs>
+          <w:tab w:val="num" w:pos="2160"/>
+        </w:tabs>
+        <w:ind w:left="2160" w:hanging="360"/>
+      </w:pPr>
+      <w:rPr/>
+    </w:lvl>
+    <w:lvl w:ilvl="5">
+      <w:start w:val="1"/>
+      <w:numFmt w:val="decimal"/>
+      <w:lvlText w:val="%6."/>
+      <w:lvlJc w:val="left"/>
+      <w:pPr>
+        <w:tabs>
+          <w:tab w:val="num" w:pos="2520"/>
+        </w:tabs>
+        <w:ind w:left="2520" w:hanging="360"/>
+      </w:pPr>
+      <w:rPr/>
+    </w:lvl>
+    <w:lvl w:ilvl="6">
+      <w:start w:val="1"/>
+      <w:numFmt w:val="decimal"/>
+      <w:lvlText w:val="%7."/>
+      <w:lvlJc w:val="left"/>
+      <w:pPr>
+        <w:tabs>
+          <w:tab w:val="num" w:pos="2880"/>
+        </w:tabs>
+        <w:ind w:left="2880" w:hanging="360"/>
+      </w:pPr>
+      <w:rPr/>
+    </w:lvl>
+    <w:lvl w:ilvl="7">
+      <w:start w:val="1"/>
+      <w:numFmt w:val="decimal"/>
+      <w:lvlText w:val="%8."/>
+      <w:lvlJc w:val="left"/>
+      <w:pPr>
+        <w:tabs>
+          <w:tab w:val="num" w:pos="3240"/>
+        </w:tabs>
+        <w:ind w:left="3240" w:hanging="360"/>
+      </w:pPr>
+      <w:rPr/>
+    </w:lvl>
+    <w:lvl w:ilvl="8">
+      <w:start w:val="1"/>
+      <w:numFmt w:val="decimal"/>
+      <w:lvlText w:val="%9."/>
+      <w:lvlJc w:val="left"/>
+      <w:pPr>
+        <w:tabs>
+          <w:tab w:val="num" w:pos="3600"/>
+        </w:tabs>
+        <w:ind w:left="3600" w:hanging="360"/>
+      </w:pPr>
+      <w:rPr/>
+    </w:lvl>
+  </w:abstractNum>
+  <w:abstractNum w:abstractNumId="21">
+    <w:lvl w:ilvl="0">
+      <w:start w:val="1"/>
+      <w:numFmt w:val="decimal"/>
+      <w:lvlText w:val="%1."/>
+      <w:lvlJc w:val="left"/>
+      <w:pPr>
+        <w:tabs>
+          <w:tab w:val="num" w:pos="720"/>
+        </w:tabs>
+        <w:ind w:left="720" w:hanging="360"/>
+      </w:pPr>
+      <w:rPr/>
+    </w:lvl>
+    <w:lvl w:ilvl="1">
+      <w:start w:val="1"/>
+      <w:numFmt w:val="decimal"/>
+      <w:lvlText w:val="%2."/>
+      <w:lvlJc w:val="left"/>
+      <w:pPr>
+        <w:tabs>
+          <w:tab w:val="num" w:pos="1080"/>
+        </w:tabs>
+        <w:ind w:left="1080" w:hanging="360"/>
+      </w:pPr>
+      <w:rPr/>
+    </w:lvl>
+    <w:lvl w:ilvl="2">
+      <w:start w:val="1"/>
+      <w:numFmt w:val="decimal"/>
+      <w:lvlText w:val="%3."/>
+      <w:lvlJc w:val="left"/>
+      <w:pPr>
+        <w:tabs>
+          <w:tab w:val="num" w:pos="1440"/>
+        </w:tabs>
+        <w:ind w:left="1440" w:hanging="360"/>
+      </w:pPr>
+      <w:rPr/>
+    </w:lvl>
+    <w:lvl w:ilvl="3">
+      <w:start w:val="1"/>
+      <w:numFmt w:val="decimal"/>
+      <w:lvlText w:val="%4."/>
+      <w:lvlJc w:val="left"/>
+      <w:pPr>
+        <w:tabs>
+          <w:tab w:val="num" w:pos="1800"/>
+        </w:tabs>
+        <w:ind w:left="1800" w:hanging="360"/>
+      </w:pPr>
+      <w:rPr/>
+    </w:lvl>
+    <w:lvl w:ilvl="4">
+      <w:start w:val="1"/>
+      <w:numFmt w:val="decimal"/>
+      <w:lvlText w:val="%5."/>
+      <w:lvlJc w:val="left"/>
+      <w:pPr>
+        <w:tabs>
+          <w:tab w:val="num" w:pos="2160"/>
+        </w:tabs>
+        <w:ind w:left="2160" w:hanging="360"/>
+      </w:pPr>
+      <w:rPr/>
+    </w:lvl>
+    <w:lvl w:ilvl="5">
+      <w:start w:val="1"/>
+      <w:numFmt w:val="decimal"/>
+      <w:lvlText w:val="%6."/>
+      <w:lvlJc w:val="left"/>
+      <w:pPr>
+        <w:tabs>
+          <w:tab w:val="num" w:pos="2520"/>
+        </w:tabs>
+        <w:ind w:left="2520" w:hanging="360"/>
+      </w:pPr>
+      <w:rPr/>
+    </w:lvl>
+    <w:lvl w:ilvl="6">
+      <w:start w:val="1"/>
+      <w:numFmt w:val="decimal"/>
+      <w:lvlText w:val="%7."/>
+      <w:lvlJc w:val="left"/>
+      <w:pPr>
+        <w:tabs>
+          <w:tab w:val="num" w:pos="2880"/>
+        </w:tabs>
+        <w:ind w:left="2880" w:hanging="360"/>
+      </w:pPr>
+      <w:rPr/>
+    </w:lvl>
+    <w:lvl w:ilvl="7">
+      <w:start w:val="1"/>
+      <w:numFmt w:val="decimal"/>
+      <w:lvlText w:val="%8."/>
+      <w:lvlJc w:val="left"/>
+      <w:pPr>
+        <w:tabs>
+          <w:tab w:val="num" w:pos="3240"/>
+        </w:tabs>
+        <w:ind w:left="3240" w:hanging="360"/>
+      </w:pPr>
+      <w:rPr/>
+    </w:lvl>
+    <w:lvl w:ilvl="8">
+      <w:start w:val="1"/>
+      <w:numFmt w:val="decimal"/>
+      <w:lvlText w:val="%9."/>
+      <w:lvlJc w:val="left"/>
+      <w:pPr>
+        <w:tabs>
+          <w:tab w:val="num" w:pos="3600"/>
+        </w:tabs>
+        <w:ind w:left="3600" w:hanging="360"/>
+      </w:pPr>
+      <w:rPr/>
+    </w:lvl>
+  </w:abstractNum>
+  <w:abstractNum w:abstractNumId="22">
+    <w:lvl w:ilvl="0">
+      <w:start w:val="1"/>
+      <w:numFmt w:val="decimal"/>
+      <w:lvlText w:val="%1."/>
+      <w:lvlJc w:val="left"/>
+      <w:pPr>
+        <w:tabs>
+          <w:tab w:val="num" w:pos="720"/>
+        </w:tabs>
+        <w:ind w:left="720" w:hanging="360"/>
+      </w:pPr>
+      <w:rPr/>
+    </w:lvl>
+    <w:lvl w:ilvl="1">
+      <w:start w:val="1"/>
+      <w:numFmt w:val="decimal"/>
+      <w:lvlText w:val="%2."/>
+      <w:lvlJc w:val="left"/>
+      <w:pPr>
+        <w:tabs>
+          <w:tab w:val="num" w:pos="1080"/>
+        </w:tabs>
+        <w:ind w:left="1080" w:hanging="360"/>
+      </w:pPr>
+      <w:rPr/>
+    </w:lvl>
+    <w:lvl w:ilvl="2">
+      <w:start w:val="1"/>
+      <w:numFmt w:val="decimal"/>
+      <w:lvlText w:val="%3."/>
+      <w:lvlJc w:val="left"/>
+      <w:pPr>
+        <w:tabs>
+          <w:tab w:val="num" w:pos="1440"/>
+        </w:tabs>
+        <w:ind w:left="1440" w:hanging="360"/>
+      </w:pPr>
+      <w:rPr/>
+    </w:lvl>
+    <w:lvl w:ilvl="3">
+      <w:start w:val="1"/>
+      <w:numFmt w:val="decimal"/>
+      <w:lvlText w:val="%4."/>
+      <w:lvlJc w:val="left"/>
+      <w:pPr>
+        <w:tabs>
+          <w:tab w:val="num" w:pos="1800"/>
+        </w:tabs>
+        <w:ind w:left="1800" w:hanging="360"/>
+      </w:pPr>
+      <w:rPr/>
+    </w:lvl>
+    <w:lvl w:ilvl="4">
+      <w:start w:val="1"/>
+      <w:numFmt w:val="decimal"/>
+      <w:lvlText w:val="%5."/>
+      <w:lvlJc w:val="left"/>
+      <w:pPr>
+        <w:tabs>
+          <w:tab w:val="num" w:pos="2160"/>
+        </w:tabs>
+        <w:ind w:left="2160" w:hanging="360"/>
+      </w:pPr>
+      <w:rPr/>
+    </w:lvl>
+    <w:lvl w:ilvl="5">
+      <w:start w:val="1"/>
+      <w:numFmt w:val="decimal"/>
+      <w:lvlText w:val="%6."/>
+      <w:lvlJc w:val="left"/>
+      <w:pPr>
+        <w:tabs>
+          <w:tab w:val="num" w:pos="2520"/>
+        </w:tabs>
+        <w:ind w:left="2520" w:hanging="360"/>
+      </w:pPr>
+      <w:rPr/>
+    </w:lvl>
+    <w:lvl w:ilvl="6">
+      <w:start w:val="1"/>
+      <w:numFmt w:val="decimal"/>
+      <w:lvlText w:val="%7."/>
+      <w:lvlJc w:val="left"/>
+      <w:pPr>
+        <w:tabs>
+          <w:tab w:val="num" w:pos="2880"/>
+        </w:tabs>
+        <w:ind w:left="2880" w:hanging="360"/>
+      </w:pPr>
+      <w:rPr/>
+    </w:lvl>
+    <w:lvl w:ilvl="7">
+      <w:start w:val="1"/>
+      <w:numFmt w:val="decimal"/>
+      <w:lvlText w:val="%8."/>
+      <w:lvlJc w:val="left"/>
+      <w:pPr>
+        <w:tabs>
+          <w:tab w:val="num" w:pos="3240"/>
+        </w:tabs>
+        <w:ind w:left="3240" w:hanging="360"/>
+      </w:pPr>
+      <w:rPr/>
+    </w:lvl>
+    <w:lvl w:ilvl="8">
+      <w:start w:val="1"/>
+      <w:numFmt w:val="decimal"/>
+      <w:lvlText w:val="%9."/>
+      <w:lvlJc w:val="left"/>
+      <w:pPr>
+        <w:tabs>
+          <w:tab w:val="num" w:pos="3600"/>
+        </w:tabs>
+        <w:ind w:left="3600" w:hanging="360"/>
+      </w:pPr>
+      <w:rPr/>
+    </w:lvl>
+  </w:abstractNum>
+  <w:abstractNum w:abstractNumId="23">
+    <w:lvl w:ilvl="0">
+      <w:start w:val="1"/>
+      <w:numFmt w:val="decimal"/>
+      <w:lvlText w:val="%1."/>
+      <w:lvlJc w:val="left"/>
+      <w:pPr>
+        <w:tabs>
+          <w:tab w:val="num" w:pos="720"/>
+        </w:tabs>
+        <w:ind w:left="720" w:hanging="360"/>
+      </w:pPr>
+      <w:rPr/>
+    </w:lvl>
+    <w:lvl w:ilvl="1">
+      <w:start w:val="1"/>
+      <w:numFmt w:val="decimal"/>
+      <w:lvlText w:val="%2."/>
+      <w:lvlJc w:val="left"/>
+      <w:pPr>
+        <w:tabs>
+          <w:tab w:val="num" w:pos="1080"/>
+        </w:tabs>
+        <w:ind w:left="1080" w:hanging="360"/>
+      </w:pPr>
+      <w:rPr/>
+    </w:lvl>
+    <w:lvl w:ilvl="2">
+      <w:start w:val="1"/>
+      <w:numFmt w:val="decimal"/>
+      <w:lvlText w:val="%3."/>
+      <w:lvlJc w:val="left"/>
+      <w:pPr>
+        <w:tabs>
+          <w:tab w:val="num" w:pos="1440"/>
+        </w:tabs>
+        <w:ind w:left="1440" w:hanging="360"/>
+      </w:pPr>
+      <w:rPr/>
+    </w:lvl>
+    <w:lvl w:ilvl="3">
+      <w:start w:val="1"/>
+      <w:numFmt w:val="decimal"/>
+      <w:lvlText w:val="%4."/>
+      <w:lvlJc w:val="left"/>
+      <w:pPr>
+        <w:tabs>
+          <w:tab w:val="num" w:pos="1800"/>
+        </w:tabs>
+        <w:ind w:left="1800" w:hanging="360"/>
+      </w:pPr>
+      <w:rPr/>
+    </w:lvl>
+    <w:lvl w:ilvl="4">
+      <w:start w:val="1"/>
+      <w:numFmt w:val="decimal"/>
+      <w:lvlText w:val="%5."/>
+      <w:lvlJc w:val="left"/>
+      <w:pPr>
+        <w:tabs>
+          <w:tab w:val="num" w:pos="2160"/>
+        </w:tabs>
+        <w:ind w:left="2160" w:hanging="360"/>
+      </w:pPr>
+      <w:rPr/>
+    </w:lvl>
+    <w:lvl w:ilvl="5">
+      <w:start w:val="1"/>
+      <w:numFmt w:val="decimal"/>
+      <w:lvlText w:val="%6."/>
+      <w:lvlJc w:val="left"/>
+      <w:pPr>
+        <w:tabs>
+          <w:tab w:val="num" w:pos="2520"/>
+        </w:tabs>
+        <w:ind w:left="2520" w:hanging="360"/>
+      </w:pPr>
+      <w:rPr/>
+    </w:lvl>
+    <w:lvl w:ilvl="6">
+      <w:start w:val="1"/>
+      <w:numFmt w:val="decimal"/>
+      <w:lvlText w:val="%7."/>
+      <w:lvlJc w:val="left"/>
+      <w:pPr>
+        <w:tabs>
+          <w:tab w:val="num" w:pos="2880"/>
+        </w:tabs>
+        <w:ind w:left="2880" w:hanging="360"/>
+      </w:pPr>
+      <w:rPr/>
+    </w:lvl>
+    <w:lvl w:ilvl="7">
+      <w:start w:val="1"/>
+      <w:numFmt w:val="decimal"/>
+      <w:lvlText w:val="%8."/>
+      <w:lvlJc w:val="left"/>
+      <w:pPr>
+        <w:tabs>
+          <w:tab w:val="num" w:pos="3240"/>
+        </w:tabs>
+        <w:ind w:left="3240" w:hanging="360"/>
+      </w:pPr>
+      <w:rPr/>
+    </w:lvl>
+    <w:lvl w:ilvl="8">
+      <w:start w:val="1"/>
+      <w:numFmt w:val="decimal"/>
+      <w:lvlText w:val="%9."/>
+      <w:lvlJc w:val="left"/>
+      <w:pPr>
+        <w:tabs>
+          <w:tab w:val="num" w:pos="3600"/>
+        </w:tabs>
+        <w:ind w:left="3600" w:hanging="360"/>
+      </w:pPr>
+      <w:rPr/>
+    </w:lvl>
+  </w:abstractNum>
+  <w:abstractNum w:abstractNumId="24">
+    <w:lvl w:ilvl="0">
+      <w:start w:val="1"/>
+      <w:numFmt w:val="decimal"/>
+      <w:lvlText w:val="%1."/>
+      <w:lvlJc w:val="left"/>
+      <w:pPr>
+        <w:tabs>
+          <w:tab w:val="num" w:pos="720"/>
+        </w:tabs>
+        <w:ind w:left="720" w:hanging="360"/>
+      </w:pPr>
+      <w:rPr/>
+    </w:lvl>
+    <w:lvl w:ilvl="1">
+      <w:start w:val="1"/>
+      <w:numFmt w:val="decimal"/>
+      <w:lvlText w:val="%2."/>
+      <w:lvlJc w:val="left"/>
+      <w:pPr>
+        <w:tabs>
+          <w:tab w:val="num" w:pos="1080"/>
+        </w:tabs>
+        <w:ind w:left="1080" w:hanging="360"/>
+      </w:pPr>
+      <w:rPr/>
+    </w:lvl>
+    <w:lvl w:ilvl="2">
+      <w:start w:val="1"/>
+      <w:numFmt w:val="decimal"/>
+      <w:lvlText w:val="%3."/>
+      <w:lvlJc w:val="left"/>
+      <w:pPr>
+        <w:tabs>
+          <w:tab w:val="num" w:pos="1440"/>
+        </w:tabs>
+        <w:ind w:left="1440" w:hanging="360"/>
+      </w:pPr>
+      <w:rPr/>
+    </w:lvl>
+    <w:lvl w:ilvl="3">
+      <w:start w:val="1"/>
+      <w:numFmt w:val="decimal"/>
+      <w:lvlText w:val="%4."/>
+      <w:lvlJc w:val="left"/>
+      <w:pPr>
+        <w:tabs>
+          <w:tab w:val="num" w:pos="1800"/>
+        </w:tabs>
+        <w:ind w:left="1800" w:hanging="360"/>
+      </w:pPr>
+      <w:rPr/>
+    </w:lvl>
+    <w:lvl w:ilvl="4">
+      <w:start w:val="1"/>
+      <w:numFmt w:val="decimal"/>
+      <w:lvlText w:val="%5."/>
+      <w:lvlJc w:val="left"/>
+      <w:pPr>
+        <w:tabs>
+          <w:tab w:val="num" w:pos="2160"/>
+        </w:tabs>
+        <w:ind w:left="2160" w:hanging="360"/>
+      </w:pPr>
+      <w:rPr/>
+    </w:lvl>
+    <w:lvl w:ilvl="5">
+      <w:start w:val="1"/>
+      <w:numFmt w:val="decimal"/>
+      <w:lvlText w:val="%6."/>
+      <w:lvlJc w:val="left"/>
+      <w:pPr>
+        <w:tabs>
+          <w:tab w:val="num" w:pos="2520"/>
+        </w:tabs>
+        <w:ind w:left="2520" w:hanging="360"/>
+      </w:pPr>
+      <w:rPr/>
+    </w:lvl>
+    <w:lvl w:ilvl="6">
+      <w:start w:val="1"/>
+      <w:numFmt w:val="decimal"/>
+      <w:lvlText w:val="%7."/>
+      <w:lvlJc w:val="left"/>
+      <w:pPr>
+        <w:tabs>
+          <w:tab w:val="num" w:pos="2880"/>
+        </w:tabs>
+        <w:ind w:left="2880" w:hanging="360"/>
+      </w:pPr>
+      <w:rPr/>
+    </w:lvl>
+    <w:lvl w:ilvl="7">
+      <w:start w:val="1"/>
+      <w:numFmt w:val="decimal"/>
+      <w:lvlText w:val="%8."/>
+      <w:lvlJc w:val="left"/>
+      <w:pPr>
+        <w:tabs>
+          <w:tab w:val="num" w:pos="3240"/>
+        </w:tabs>
+        <w:ind w:left="3240" w:hanging="360"/>
+      </w:pPr>
+      <w:rPr/>
+    </w:lvl>
+    <w:lvl w:ilvl="8">
+      <w:start w:val="1"/>
+      <w:numFmt w:val="decimal"/>
+      <w:lvlText w:val="%9."/>
+      <w:lvlJc w:val="left"/>
+      <w:pPr>
+        <w:tabs>
+          <w:tab w:val="num" w:pos="3600"/>
+        </w:tabs>
+        <w:ind w:left="3600" w:hanging="360"/>
+      </w:pPr>
+      <w:rPr/>
+    </w:lvl>
+  </w:abstractNum>
+  <w:abstractNum w:abstractNumId="25">
+    <w:lvl w:ilvl="0">
+      <w:start w:val="1"/>
+      <w:numFmt w:val="decimal"/>
+      <w:lvlText w:val="%1."/>
+      <w:lvlJc w:val="left"/>
+      <w:pPr>
+        <w:tabs>
+          <w:tab w:val="num" w:pos="720"/>
+        </w:tabs>
+        <w:ind w:left="720" w:hanging="360"/>
+      </w:pPr>
+      <w:rPr/>
+    </w:lvl>
+    <w:lvl w:ilvl="1">
+      <w:start w:val="1"/>
+      <w:numFmt w:val="decimal"/>
+      <w:lvlText w:val="%2."/>
+      <w:lvlJc w:val="left"/>
+      <w:pPr>
+        <w:tabs>
+          <w:tab w:val="num" w:pos="1080"/>
+        </w:tabs>
+        <w:ind w:left="1080" w:hanging="360"/>
+      </w:pPr>
+      <w:rPr/>
+    </w:lvl>
+    <w:lvl w:ilvl="2">
+      <w:start w:val="1"/>
+      <w:numFmt w:val="decimal"/>
+      <w:lvlText w:val="%3."/>
+      <w:lvlJc w:val="left"/>
+      <w:pPr>
+        <w:tabs>
+          <w:tab w:val="num" w:pos="1440"/>
+        </w:tabs>
+        <w:ind w:left="1440" w:hanging="360"/>
+      </w:pPr>
+      <w:rPr/>
+    </w:lvl>
+    <w:lvl w:ilvl="3">
+      <w:start w:val="1"/>
+      <w:numFmt w:val="decimal"/>
+      <w:lvlText w:val="%4."/>
+      <w:lvlJc w:val="left"/>
+      <w:pPr>
+        <w:tabs>
+          <w:tab w:val="num" w:pos="1800"/>
+        </w:tabs>
+        <w:ind w:left="1800" w:hanging="360"/>
+      </w:pPr>
+      <w:rPr/>
+    </w:lvl>
+    <w:lvl w:ilvl="4">
+      <w:start w:val="1"/>
+      <w:numFmt w:val="decimal"/>
+      <w:lvlText w:val="%5."/>
+      <w:lvlJc w:val="left"/>
+      <w:pPr>
+        <w:tabs>
+          <w:tab w:val="num" w:pos="2160"/>
+        </w:tabs>
+        <w:ind w:left="2160" w:hanging="360"/>
+      </w:pPr>
+      <w:rPr/>
+    </w:lvl>
+    <w:lvl w:ilvl="5">
+      <w:start w:val="1"/>
+      <w:numFmt w:val="decimal"/>
+      <w:lvlText w:val="%6."/>
+      <w:lvlJc w:val="left"/>
+      <w:pPr>
+        <w:tabs>
+          <w:tab w:val="num" w:pos="2520"/>
+        </w:tabs>
+        <w:ind w:left="2520" w:hanging="360"/>
+      </w:pPr>
+      <w:rPr/>
+    </w:lvl>
+    <w:lvl w:ilvl="6">
+      <w:start w:val="1"/>
+      <w:numFmt w:val="decimal"/>
+      <w:lvlText w:val="%7."/>
+      <w:lvlJc w:val="left"/>
+      <w:pPr>
+        <w:tabs>
+          <w:tab w:val="num" w:pos="2880"/>
+        </w:tabs>
+        <w:ind w:left="2880" w:hanging="360"/>
+      </w:pPr>
+      <w:rPr/>
+    </w:lvl>
+    <w:lvl w:ilvl="7">
+      <w:start w:val="1"/>
+      <w:numFmt w:val="decimal"/>
+      <w:lvlText w:val="%8."/>
+      <w:lvlJc w:val="left"/>
+      <w:pPr>
+        <w:tabs>
+          <w:tab w:val="num" w:pos="3240"/>
+        </w:tabs>
+        <w:ind w:left="3240" w:hanging="360"/>
+      </w:pPr>
+      <w:rPr/>
+    </w:lvl>
+    <w:lvl w:ilvl="8">
+      <w:start w:val="1"/>
+      <w:numFmt w:val="decimal"/>
+      <w:lvlText w:val="%9."/>
+      <w:lvlJc w:val="left"/>
+      <w:pPr>
+        <w:tabs>
+          <w:tab w:val="num" w:pos="3600"/>
+        </w:tabs>
+        <w:ind w:left="3600" w:hanging="360"/>
+      </w:pPr>
+      <w:rPr/>
+    </w:lvl>
+  </w:abstractNum>
+  <w:abstractNum w:abstractNumId="26">
     <w:lvl w:ilvl="0">
       <w:start w:val="1"/>
       <w:numFmt w:val="none"/>
@@ -19419,6 +23583,33 @@
   </w:num>
   <w:num w:numId="17">
     <w:abstractNumId w:val="17"/>
+  </w:num>
+  <w:num w:numId="18">
+    <w:abstractNumId w:val="18"/>
+  </w:num>
+  <w:num w:numId="19">
+    <w:abstractNumId w:val="19"/>
+  </w:num>
+  <w:num w:numId="20">
+    <w:abstractNumId w:val="20"/>
+  </w:num>
+  <w:num w:numId="21">
+    <w:abstractNumId w:val="21"/>
+  </w:num>
+  <w:num w:numId="22">
+    <w:abstractNumId w:val="22"/>
+  </w:num>
+  <w:num w:numId="23">
+    <w:abstractNumId w:val="23"/>
+  </w:num>
+  <w:num w:numId="24">
+    <w:abstractNumId w:val="24"/>
+  </w:num>
+  <w:num w:numId="25">
+    <w:abstractNumId w:val="25"/>
+  </w:num>
+  <w:num w:numId="26">
+    <w:abstractNumId w:val="26"/>
   </w:num>
 </w:numbering>
 </file>
@@ -19849,6 +24040,13 @@
     <w:name w:val="Numbering Symbols"/>
     <w:qFormat/>
     <w:rPr/>
+  </w:style>
+  <w:style w:type="character" w:styleId="Bullets">
+    <w:name w:val="Bullets"/>
+    <w:qFormat/>
+    <w:rPr>
+      <w:rFonts w:ascii="OpenSymbol" w:hAnsi="OpenSymbol" w:eastAsia="OpenSymbol" w:cs="OpenSymbol"/>
+    </w:rPr>
   </w:style>
   <w:style w:type="paragraph" w:styleId="Heading">
     <w:name w:val="Heading"/>
